--- a/Fiche_Proposition_Sujet.docx
+++ b/Fiche_Proposition_Sujet.docx
@@ -143,7 +143,7 @@
                 <w:sz w:val="24"/>
                 <w:szCs w:val="24"/>
               </w:rPr>
-              <w:t xml:space="preserve">Management des systèmes </w:t>
+              <w:t xml:space="preserve">Management des </w:t>
             </w:r>
             <w:r>
               <w:rPr>
@@ -154,7 +154,7 @@
                 <w:sz w:val="24"/>
                 <w:szCs w:val="24"/>
               </w:rPr>
-              <w:t>d’</w:t>
+              <w:t>systèmes</w:t>
             </w:r>
             <w:r>
               <w:rPr>
@@ -165,7 +165,7 @@
                 <w:sz w:val="24"/>
                 <w:szCs w:val="24"/>
               </w:rPr>
-              <w:t>informati</w:t>
+              <w:t xml:space="preserve"> informatiques</w:t>
             </w:r>
             <w:r>
               <w:rPr>
@@ -176,7 +176,7 @@
                 <w:sz w:val="24"/>
                 <w:szCs w:val="24"/>
               </w:rPr>
-              <w:t>ons</w:t>
+              <w:t xml:space="preserve"> (MSI)</w:t>
             </w:r>
           </w:p>
         </w:tc>
@@ -233,7 +233,7 @@
                 <w:sz w:val="24"/>
                 <w:szCs w:val="24"/>
               </w:rPr>
-              <w:t>22in075</w:t>
+              <w:t>21ma306</w:t>
             </w:r>
           </w:p>
         </w:tc>
@@ -307,7 +307,51 @@
                 <w:sz w:val="24"/>
                 <w:szCs w:val="24"/>
               </w:rPr>
-              <w:t>ILUNGA NGOIE Tantine</w:t>
+              <w:t>MBUMB A</w:t>
+            </w:r>
+            <w:r>
+              <w:rPr>
+                <w:rFonts w:ascii="Times New Roman" w:hAnsi="Times New Roman" w:cs="Times New Roman"/>
+                <w:b/>
+                <w:bCs/>
+                <w:color w:val="0D0D0D" w:themeColor="text1" w:themeTint="F2"/>
+                <w:sz w:val="24"/>
+                <w:szCs w:val="24"/>
+              </w:rPr>
+              <w:t xml:space="preserve"> M</w:t>
+            </w:r>
+            <w:r>
+              <w:rPr>
+                <w:rFonts w:ascii="Times New Roman" w:hAnsi="Times New Roman" w:cs="Times New Roman"/>
+                <w:b/>
+                <w:bCs/>
+                <w:color w:val="0D0D0D" w:themeColor="text1" w:themeTint="F2"/>
+                <w:sz w:val="24"/>
+                <w:szCs w:val="24"/>
+              </w:rPr>
+              <w:t>WA</w:t>
+            </w:r>
+            <w:r>
+              <w:rPr>
+                <w:rFonts w:ascii="Times New Roman" w:hAnsi="Times New Roman" w:cs="Times New Roman"/>
+                <w:b/>
+                <w:bCs/>
+                <w:color w:val="0D0D0D" w:themeColor="text1" w:themeTint="F2"/>
+                <w:sz w:val="24"/>
+                <w:szCs w:val="24"/>
+              </w:rPr>
+              <w:t>ND</w:t>
+            </w:r>
+            <w:r>
+              <w:rPr>
+                <w:rFonts w:ascii="Times New Roman" w:hAnsi="Times New Roman" w:cs="Times New Roman"/>
+                <w:b/>
+                <w:bCs/>
+                <w:color w:val="0D0D0D" w:themeColor="text1" w:themeTint="F2"/>
+                <w:sz w:val="24"/>
+                <w:szCs w:val="24"/>
+              </w:rPr>
+              <w:t xml:space="preserve"> James</w:t>
             </w:r>
           </w:p>
         </w:tc>
@@ -364,7 +408,29 @@
                 <w:sz w:val="24"/>
                 <w:szCs w:val="24"/>
               </w:rPr>
-              <w:t>22in075@esisalama.org</w:t>
+              <w:t>21m</w:t>
+            </w:r>
+            <w:r>
+              <w:rPr>
+                <w:rFonts w:ascii="Times New Roman" w:hAnsi="Times New Roman" w:cs="Times New Roman"/>
+                <w:b/>
+                <w:bCs/>
+                <w:color w:val="0D0D0D" w:themeColor="text1" w:themeTint="F2"/>
+                <w:sz w:val="24"/>
+                <w:szCs w:val="24"/>
+              </w:rPr>
+              <w:t>a306</w:t>
+            </w:r>
+            <w:r>
+              <w:rPr>
+                <w:rFonts w:ascii="Times New Roman" w:hAnsi="Times New Roman" w:cs="Times New Roman"/>
+                <w:b/>
+                <w:bCs/>
+                <w:color w:val="0D0D0D" w:themeColor="text1" w:themeTint="F2"/>
+                <w:sz w:val="24"/>
+                <w:szCs w:val="24"/>
+              </w:rPr>
+              <w:t>@esisalama.org</w:t>
             </w:r>
           </w:p>
         </w:tc>
@@ -461,7 +527,29 @@
                 <w:sz w:val="24"/>
                 <w:szCs w:val="24"/>
               </w:rPr>
-              <w:t>Mr GUELORD</w:t>
+              <w:t xml:space="preserve">Mr </w:t>
+            </w:r>
+            <w:r>
+              <w:rPr>
+                <w:rFonts w:ascii="Times New Roman" w:hAnsi="Times New Roman" w:cs="Times New Roman"/>
+                <w:b/>
+                <w:bCs/>
+                <w:color w:val="0D0D0D" w:themeColor="text1" w:themeTint="F2"/>
+                <w:sz w:val="24"/>
+                <w:szCs w:val="24"/>
+              </w:rPr>
+              <w:t xml:space="preserve">Patrick </w:t>
+            </w:r>
+            <w:r>
+              <w:rPr>
+                <w:rFonts w:ascii="Times New Roman" w:hAnsi="Times New Roman" w:cs="Times New Roman"/>
+                <w:b/>
+                <w:bCs/>
+                <w:color w:val="0D0D0D" w:themeColor="text1" w:themeTint="F2"/>
+                <w:sz w:val="24"/>
+                <w:szCs w:val="24"/>
+              </w:rPr>
+              <w:t>KASONGA</w:t>
             </w:r>
           </w:p>
         </w:tc>
@@ -501,17 +589,6 @@
                 <w:szCs w:val="24"/>
               </w:rPr>
             </w:pPr>
-            <w:r>
-              <w:rPr>
-                <w:rFonts w:ascii="Times New Roman" w:hAnsi="Times New Roman" w:cs="Times New Roman"/>
-                <w:b/>
-                <w:bCs/>
-                <w:color w:val="0D0D0D" w:themeColor="text1" w:themeTint="F2"/>
-                <w:sz w:val="24"/>
-                <w:szCs w:val="24"/>
-              </w:rPr>
-              <w:t>Madame ALLEGRA NZEBA</w:t>
-            </w:r>
           </w:p>
         </w:tc>
       </w:tr>
@@ -704,7 +781,7 @@
                 <w:sz w:val="24"/>
                 <w:szCs w:val="24"/>
               </w:rPr>
-              <w:t>Conception d’une bibliothèque intelligente avec recherche avancée grâce à un LLM</w:t>
+              <w:t>Développement d’un système d’accessibilité et gestion optimale de don de sang dans une zone rurale</w:t>
             </w:r>
           </w:p>
         </w:tc>
@@ -814,7 +891,7 @@
                 <w:sz w:val="24"/>
                 <w:szCs w:val="24"/>
               </w:rPr>
-              <w:t>Conception d’un système d’optimisation de gestion multi chantier pour ingénieur civil</w:t>
+              <w:t>Conception d’un système de traçabilité des produits pharmaceutiques basé sur la blockchain</w:t>
             </w:r>
           </w:p>
         </w:tc>
@@ -862,6 +939,25 @@
           <w:szCs w:val="24"/>
         </w:rPr>
       </w:pPr>
+      <w:r>
+        <w:rPr>
+          <w:rFonts w:ascii="Times New Roman" w:hAnsi="Times New Roman" w:cs="Times New Roman"/>
+          <w:color w:val="0D0D0D" w:themeColor="text1" w:themeTint="F2"/>
+          <w:sz w:val="24"/>
+          <w:szCs w:val="24"/>
+        </w:rPr>
+        <w:br w:type="page"/>
+      </w:r>
+      <w:r>
+        <w:rPr>
+          <w:rFonts w:ascii="Times New Roman" w:hAnsi="Times New Roman" w:cs="Times New Roman"/>
+          <w:color w:val="0D0D0D" w:themeColor="text1" w:themeTint="F2"/>
+          <w:sz w:val="24"/>
+          <w:szCs w:val="24"/>
+        </w:rPr>
+        <w:lastRenderedPageBreak/>
+        <w:t>]</w:t>
+      </w:r>
     </w:p>
     <w:p>
       <w:pPr>
@@ -1041,7 +1137,7 @@
       </w:tr>
       <w:tr>
         <w:trPr>
-          <w:trHeight w:val="5320"/>
+          <w:trHeight w:val="8833"/>
         </w:trPr>
         <w:tc>
           <w:tcPr>
@@ -1058,20 +1154,14 @@
               <w:rPr>
                 <w:color w:val="0D0D0D" w:themeColor="text1" w:themeTint="F2"/>
               </w:rPr>
-              <w:t xml:space="preserve">Dans un contexte où la quantité d’informations numériques ne cesse de croître, les bibliothèques modernes peinent à offrir aux utilisateurs une recherche documentaire réellement efficace. Les systèmes classiques de gestion et de recherche dans une bibliothèque numérique reposent principalement sur des mots-clés exacts, des filtres statiques ou des métadonnées parfois mal renseignées. Cette approche limite la capacité des utilisateurs à formuler des requêtes naturelles, à obtenir des réponses pertinentes ou à explorer des contenus complexes. Aujourd’hui, avec l’essor de l’intelligence artificielle et notamment des </w:t>
-            </w:r>
-            <w:r>
-              <w:rPr>
-                <w:rStyle w:val="lev"/>
-                <w:color w:val="0D0D0D" w:themeColor="text1" w:themeTint="F2"/>
-              </w:rPr>
-              <w:t>Large Language Models (LLM)</w:t>
-            </w:r>
-            <w:r>
-              <w:rPr>
-                <w:color w:val="0D0D0D" w:themeColor="text1" w:themeTint="F2"/>
-              </w:rPr>
-              <w:t>, il devient possible de transformer radicalement l’expérience de recherche documentaire.</w:t>
+              <w:t>Le don de sang en zone rurale est confronté à plusieurs contraintes : absence de base de données centralisée, impossibilité de localiser rapidement les donneurs disponibles, mauvaise gestion des stocks, absence de système d’alerte pour les urgences, et manque de coordination entre les structures médicales.</w:t>
+            </w:r>
+            <w:r>
+              <w:rPr>
+                <w:color w:val="0D0D0D" w:themeColor="text1" w:themeTint="F2"/>
+              </w:rPr>
+              <w:br/>
+              <w:t>Ces lacunes entraînent des pénuries critiques, des décès évitables et une inefficacité globale du système de collecte et distribution du sang.</w:t>
             </w:r>
           </w:p>
           <w:p>
@@ -1085,64 +1175,15 @@
               <w:rPr>
                 <w:color w:val="0D0D0D" w:themeColor="text1" w:themeTint="F2"/>
               </w:rPr>
-              <w:t>La pertinence de ce sujet se justifie par plusieurs constats.</w:t>
-            </w:r>
-            <w:r>
-              <w:rPr>
-                <w:color w:val="0D0D0D" w:themeColor="text1" w:themeTint="F2"/>
-              </w:rPr>
-              <w:br/>
-              <w:t xml:space="preserve">D’une part, les utilisateurs (étudiants, enseignants, chercheurs…) rencontrent souvent des difficultés à retrouver une information précise dans des bases de données volumineuses. D’autre part, les institutions académiques ou éducatives recherchent des outils plus intelligents capables de comprendre le sens d’une requête, de proposer des résultats contextualisés et même de résumer automatiquement des ouvrages ou des articles. Enfin, malgré les avancées de l’IA, peu de bibliothèques locales ou universitaires exploitent encore les capacités des LLM, ce qui laisse une grande </w:t>
-            </w:r>
-            <w:r>
-              <w:rPr>
-                <w:rStyle w:val="lev"/>
-                <w:color w:val="0D0D0D" w:themeColor="text1" w:themeTint="F2"/>
-              </w:rPr>
-              <w:t>lacune technologique</w:t>
-            </w:r>
-            <w:r>
-              <w:rPr>
-                <w:color w:val="0D0D0D" w:themeColor="text1" w:themeTint="F2"/>
-              </w:rPr>
-              <w:t xml:space="preserve"> dans le domaine de la gestion documentaire.</w:t>
-            </w:r>
-          </w:p>
-          <w:p>
-            <w:pPr>
-              <w:pStyle w:val="NormalWeb"/>
-              <w:rPr>
-                <w:color w:val="0D0D0D" w:themeColor="text1" w:themeTint="F2"/>
-              </w:rPr>
-            </w:pPr>
-            <w:r>
-              <w:rPr>
-                <w:color w:val="0D0D0D" w:themeColor="text1" w:themeTint="F2"/>
-              </w:rPr>
-              <w:t xml:space="preserve">L’innovation de ce projet réside alors dans l’intégration d’un LLM au cœur du système, permettant une </w:t>
-            </w:r>
-            <w:r>
-              <w:rPr>
-                <w:rStyle w:val="lev"/>
-                <w:color w:val="0D0D0D" w:themeColor="text1" w:themeTint="F2"/>
-              </w:rPr>
-              <w:t>recherche avancée sémantique</w:t>
-            </w:r>
-            <w:r>
-              <w:rPr>
-                <w:color w:val="0D0D0D" w:themeColor="text1" w:themeTint="F2"/>
-              </w:rPr>
-              <w:t>, une compréhension du langage naturel, une génération de recommandations intelligentes et une organisation dynamique des connaissances. Cela dépasse largement les limites d’une simple bibliothèque numérique traditionnelle.</w:t>
-            </w:r>
-          </w:p>
-          <w:p>
-            <w:pPr>
-              <w:pStyle w:val="Titre1"/>
-              <w:rPr>
-                <w:rFonts w:ascii="Times New Roman" w:hAnsi="Times New Roman" w:cs="Times New Roman"/>
-                <w:color w:val="0D0D0D" w:themeColor="text1" w:themeTint="F2"/>
-                <w:sz w:val="24"/>
-                <w:szCs w:val="24"/>
+              <w:t>Le sujet est pertinent car les technologies numériques (applications mobiles, SMS, bases de données, géolocalisation) offrent aujourd’hui des opportunités pour transformer la gestion du sang, même dans des milieux à faible infrastructure. L’innovation réside dans l’intégration, au sein d’une seule plateforme, de la gestion du stock, de l’identification des donneurs et des alertes d’urgence.</w:t>
+            </w:r>
+          </w:p>
+          <w:p>
+            <w:pPr>
+              <w:pStyle w:val="Titre3"/>
+              <w:rPr>
+                <w:rFonts w:ascii="Times New Roman" w:hAnsi="Times New Roman" w:cs="Times New Roman"/>
+                <w:color w:val="0D0D0D" w:themeColor="text1" w:themeTint="F2"/>
               </w:rPr>
             </w:pPr>
             <w:r>
@@ -1152,8 +1193,6 @@
                 <w:b w:val="0"/>
                 <w:bCs w:val="0"/>
                 <w:color w:val="0D0D0D" w:themeColor="text1" w:themeTint="F2"/>
-                <w:sz w:val="24"/>
-                <w:szCs w:val="24"/>
               </w:rPr>
               <w:t>Problème de recherche</w:t>
             </w:r>
@@ -1169,51 +1208,15 @@
               <w:rPr>
                 <w:color w:val="0D0D0D" w:themeColor="text1" w:themeTint="F2"/>
               </w:rPr>
-              <w:t xml:space="preserve">Comment concevoir une </w:t>
-            </w:r>
-            <w:r>
-              <w:rPr>
-                <w:rStyle w:val="lev"/>
-                <w:color w:val="0D0D0D" w:themeColor="text1" w:themeTint="F2"/>
-              </w:rPr>
-              <w:t>bibliothèque intelligente</w:t>
-            </w:r>
-            <w:r>
-              <w:rPr>
-                <w:color w:val="0D0D0D" w:themeColor="text1" w:themeTint="F2"/>
-              </w:rPr>
-              <w:t>, capable d’interpréter les requêtes formulées en langage naturel, d’effectuer une recherche avancée basée sur la sémantique grâce à un LLM, et d’offrir une expérience utilisateur plus pertinente et plus efficace que les systèmes de recherche classiques ?</w:t>
-            </w:r>
-          </w:p>
-          <w:p>
-            <w:pPr>
-              <w:rPr>
-                <w:rFonts w:ascii="Times New Roman" w:hAnsi="Times New Roman" w:cs="Times New Roman"/>
-                <w:color w:val="0D0D0D" w:themeColor="text1" w:themeTint="F2"/>
-                <w:sz w:val="24"/>
-                <w:szCs w:val="24"/>
-              </w:rPr>
-            </w:pPr>
-            <w:r>
-              <w:rPr>
-                <w:rFonts w:ascii="Times New Roman" w:hAnsi="Times New Roman" w:cs="Times New Roman"/>
-                <w:color w:val="0D0D0D" w:themeColor="text1" w:themeTint="F2"/>
-                <w:sz w:val="24"/>
-                <w:szCs w:val="24"/>
-              </w:rPr>
-              <w:pict w14:anchorId="380ABC1E">
-                <v:rect id="_x0000_i1025" style="width:0;height:1.5pt" o:hralign="center" o:hrstd="t" o:hr="t" fillcolor="#a0a0a0" stroked="f"/>
-              </w:pict>
-            </w:r>
-          </w:p>
-          <w:p>
-            <w:pPr>
-              <w:pStyle w:val="Titre1"/>
-              <w:rPr>
-                <w:rFonts w:ascii="Times New Roman" w:hAnsi="Times New Roman" w:cs="Times New Roman"/>
-                <w:color w:val="0D0D0D" w:themeColor="text1" w:themeTint="F2"/>
-                <w:sz w:val="24"/>
-                <w:szCs w:val="24"/>
+              <w:t>Comment concevoir un système numérique capable d’améliorer durablement l’accessibilité, la coordination et la gestion du don de sang dans une zone rurale ?</w:t>
+            </w:r>
+          </w:p>
+          <w:p>
+            <w:pPr>
+              <w:pStyle w:val="Titre3"/>
+              <w:rPr>
+                <w:rFonts w:ascii="Times New Roman" w:hAnsi="Times New Roman" w:cs="Times New Roman"/>
+                <w:color w:val="0D0D0D" w:themeColor="text1" w:themeTint="F2"/>
               </w:rPr>
             </w:pPr>
             <w:r>
@@ -1223,10 +1226,7 @@
                 <w:b w:val="0"/>
                 <w:bCs w:val="0"/>
                 <w:color w:val="0D0D0D" w:themeColor="text1" w:themeTint="F2"/>
-                <w:sz w:val="24"/>
-                <w:szCs w:val="24"/>
-              </w:rPr>
-              <w:lastRenderedPageBreak/>
+              </w:rPr>
               <w:t>Questions de recherche</w:t>
             </w:r>
           </w:p>
@@ -1235,7 +1235,7 @@
               <w:pStyle w:val="NormalWeb"/>
               <w:numPr>
                 <w:ilvl w:val="0"/>
-                <w:numId w:val="7"/>
+                <w:numId w:val="15"/>
               </w:numPr>
               <w:suppressAutoHyphens w:val="0"/>
               <w:spacing w:before="100" w:after="100"/>
@@ -1245,18 +1245,17 @@
             </w:pPr>
             <w:r>
               <w:rPr>
-                <w:rStyle w:val="lev"/>
-                <w:color w:val="0D0D0D" w:themeColor="text1" w:themeTint="F2"/>
-              </w:rPr>
-              <w:t>Situation actuelle :</w:t>
+                <w:color w:val="0D0D0D" w:themeColor="text1" w:themeTint="F2"/>
+              </w:rPr>
+              <w:t>Quels sont les besoins réels des centres de santé ruraux pour gérer efficacement les dons de sang ?</w:t>
             </w:r>
           </w:p>
           <w:p>
             <w:pPr>
               <w:pStyle w:val="NormalWeb"/>
               <w:numPr>
-                <w:ilvl w:val="1"/>
-                <w:numId w:val="7"/>
+                <w:ilvl w:val="0"/>
+                <w:numId w:val="15"/>
               </w:numPr>
               <w:suppressAutoHyphens w:val="0"/>
               <w:spacing w:before="100" w:after="100"/>
@@ -1268,7 +1267,7 @@
               <w:rPr>
                 <w:color w:val="0D0D0D" w:themeColor="text1" w:themeTint="F2"/>
               </w:rPr>
-              <w:t>Quels sont les limites des systèmes de recherche documentaire traditionnels dans les bibliothèques numériques actuelles ?</w:t>
+              <w:t>Quel mécanisme de communication rapide (SMS, mobile, alertes) peut permettre de mobiliser les donneurs en urgence ?</w:t>
             </w:r>
           </w:p>
           <w:p>
@@ -1276,7 +1275,7 @@
               <w:pStyle w:val="NormalWeb"/>
               <w:numPr>
                 <w:ilvl w:val="0"/>
-                <w:numId w:val="7"/>
+                <w:numId w:val="15"/>
               </w:numPr>
               <w:suppressAutoHyphens w:val="0"/>
               <w:spacing w:before="100" w:after="100"/>
@@ -1286,18 +1285,17 @@
             </w:pPr>
             <w:r>
               <w:rPr>
-                <w:rStyle w:val="lev"/>
-                <w:color w:val="0D0D0D" w:themeColor="text1" w:themeTint="F2"/>
-              </w:rPr>
-              <w:t>Problème central :</w:t>
+                <w:color w:val="0D0D0D" w:themeColor="text1" w:themeTint="F2"/>
+              </w:rPr>
+              <w:t>Comment optimiser la gestion du stock sanguin pour réduire les ruptures ?</w:t>
             </w:r>
           </w:p>
           <w:p>
             <w:pPr>
               <w:pStyle w:val="NormalWeb"/>
               <w:numPr>
-                <w:ilvl w:val="1"/>
-                <w:numId w:val="7"/>
+                <w:ilvl w:val="0"/>
+                <w:numId w:val="15"/>
               </w:numPr>
               <w:suppressAutoHyphens w:val="0"/>
               <w:spacing w:before="100" w:after="100"/>
@@ -1309,119 +1307,22 @@
               <w:rPr>
                 <w:color w:val="0D0D0D" w:themeColor="text1" w:themeTint="F2"/>
               </w:rPr>
-              <w:t>Comment un LLM peut-il améliorer l’efficacité, la pertinence et la précision de la recherche d’information dans une bibliothèque numérique ?</w:t>
+              <w:t>Quel type de plateforme peut s’adapter à un contexte rural à faible connectivité ?</w:t>
             </w:r>
           </w:p>
           <w:p>
             <w:pPr>
               <w:pStyle w:val="NormalWeb"/>
-              <w:numPr>
-                <w:ilvl w:val="0"/>
-                <w:numId w:val="7"/>
-              </w:numPr>
-              <w:suppressAutoHyphens w:val="0"/>
-              <w:spacing w:before="100" w:after="100"/>
-              <w:rPr>
-                <w:color w:val="0D0D0D" w:themeColor="text1" w:themeTint="F2"/>
-              </w:rPr>
-            </w:pPr>
-            <w:r>
-              <w:rPr>
-                <w:rStyle w:val="lev"/>
-                <w:color w:val="0D0D0D" w:themeColor="text1" w:themeTint="F2"/>
-              </w:rPr>
-              <w:t>Questions spécifiques :</w:t>
-            </w:r>
-          </w:p>
-          <w:p>
-            <w:pPr>
-              <w:pStyle w:val="NormalWeb"/>
-              <w:numPr>
-                <w:ilvl w:val="1"/>
-                <w:numId w:val="7"/>
-              </w:numPr>
-              <w:suppressAutoHyphens w:val="0"/>
-              <w:spacing w:before="100" w:after="100"/>
-              <w:rPr>
-                <w:color w:val="0D0D0D" w:themeColor="text1" w:themeTint="F2"/>
-              </w:rPr>
-            </w:pPr>
-            <w:r>
-              <w:rPr>
-                <w:color w:val="0D0D0D" w:themeColor="text1" w:themeTint="F2"/>
-              </w:rPr>
-              <w:t>Comment concevoir une architecture permettant d’intégrer un LLM dans un système de bibliothèque ?</w:t>
-            </w:r>
-          </w:p>
-          <w:p>
-            <w:pPr>
-              <w:pStyle w:val="NormalWeb"/>
-              <w:numPr>
-                <w:ilvl w:val="1"/>
-                <w:numId w:val="7"/>
-              </w:numPr>
-              <w:suppressAutoHyphens w:val="0"/>
-              <w:spacing w:before="100" w:after="100"/>
-              <w:rPr>
-                <w:color w:val="0D0D0D" w:themeColor="text1" w:themeTint="F2"/>
-              </w:rPr>
-            </w:pPr>
-            <w:r>
-              <w:rPr>
-                <w:color w:val="0D0D0D" w:themeColor="text1" w:themeTint="F2"/>
-              </w:rPr>
-              <w:t>Quelles techniques utiliser pour indexer, vectoriser et interroger les documents ?</w:t>
-            </w:r>
-          </w:p>
-          <w:p>
-            <w:pPr>
-              <w:pStyle w:val="NormalWeb"/>
-              <w:numPr>
-                <w:ilvl w:val="1"/>
-                <w:numId w:val="7"/>
-              </w:numPr>
-              <w:suppressAutoHyphens w:val="0"/>
-              <w:spacing w:before="100" w:after="100"/>
-              <w:rPr>
-                <w:color w:val="0D0D0D" w:themeColor="text1" w:themeTint="F2"/>
-              </w:rPr>
-            </w:pPr>
-            <w:r>
-              <w:rPr>
-                <w:color w:val="0D0D0D" w:themeColor="text1" w:themeTint="F2"/>
-              </w:rPr>
-              <w:t>Comment garantir la pertinence, la rapidité et la fiabilité des résultats de recherche ?</w:t>
-            </w:r>
-          </w:p>
-          <w:p>
-            <w:pPr>
-              <w:pStyle w:val="NormalWeb"/>
-              <w:numPr>
-                <w:ilvl w:val="1"/>
-                <w:numId w:val="7"/>
-              </w:numPr>
-              <w:suppressAutoHyphens w:val="0"/>
-              <w:spacing w:before="100" w:after="100"/>
-              <w:rPr>
-                <w:color w:val="0D0D0D" w:themeColor="text1" w:themeTint="F2"/>
-              </w:rPr>
-            </w:pPr>
-            <w:r>
-              <w:rPr>
-                <w:color w:val="0D0D0D" w:themeColor="text1" w:themeTint="F2"/>
-              </w:rPr>
-              <w:t>Quels bénéfices concrets un utilisateur final peut-il tirer d’un système de recherche intelligent ?</w:t>
-            </w:r>
-          </w:p>
-          <w:p>
-            <w:pPr>
-              <w:rPr>
-                <w:rFonts w:ascii="Times New Roman" w:hAnsi="Times New Roman" w:cs="Times New Roman"/>
-                <w:color w:val="0D0D0D" w:themeColor="text1" w:themeTint="F2"/>
-                <w:sz w:val="24"/>
-                <w:szCs w:val="24"/>
-              </w:rPr>
-            </w:pPr>
+              <w:rPr>
+                <w:color w:val="0D0D0D" w:themeColor="text1" w:themeTint="F2"/>
+              </w:rPr>
+            </w:pPr>
+            <w:r>
+              <w:rPr>
+                <w:color w:val="0D0D0D" w:themeColor="text1" w:themeTint="F2"/>
+              </w:rPr>
+              <w:t xml:space="preserve"> </w:t>
+            </w:r>
           </w:p>
         </w:tc>
       </w:tr>
@@ -1598,30 +1499,6 @@
           </w:tcPr>
           <w:p>
             <w:pPr>
-              <w:pStyle w:val="Titre1"/>
-              <w:rPr>
-                <w:rFonts w:ascii="Times New Roman" w:hAnsi="Times New Roman" w:cs="Times New Roman"/>
-                <w:color w:val="0D0D0D" w:themeColor="text1" w:themeTint="F2"/>
-                <w:sz w:val="24"/>
-                <w:szCs w:val="24"/>
-              </w:rPr>
-            </w:pPr>
-            <w:r>
-              <w:rPr>
-                <w:rStyle w:val="lev"/>
-                <w:rFonts w:ascii="Times New Roman" w:hAnsi="Times New Roman" w:cs="Times New Roman"/>
-                <w:b w:val="0"/>
-                <w:bCs w:val="0"/>
-                <w:color w:val="0D0D0D" w:themeColor="text1" w:themeTint="F2"/>
-                <w:sz w:val="24"/>
-                <w:szCs w:val="24"/>
-              </w:rPr>
-              <w:lastRenderedPageBreak/>
-              <w:t>Problématique de recherche</w:t>
-            </w:r>
-          </w:p>
-          <w:p>
-            <w:pPr>
               <w:pStyle w:val="NormalWeb"/>
               <w:rPr>
                 <w:color w:val="0D0D0D" w:themeColor="text1" w:themeTint="F2"/>
@@ -1631,177 +1508,7 @@
               <w:rPr>
                 <w:color w:val="0D0D0D" w:themeColor="text1" w:themeTint="F2"/>
               </w:rPr>
-              <w:t xml:space="preserve">La gestion des chantiers dans le domaine du génie civil est une tâche complexe qui implique la coordination simultanée de ressources humaines, matérielles, financières et temporelles. Cette complexité augmente considérablement lorsque l’ingénieur est responsable de </w:t>
-            </w:r>
-            <w:r>
-              <w:rPr>
-                <w:rStyle w:val="lev"/>
-                <w:color w:val="0D0D0D" w:themeColor="text1" w:themeTint="F2"/>
-              </w:rPr>
-              <w:t>plusieurs chantiers en parallèle</w:t>
-            </w:r>
-            <w:r>
-              <w:rPr>
-                <w:color w:val="0D0D0D" w:themeColor="text1" w:themeTint="F2"/>
-              </w:rPr>
-              <w:t>. Aujourd’hui, la majorité des ingénieurs civils utilisent encore des outils fragmentés : documents Excel, rapports papier, communications dispersées, planification manuelle ou logiciels non intégrés. Cette fragmentation entraîne souvent des retards, une mauvaise allocation des ressources, des surcoûts et une visibilité insuffisante sur l’état global des chantiers.</w:t>
-            </w:r>
-          </w:p>
-          <w:p>
-            <w:pPr>
-              <w:pStyle w:val="NormalWeb"/>
-              <w:rPr>
-                <w:color w:val="0D0D0D" w:themeColor="text1" w:themeTint="F2"/>
-              </w:rPr>
-            </w:pPr>
-            <w:r>
-              <w:rPr>
-                <w:color w:val="0D0D0D" w:themeColor="text1" w:themeTint="F2"/>
-              </w:rPr>
-              <w:t xml:space="preserve">Dans un contexte où les projets deviennent plus exigeants, les délais plus serrés et les standards de qualité plus élevés, il devient essentiel de disposer d’un </w:t>
-            </w:r>
-            <w:r>
-              <w:rPr>
-                <w:rStyle w:val="lev"/>
-                <w:color w:val="0D0D0D" w:themeColor="text1" w:themeTint="F2"/>
-              </w:rPr>
-              <w:t>système intelligent</w:t>
-            </w:r>
-            <w:r>
-              <w:rPr>
-                <w:color w:val="0D0D0D" w:themeColor="text1" w:themeTint="F2"/>
-              </w:rPr>
-              <w:t xml:space="preserve">, centralisé et capable d’optimiser la gestion multi-chantier. Malgré l’existence de certains logiciels de gestion de projet, très peu sont spécifiquement adaptés aux réalités du génie civil sur terrain ou permettent une </w:t>
-            </w:r>
-            <w:r>
-              <w:rPr>
-                <w:rStyle w:val="lev"/>
-                <w:color w:val="0D0D0D" w:themeColor="text1" w:themeTint="F2"/>
-              </w:rPr>
-              <w:t>optimisation dynamique</w:t>
-            </w:r>
-            <w:r>
-              <w:rPr>
-                <w:color w:val="0D0D0D" w:themeColor="text1" w:themeTint="F2"/>
-              </w:rPr>
-              <w:t xml:space="preserve"> selon les contraintes changeantes des chantiers (livraison tardive de matériaux, indisponibilité du personnel, intempéries, pannes d’équipement…). Il existe donc une </w:t>
-            </w:r>
-            <w:r>
-              <w:rPr>
-                <w:rStyle w:val="lev"/>
-                <w:color w:val="0D0D0D" w:themeColor="text1" w:themeTint="F2"/>
-              </w:rPr>
-              <w:t>lacune technologique majeure</w:t>
-            </w:r>
-            <w:r>
-              <w:rPr>
-                <w:color w:val="0D0D0D" w:themeColor="text1" w:themeTint="F2"/>
-              </w:rPr>
-              <w:t xml:space="preserve"> dans les outils mis à la disposition des ingénieurs civils, surtout dans les contextes africains où l’accessibilité et l’adaptabilité des solutions sont cruciales.</w:t>
-            </w:r>
-          </w:p>
-          <w:p>
-            <w:pPr>
-              <w:pStyle w:val="NormalWeb"/>
-              <w:rPr>
-                <w:color w:val="0D0D0D" w:themeColor="text1" w:themeTint="F2"/>
-              </w:rPr>
-            </w:pPr>
-            <w:r>
-              <w:rPr>
-                <w:color w:val="0D0D0D" w:themeColor="text1" w:themeTint="F2"/>
-              </w:rPr>
-              <w:t xml:space="preserve">Ce projet est pertinent et innovant car il propose de concevoir un </w:t>
-            </w:r>
-            <w:r>
-              <w:rPr>
-                <w:rStyle w:val="lev"/>
-                <w:color w:val="0D0D0D" w:themeColor="text1" w:themeTint="F2"/>
-              </w:rPr>
-              <w:t>système intégré</w:t>
-            </w:r>
-            <w:r>
-              <w:rPr>
-                <w:color w:val="0D0D0D" w:themeColor="text1" w:themeTint="F2"/>
-              </w:rPr>
-              <w:t xml:space="preserve"> capable de centraliser les informations des différents chantiers, d’automatiser certaines tâches (suivi, planification, alertes), d’optimiser l’utilisation des ressources et de fournir une vue d’ensemble permettant une prise de décision rapide et fiable.</w:t>
-            </w:r>
-          </w:p>
-          <w:p>
-            <w:pPr>
-              <w:rPr>
-                <w:rFonts w:ascii="Times New Roman" w:hAnsi="Times New Roman" w:cs="Times New Roman"/>
-                <w:color w:val="0D0D0D" w:themeColor="text1" w:themeTint="F2"/>
-                <w:sz w:val="24"/>
-                <w:szCs w:val="24"/>
-              </w:rPr>
-            </w:pPr>
-            <w:r>
-              <w:rPr>
-                <w:rStyle w:val="lev"/>
-                <w:rFonts w:ascii="Times New Roman" w:hAnsi="Times New Roman" w:cs="Times New Roman"/>
-                <w:b w:val="0"/>
-                <w:bCs w:val="0"/>
-                <w:color w:val="0D0D0D" w:themeColor="text1" w:themeTint="F2"/>
-                <w:sz w:val="24"/>
-                <w:szCs w:val="24"/>
-              </w:rPr>
-              <w:t>Problème de recherche</w:t>
-            </w:r>
-          </w:p>
-          <w:p>
-            <w:pPr>
-              <w:pStyle w:val="NormalWeb"/>
-              <w:rPr>
-                <w:color w:val="0D0D0D" w:themeColor="text1" w:themeTint="F2"/>
-              </w:rPr>
-            </w:pPr>
-            <w:r>
-              <w:rPr>
-                <w:color w:val="0D0D0D" w:themeColor="text1" w:themeTint="F2"/>
-              </w:rPr>
-              <w:t>Comment concevoir un système numérique capable d’optimiser la gestion simultanée de plusieurs chantiers, en améliorant la coordination des ressources, le suivi des activités et la prise de décision pour les ingénieurs civils ?</w:t>
-            </w:r>
-          </w:p>
-          <w:p>
-            <w:pPr>
-              <w:rPr>
-                <w:rFonts w:ascii="Times New Roman" w:hAnsi="Times New Roman" w:cs="Times New Roman"/>
-                <w:color w:val="0D0D0D" w:themeColor="text1" w:themeTint="F2"/>
-                <w:sz w:val="24"/>
-                <w:szCs w:val="24"/>
-              </w:rPr>
-            </w:pPr>
-            <w:r>
-              <w:rPr>
-                <w:rStyle w:val="lev"/>
-                <w:rFonts w:ascii="Times New Roman" w:hAnsi="Times New Roman" w:cs="Times New Roman"/>
-                <w:b w:val="0"/>
-                <w:bCs w:val="0"/>
-                <w:color w:val="0D0D0D" w:themeColor="text1" w:themeTint="F2"/>
-                <w:sz w:val="24"/>
-                <w:szCs w:val="24"/>
-              </w:rPr>
-              <w:t>Questions de recherche</w:t>
-            </w:r>
-          </w:p>
-          <w:p>
-            <w:pPr>
-              <w:pStyle w:val="Titre3"/>
-              <w:rPr>
-                <w:rFonts w:ascii="Times New Roman" w:hAnsi="Times New Roman" w:cs="Times New Roman"/>
-                <w:color w:val="0D0D0D" w:themeColor="text1" w:themeTint="F2"/>
-              </w:rPr>
-            </w:pPr>
-            <w:r>
-              <w:rPr>
-                <w:rStyle w:val="lev"/>
-                <w:rFonts w:ascii="Times New Roman" w:hAnsi="Times New Roman" w:cs="Times New Roman"/>
-                <w:b w:val="0"/>
-                <w:bCs w:val="0"/>
-                <w:color w:val="0D0D0D" w:themeColor="text1" w:themeTint="F2"/>
-              </w:rPr>
-              <w:t>Situation de la problématique</w:t>
+              <w:t>La circulation de médicaments contrefaits représente un grave problème dans de nombreux pays. Les systèmes de traçabilité actuels présentent plusieurs faiblesses :</w:t>
             </w:r>
           </w:p>
           <w:p>
@@ -1809,7 +1516,7 @@
               <w:pStyle w:val="NormalWeb"/>
               <w:numPr>
                 <w:ilvl w:val="0"/>
-                <w:numId w:val="8"/>
+                <w:numId w:val="19"/>
               </w:numPr>
               <w:suppressAutoHyphens w:val="0"/>
               <w:spacing w:before="100" w:after="100"/>
@@ -1821,7 +1528,13 @@
               <w:rPr>
                 <w:color w:val="0D0D0D" w:themeColor="text1" w:themeTint="F2"/>
               </w:rPr>
-              <w:t>Quelles sont les limites des méthodes actuelles utilisées par les ingénieurs civils pour gérer plusieurs chantiers simultanément ?</w:t>
+              <w:t>I</w:t>
+            </w:r>
+            <w:r>
+              <w:rPr>
+                <w:color w:val="0D0D0D" w:themeColor="text1" w:themeTint="F2"/>
+              </w:rPr>
+              <w:t>ls sont centralisés et donc facilement manipulables,</w:t>
             </w:r>
           </w:p>
           <w:p>
@@ -1829,7 +1542,7 @@
               <w:pStyle w:val="NormalWeb"/>
               <w:numPr>
                 <w:ilvl w:val="0"/>
-                <w:numId w:val="8"/>
+                <w:numId w:val="19"/>
               </w:numPr>
               <w:suppressAutoHyphens w:val="0"/>
               <w:spacing w:before="100" w:after="100"/>
@@ -1841,26 +1554,13 @@
               <w:rPr>
                 <w:color w:val="0D0D0D" w:themeColor="text1" w:themeTint="F2"/>
               </w:rPr>
-              <w:t>Quels types d’erreurs, retards ou surcoûts résultent de l’absence d’un système intégré ?</w:t>
-            </w:r>
-          </w:p>
-          <w:p>
-            <w:pPr>
-              <w:pStyle w:val="Titre3"/>
-              <w:rPr>
-                <w:rFonts w:ascii="Times New Roman" w:hAnsi="Times New Roman" w:cs="Times New Roman"/>
-                <w:color w:val="0D0D0D" w:themeColor="text1" w:themeTint="F2"/>
-              </w:rPr>
-            </w:pPr>
-            <w:r>
-              <w:rPr>
-                <w:rStyle w:val="lev"/>
-                <w:rFonts w:ascii="Times New Roman" w:hAnsi="Times New Roman" w:cs="Times New Roman"/>
-                <w:b w:val="0"/>
-                <w:bCs w:val="0"/>
-                <w:color w:val="0D0D0D" w:themeColor="text1" w:themeTint="F2"/>
-              </w:rPr>
-              <w:t>Problème central</w:t>
+              <w:t>I</w:t>
+            </w:r>
+            <w:r>
+              <w:rPr>
+                <w:color w:val="0D0D0D" w:themeColor="text1" w:themeTint="F2"/>
+              </w:rPr>
+              <w:t>ls manquent de transparence,</w:t>
             </w:r>
           </w:p>
           <w:p>
@@ -1868,7 +1568,7 @@
               <w:pStyle w:val="NormalWeb"/>
               <w:numPr>
                 <w:ilvl w:val="0"/>
-                <w:numId w:val="9"/>
+                <w:numId w:val="19"/>
               </w:numPr>
               <w:suppressAutoHyphens w:val="0"/>
               <w:spacing w:before="100" w:after="100"/>
@@ -1880,27 +1580,13 @@
               <w:rPr>
                 <w:color w:val="0D0D0D" w:themeColor="text1" w:themeTint="F2"/>
               </w:rPr>
-              <w:t>Quels mécanismes un système numérique pourrait-il intégrer pour optimiser la planification, la coordination et le suivi multi-chantier ?</w:t>
-            </w:r>
-          </w:p>
-          <w:p>
-            <w:pPr>
-              <w:pStyle w:val="Titre3"/>
-              <w:rPr>
-                <w:rFonts w:ascii="Times New Roman" w:hAnsi="Times New Roman" w:cs="Times New Roman"/>
-                <w:color w:val="0D0D0D" w:themeColor="text1" w:themeTint="F2"/>
-              </w:rPr>
-            </w:pPr>
-            <w:r>
-              <w:rPr>
-                <w:rStyle w:val="lev"/>
-                <w:rFonts w:ascii="Times New Roman" w:hAnsi="Times New Roman" w:cs="Times New Roman"/>
-                <w:b w:val="0"/>
-                <w:bCs w:val="0"/>
-                <w:color w:val="0D0D0D" w:themeColor="text1" w:themeTint="F2"/>
-              </w:rPr>
-              <w:lastRenderedPageBreak/>
-              <w:t>Questions spécifiques</w:t>
+              <w:t>I</w:t>
+            </w:r>
+            <w:r>
+              <w:rPr>
+                <w:color w:val="0D0D0D" w:themeColor="text1" w:themeTint="F2"/>
+              </w:rPr>
+              <w:t>l est difficile de vérifier l’historique réel d’un produit,</w:t>
             </w:r>
           </w:p>
           <w:p>
@@ -1908,7 +1594,7 @@
               <w:pStyle w:val="NormalWeb"/>
               <w:numPr>
                 <w:ilvl w:val="0"/>
-                <w:numId w:val="10"/>
+                <w:numId w:val="19"/>
               </w:numPr>
               <w:suppressAutoHyphens w:val="0"/>
               <w:spacing w:before="100" w:after="100"/>
@@ -1920,7 +1606,79 @@
               <w:rPr>
                 <w:color w:val="0D0D0D" w:themeColor="text1" w:themeTint="F2"/>
               </w:rPr>
-              <w:t>Comment centraliser efficacement les données provenant de différents chantiers dans une seule plateforme cohérente ?</w:t>
+              <w:t>L</w:t>
+            </w:r>
+            <w:r>
+              <w:rPr>
+                <w:color w:val="0D0D0D" w:themeColor="text1" w:themeTint="F2"/>
+              </w:rPr>
+              <w:t>es informations peuvent être modifiées ou supprimées.</w:t>
+            </w:r>
+          </w:p>
+          <w:p>
+            <w:pPr>
+              <w:pStyle w:val="NormalWeb"/>
+              <w:rPr>
+                <w:color w:val="0D0D0D" w:themeColor="text1" w:themeTint="F2"/>
+              </w:rPr>
+            </w:pPr>
+            <w:r>
+              <w:rPr>
+                <w:color w:val="0D0D0D" w:themeColor="text1" w:themeTint="F2"/>
+              </w:rPr>
+              <w:t>La blockchain offre une solution innovante grâce à son immutabilité, sa transparence et sa décentralisation. Chaque transaction ou mouvement d’un médicament pourrait être enregistré de manière indélébile, limitant ainsi la fraude et les falsifications.</w:t>
+            </w:r>
+          </w:p>
+          <w:p>
+            <w:pPr>
+              <w:pStyle w:val="Titre3"/>
+              <w:rPr>
+                <w:rFonts w:ascii="Times New Roman" w:hAnsi="Times New Roman" w:cs="Times New Roman"/>
+                <w:color w:val="0D0D0D" w:themeColor="text1" w:themeTint="F2"/>
+              </w:rPr>
+            </w:pPr>
+            <w:r>
+              <w:rPr>
+                <w:rStyle w:val="lev"/>
+                <w:rFonts w:ascii="Times New Roman" w:hAnsi="Times New Roman" w:cs="Times New Roman"/>
+                <w:b w:val="0"/>
+                <w:bCs w:val="0"/>
+                <w:color w:val="0D0D0D" w:themeColor="text1" w:themeTint="F2"/>
+              </w:rPr>
+              <w:t>Problème de recherche</w:t>
+            </w:r>
+          </w:p>
+          <w:p>
+            <w:pPr>
+              <w:pStyle w:val="NormalWeb"/>
+              <w:rPr>
+                <w:color w:val="0D0D0D" w:themeColor="text1" w:themeTint="F2"/>
+              </w:rPr>
+            </w:pPr>
+            <w:r>
+              <w:rPr>
+                <w:color w:val="0D0D0D" w:themeColor="text1" w:themeTint="F2"/>
+              </w:rPr>
+              <w:t>Comment la blockchain peut-elle être utilisée pour concevoir un système de traçabilité pharmaceutique fiable, sécurisé et infalsifiable ?</w:t>
+            </w:r>
+          </w:p>
+          <w:p>
+            <w:pPr>
+              <w:pStyle w:val="Titre3"/>
+              <w:rPr>
+                <w:rFonts w:ascii="Times New Roman" w:hAnsi="Times New Roman" w:cs="Times New Roman"/>
+                <w:color w:val="0D0D0D" w:themeColor="text1" w:themeTint="F2"/>
+              </w:rPr>
+            </w:pPr>
+            <w:r>
+              <w:rPr>
+                <w:rStyle w:val="lev"/>
+                <w:rFonts w:ascii="Times New Roman" w:hAnsi="Times New Roman" w:cs="Times New Roman"/>
+                <w:b w:val="0"/>
+                <w:bCs w:val="0"/>
+                <w:color w:val="0D0D0D" w:themeColor="text1" w:themeTint="F2"/>
+              </w:rPr>
+              <w:t>Questions de recherche</w:t>
             </w:r>
           </w:p>
           <w:p>
@@ -1928,7 +1686,7 @@
               <w:pStyle w:val="NormalWeb"/>
               <w:numPr>
                 <w:ilvl w:val="0"/>
-                <w:numId w:val="10"/>
+                <w:numId w:val="20"/>
               </w:numPr>
               <w:suppressAutoHyphens w:val="0"/>
               <w:spacing w:before="100" w:after="100"/>
@@ -1940,7 +1698,7 @@
               <w:rPr>
                 <w:color w:val="0D0D0D" w:themeColor="text1" w:themeTint="F2"/>
               </w:rPr>
-              <w:t>Quelles méthodes d’optimisation (planification, allocation de ressources, alertes automatisées) peuvent améliorer le travail des ingénieurs civils ?</w:t>
+              <w:t>Quels sont les points de vulnérabilité dans la chaîne d’approvisionnement actuelle ?</w:t>
             </w:r>
           </w:p>
           <w:p>
@@ -1948,7 +1706,7 @@
               <w:pStyle w:val="NormalWeb"/>
               <w:numPr>
                 <w:ilvl w:val="0"/>
-                <w:numId w:val="10"/>
+                <w:numId w:val="20"/>
               </w:numPr>
               <w:suppressAutoHyphens w:val="0"/>
               <w:spacing w:before="100" w:after="100"/>
@@ -1960,7 +1718,7 @@
               <w:rPr>
                 <w:color w:val="0D0D0D" w:themeColor="text1" w:themeTint="F2"/>
               </w:rPr>
-              <w:t>Comment assurer une synchronisation en temps réel entre terrain, ingénieurs, chefs de chantier et administration ?</w:t>
+              <w:t>Comment la blockchain peut-elle sécuriser le parcours d’un médicament ?</w:t>
             </w:r>
           </w:p>
           <w:p>
@@ -1968,7 +1726,7 @@
               <w:pStyle w:val="NormalWeb"/>
               <w:numPr>
                 <w:ilvl w:val="0"/>
-                <w:numId w:val="10"/>
+                <w:numId w:val="20"/>
               </w:numPr>
               <w:suppressAutoHyphens w:val="0"/>
               <w:spacing w:before="100" w:after="100"/>
@@ -1980,8 +1738,36 @@
               <w:rPr>
                 <w:color w:val="0D0D0D" w:themeColor="text1" w:themeTint="F2"/>
               </w:rPr>
-              <w:t>Quels indicateurs clés (KPI) doivent être intégrés pour permettre une prise de décision rapide et fiable ?</w:t>
-            </w:r>
+              <w:t>Quel type de blockchain est le plus adapté : publique, privée ou consortium ?</w:t>
+            </w:r>
+          </w:p>
+          <w:p>
+            <w:pPr>
+              <w:pStyle w:val="NormalWeb"/>
+              <w:numPr>
+                <w:ilvl w:val="0"/>
+                <w:numId w:val="20"/>
+              </w:numPr>
+              <w:suppressAutoHyphens w:val="0"/>
+              <w:spacing w:before="100" w:after="100"/>
+              <w:rPr>
+                <w:color w:val="0D0D0D" w:themeColor="text1" w:themeTint="F2"/>
+              </w:rPr>
+            </w:pPr>
+            <w:r>
+              <w:rPr>
+                <w:color w:val="0D0D0D" w:themeColor="text1" w:themeTint="F2"/>
+              </w:rPr>
+              <w:t>Comment intégrer les acteurs : fabricants, grossistes, pharmacies, consommateurs ?</w:t>
+            </w:r>
+          </w:p>
+          <w:p>
+            <w:pPr>
+              <w:pStyle w:val="NormalWeb"/>
+              <w:rPr>
+                <w:color w:val="0D0D0D" w:themeColor="text1" w:themeTint="F2"/>
+              </w:rPr>
+            </w:pPr>
           </w:p>
           <w:p>
             <w:pPr>
@@ -2144,158 +1930,146 @@
             </w:pPr>
             <w:r>
               <w:rPr>
-                <w:b/>
-                <w:bCs/>
-                <w:color w:val="0D0D0D" w:themeColor="text1" w:themeTint="F2"/>
-              </w:rPr>
-              <w:t>Hypothèse principale :</w:t>
+                <w:rStyle w:val="Accentuation"/>
+                <w:color w:val="0D0D0D" w:themeColor="text1" w:themeTint="F2"/>
+              </w:rPr>
+              <w:t>Si un système numérique centralisé intégrant la localisation des donneurs, la gestion des stocks sanguins en temps réel et un module d’alerte automatique est mis en place, alors il améliorera significativement la disponibilité du sang, la rapidité de mobilisation des donneurs et la coordination entre centres de santé en zone rurale.</w:t>
+            </w:r>
+          </w:p>
+          <w:p>
+            <w:pPr>
+              <w:pStyle w:val="Titre3"/>
+              <w:rPr>
+                <w:rFonts w:ascii="Times New Roman" w:hAnsi="Times New Roman" w:cs="Times New Roman"/>
+                <w:color w:val="0D0D0D" w:themeColor="text1" w:themeTint="F2"/>
+              </w:rPr>
+            </w:pPr>
+            <w:r>
+              <w:rPr>
+                <w:rStyle w:val="lev"/>
+                <w:rFonts w:ascii="Times New Roman" w:hAnsi="Times New Roman" w:cs="Times New Roman"/>
+                <w:color w:val="0D0D0D" w:themeColor="text1" w:themeTint="F2"/>
+              </w:rPr>
+              <w:t>Justification de l’hypothèse</w:t>
+            </w:r>
+          </w:p>
+          <w:p>
+            <w:pPr>
+              <w:pStyle w:val="NormalWeb"/>
+              <w:suppressAutoHyphens w:val="0"/>
+              <w:spacing w:before="100" w:after="100"/>
+              <w:ind w:left="1080"/>
+              <w:rPr>
+                <w:color w:val="0D0D0D" w:themeColor="text1" w:themeTint="F2"/>
+              </w:rPr>
+            </w:pPr>
+            <w:r>
+              <w:rPr>
+                <w:rStyle w:val="lev"/>
+                <w:color w:val="0D0D0D" w:themeColor="text1" w:themeTint="F2"/>
+              </w:rPr>
+              <w:t>Centralisation des informations</w:t>
             </w:r>
             <w:r>
               <w:rPr>
                 <w:color w:val="0D0D0D" w:themeColor="text1" w:themeTint="F2"/>
               </w:rPr>
               <w:br/>
-              <w:t>L’intégration d’un Large Language Model (LLM) dans une bibliothèque numérique permettrait d’améliorer significativement la pertinence, la rapidité et la précision de la recherche d’information par rapport aux systèmes traditionnels basés sur des mots-clés ou des métadonnées.</w:t>
-            </w:r>
-          </w:p>
-          <w:p>
-            <w:pPr>
+              <w:t xml:space="preserve">→ permet aux centres de santé de connaître en temps réel </w:t>
+            </w:r>
+            <w:r>
+              <w:rPr>
+                <w:rStyle w:val="Accentuation"/>
+                <w:color w:val="0D0D0D" w:themeColor="text1" w:themeTint="F2"/>
+              </w:rPr>
+              <w:t>qui peut donner, où, quand, et quel type de sang est disponible</w:t>
+            </w:r>
+            <w:r>
+              <w:rPr>
+                <w:color w:val="0D0D0D" w:themeColor="text1" w:themeTint="F2"/>
+              </w:rPr>
+              <w:t>.</w:t>
+            </w:r>
+          </w:p>
+          <w:p>
+            <w:pPr>
+              <w:pStyle w:val="NormalWeb"/>
               <w:suppressAutoHyphens w:val="0"/>
-              <w:spacing w:before="100" w:beforeAutospacing="1" w:after="100" w:afterAutospacing="1" w:line="240" w:lineRule="auto"/>
-              <w:rPr>
-                <w:rFonts w:ascii="Times New Roman" w:eastAsia="Times New Roman" w:hAnsi="Times New Roman" w:cs="Times New Roman"/>
-                <w:color w:val="0D0D0D" w:themeColor="text1" w:themeTint="F2"/>
-                <w:sz w:val="24"/>
-                <w:szCs w:val="24"/>
-                <w:lang w:eastAsia="fr-FR"/>
-              </w:rPr>
-            </w:pPr>
-            <w:r>
-              <w:rPr>
-                <w:rFonts w:ascii="Times New Roman" w:eastAsia="Times New Roman" w:hAnsi="Times New Roman" w:cs="Times New Roman"/>
-                <w:b/>
-                <w:bCs/>
-                <w:color w:val="0D0D0D" w:themeColor="text1" w:themeTint="F2"/>
-                <w:sz w:val="24"/>
-                <w:szCs w:val="24"/>
-                <w:lang w:eastAsia="fr-FR"/>
-              </w:rPr>
-              <w:t>Hypothèses secondaires :</w:t>
-            </w:r>
-          </w:p>
-          <w:p>
-            <w:pPr>
-              <w:numPr>
-                <w:ilvl w:val="0"/>
-                <w:numId w:val="11"/>
-              </w:numPr>
+              <w:spacing w:before="100" w:after="100"/>
+              <w:ind w:left="1080"/>
+              <w:rPr>
+                <w:color w:val="0D0D0D" w:themeColor="text1" w:themeTint="F2"/>
+              </w:rPr>
+            </w:pPr>
+            <w:r>
+              <w:rPr>
+                <w:rStyle w:val="lev"/>
+                <w:color w:val="0D0D0D" w:themeColor="text1" w:themeTint="F2"/>
+              </w:rPr>
+              <w:t>Gestion en temps réel des stocks</w:t>
+            </w:r>
+            <w:r>
+              <w:rPr>
+                <w:color w:val="0D0D0D" w:themeColor="text1" w:themeTint="F2"/>
+              </w:rPr>
+              <w:br/>
+              <w:t>→ réduit les gaspillages, évite les ruptures, et améliore la planification des collectes.</w:t>
+            </w:r>
+          </w:p>
+          <w:p>
+            <w:pPr>
+              <w:pStyle w:val="NormalWeb"/>
               <w:suppressAutoHyphens w:val="0"/>
-              <w:spacing w:before="100" w:beforeAutospacing="1" w:after="100" w:afterAutospacing="1" w:line="240" w:lineRule="auto"/>
-              <w:rPr>
-                <w:rFonts w:ascii="Times New Roman" w:eastAsia="Times New Roman" w:hAnsi="Times New Roman" w:cs="Times New Roman"/>
-                <w:color w:val="0D0D0D" w:themeColor="text1" w:themeTint="F2"/>
-                <w:sz w:val="24"/>
-                <w:szCs w:val="24"/>
-                <w:lang w:eastAsia="fr-FR"/>
-              </w:rPr>
-            </w:pPr>
-            <w:r>
-              <w:rPr>
-                <w:rFonts w:ascii="Times New Roman" w:eastAsia="Times New Roman" w:hAnsi="Times New Roman" w:cs="Times New Roman"/>
-                <w:color w:val="0D0D0D" w:themeColor="text1" w:themeTint="F2"/>
-                <w:sz w:val="24"/>
-                <w:szCs w:val="24"/>
-                <w:lang w:eastAsia="fr-FR"/>
-              </w:rPr>
-              <w:t>Un système capable de comprendre les requêtes en langage naturel fournira des résultats plus contextualisés et adaptés aux besoins des utilisateurs.</w:t>
-            </w:r>
-          </w:p>
-          <w:p>
-            <w:pPr>
-              <w:numPr>
-                <w:ilvl w:val="0"/>
-                <w:numId w:val="11"/>
-              </w:numPr>
+              <w:spacing w:before="100" w:after="100"/>
+              <w:ind w:left="1080"/>
+              <w:rPr>
+                <w:color w:val="0D0D0D" w:themeColor="text1" w:themeTint="F2"/>
+              </w:rPr>
+            </w:pPr>
+            <w:r>
+              <w:rPr>
+                <w:rStyle w:val="lev"/>
+                <w:color w:val="0D0D0D" w:themeColor="text1" w:themeTint="F2"/>
+              </w:rPr>
+              <w:t>Système d’alerte automatique</w:t>
+            </w:r>
+            <w:r>
+              <w:rPr>
+                <w:color w:val="0D0D0D" w:themeColor="text1" w:themeTint="F2"/>
+              </w:rPr>
+              <w:br/>
+              <w:t>→ accélère la mobilisation des donneurs compatibles dans les situations d’urgence (accidents, hémorragies, opérations).</w:t>
+            </w:r>
+          </w:p>
+          <w:p>
+            <w:pPr>
+              <w:pStyle w:val="NormalWeb"/>
               <w:suppressAutoHyphens w:val="0"/>
-              <w:spacing w:before="100" w:beforeAutospacing="1" w:after="100" w:afterAutospacing="1" w:line="240" w:lineRule="auto"/>
-              <w:rPr>
-                <w:rFonts w:ascii="Times New Roman" w:eastAsia="Times New Roman" w:hAnsi="Times New Roman" w:cs="Times New Roman"/>
-                <w:color w:val="0D0D0D" w:themeColor="text1" w:themeTint="F2"/>
-                <w:sz w:val="24"/>
-                <w:szCs w:val="24"/>
-                <w:lang w:eastAsia="fr-FR"/>
-              </w:rPr>
-            </w:pPr>
-            <w:r>
-              <w:rPr>
-                <w:rFonts w:ascii="Times New Roman" w:eastAsia="Times New Roman" w:hAnsi="Times New Roman" w:cs="Times New Roman"/>
-                <w:color w:val="0D0D0D" w:themeColor="text1" w:themeTint="F2"/>
-                <w:sz w:val="24"/>
-                <w:szCs w:val="24"/>
-                <w:lang w:eastAsia="fr-FR"/>
-              </w:rPr>
-              <w:t>La vectorisation sémantique des documents couplée au LLM facilitera la recherche avancée et la découverte de contenus connexes.</w:t>
-            </w:r>
-          </w:p>
-          <w:p>
-            <w:pPr>
-              <w:numPr>
-                <w:ilvl w:val="0"/>
-                <w:numId w:val="11"/>
-              </w:numPr>
-              <w:suppressAutoHyphens w:val="0"/>
-              <w:spacing w:before="100" w:beforeAutospacing="1" w:after="100" w:afterAutospacing="1" w:line="240" w:lineRule="auto"/>
-              <w:rPr>
-                <w:rFonts w:ascii="Times New Roman" w:eastAsia="Times New Roman" w:hAnsi="Times New Roman" w:cs="Times New Roman"/>
-                <w:color w:val="0D0D0D" w:themeColor="text1" w:themeTint="F2"/>
-                <w:sz w:val="24"/>
-                <w:szCs w:val="24"/>
-                <w:lang w:eastAsia="fr-FR"/>
-              </w:rPr>
-            </w:pPr>
-            <w:r>
-              <w:rPr>
-                <w:rFonts w:ascii="Times New Roman" w:eastAsia="Times New Roman" w:hAnsi="Times New Roman" w:cs="Times New Roman"/>
-                <w:color w:val="0D0D0D" w:themeColor="text1" w:themeTint="F2"/>
-                <w:sz w:val="24"/>
-                <w:szCs w:val="24"/>
-                <w:lang w:eastAsia="fr-FR"/>
-              </w:rPr>
-              <w:t>L’ajout de fonctionnalités intelligentes telles que la suggestion automatique de documents et le résumé de contenu améliorera l’expérience utilisateur et le temps de recherche.</w:t>
-            </w:r>
-          </w:p>
-          <w:p>
-            <w:pPr>
-              <w:numPr>
-                <w:ilvl w:val="0"/>
-                <w:numId w:val="11"/>
-              </w:numPr>
-              <w:suppressAutoHyphens w:val="0"/>
-              <w:spacing w:before="100" w:beforeAutospacing="1" w:after="100" w:afterAutospacing="1" w:line="240" w:lineRule="auto"/>
-              <w:rPr>
-                <w:rFonts w:ascii="Times New Roman" w:eastAsia="Times New Roman" w:hAnsi="Times New Roman" w:cs="Times New Roman"/>
-                <w:color w:val="0D0D0D" w:themeColor="text1" w:themeTint="F2"/>
-                <w:sz w:val="24"/>
-                <w:szCs w:val="24"/>
-                <w:lang w:eastAsia="fr-FR"/>
-              </w:rPr>
-            </w:pPr>
-            <w:r>
-              <w:rPr>
-                <w:rFonts w:ascii="Times New Roman" w:eastAsia="Times New Roman" w:hAnsi="Times New Roman" w:cs="Times New Roman"/>
-                <w:color w:val="0D0D0D" w:themeColor="text1" w:themeTint="F2"/>
-                <w:sz w:val="24"/>
-                <w:szCs w:val="24"/>
-                <w:lang w:eastAsia="fr-FR"/>
-              </w:rPr>
-              <w:t>La centralisation des ressources et leur organisation dynamique grâce à l’IA réduira les erreurs liées à la recherche manuelle et à la navigation complexe dans la bibliothèque.</w:t>
-            </w:r>
-          </w:p>
-          <w:p>
-            <w:pPr>
-              <w:tabs>
-                <w:tab w:val="left" w:pos="1551"/>
-              </w:tabs>
+              <w:spacing w:before="100" w:after="100"/>
+              <w:ind w:left="1080"/>
+              <w:rPr>
+                <w:color w:val="0D0D0D" w:themeColor="text1" w:themeTint="F2"/>
+              </w:rPr>
+            </w:pPr>
+            <w:r>
+              <w:rPr>
+                <w:rStyle w:val="lev"/>
+                <w:color w:val="0D0D0D" w:themeColor="text1" w:themeTint="F2"/>
+              </w:rPr>
+              <w:t>Adaptabilité au contexte rural</w:t>
+            </w:r>
+            <w:r>
+              <w:rPr>
+                <w:color w:val="0D0D0D" w:themeColor="text1" w:themeTint="F2"/>
+              </w:rPr>
+              <w:br/>
+              <w:t>→ un système simple (mobile + SMS) peut fonctionner même avec une faible connectivité.</w:t>
+            </w:r>
+          </w:p>
+          <w:p>
+            <w:pPr>
+              <w:spacing w:after="0" w:line="360" w:lineRule="auto"/>
+              <w:jc w:val="both"/>
               <w:rPr>
                 <w:rFonts w:ascii="Times New Roman" w:eastAsia="Courier New" w:hAnsi="Times New Roman" w:cs="Times New Roman"/>
                 <w:color w:val="0D0D0D" w:themeColor="text1" w:themeTint="F2"/>
@@ -2416,171 +2190,181 @@
           </w:tcPr>
           <w:p>
             <w:pPr>
+              <w:pStyle w:val="NormalWeb"/>
+              <w:rPr>
+                <w:color w:val="0D0D0D" w:themeColor="text1" w:themeTint="F2"/>
+              </w:rPr>
+            </w:pPr>
+            <w:r>
+              <w:rPr>
+                <w:rStyle w:val="lev"/>
+                <w:color w:val="0D0D0D" w:themeColor="text1" w:themeTint="F2"/>
+              </w:rPr>
+              <w:t>Hypothèse générale :</w:t>
+            </w:r>
+            <w:r>
+              <w:rPr>
+                <w:color w:val="0D0D0D" w:themeColor="text1" w:themeTint="F2"/>
+              </w:rPr>
+              <w:br/>
+            </w:r>
+            <w:r>
+              <w:rPr>
+                <w:rStyle w:val="Accentuation"/>
+                <w:color w:val="0D0D0D" w:themeColor="text1" w:themeTint="F2"/>
+              </w:rPr>
+              <w:t>Si un système de traçabilité basé sur la blockchain est mis en place pour enregistrer de manière immuable toutes les étapes du cycle de vie d’un médicament, alors il permettra de réduire la circulation des médicaments contrefaits, d’améliorer la transparence et de renforcer la confiance entre les acteurs de la chaîne pharmaceutique.</w:t>
+            </w:r>
+          </w:p>
+          <w:p>
+            <w:pPr>
+              <w:pStyle w:val="Titre3"/>
+              <w:rPr>
+                <w:rFonts w:ascii="Times New Roman" w:hAnsi="Times New Roman" w:cs="Times New Roman"/>
+                <w:color w:val="0D0D0D" w:themeColor="text1" w:themeTint="F2"/>
+              </w:rPr>
+            </w:pPr>
+            <w:r>
+              <w:rPr>
+                <w:rStyle w:val="lev"/>
+                <w:rFonts w:ascii="Times New Roman" w:hAnsi="Times New Roman" w:cs="Times New Roman"/>
+                <w:color w:val="0D0D0D" w:themeColor="text1" w:themeTint="F2"/>
+              </w:rPr>
+              <w:t>Justification de l’hypothèse</w:t>
+            </w:r>
+          </w:p>
+          <w:p>
+            <w:pPr>
+              <w:pStyle w:val="NormalWeb"/>
               <w:suppressAutoHyphens w:val="0"/>
-              <w:spacing w:before="100" w:beforeAutospacing="1" w:after="100" w:afterAutospacing="1" w:line="240" w:lineRule="auto"/>
-              <w:rPr>
-                <w:rFonts w:ascii="Times New Roman" w:eastAsia="Times New Roman" w:hAnsi="Times New Roman" w:cs="Times New Roman"/>
-                <w:color w:val="0D0D0D" w:themeColor="text1" w:themeTint="F2"/>
-                <w:sz w:val="24"/>
-                <w:szCs w:val="24"/>
-                <w:lang w:eastAsia="fr-FR"/>
-              </w:rPr>
-            </w:pPr>
-            <w:r>
-              <w:rPr>
-                <w:rFonts w:ascii="Times New Roman" w:eastAsia="Times New Roman" w:hAnsi="Times New Roman" w:cs="Times New Roman"/>
-                <w:b/>
-                <w:bCs/>
-                <w:color w:val="0D0D0D" w:themeColor="text1" w:themeTint="F2"/>
-                <w:sz w:val="24"/>
-                <w:szCs w:val="24"/>
-                <w:lang w:eastAsia="fr-FR"/>
-              </w:rPr>
-              <w:t>Hypothèse principale :</w:t>
-            </w:r>
-            <w:r>
-              <w:rPr>
-                <w:rFonts w:ascii="Times New Roman" w:eastAsia="Times New Roman" w:hAnsi="Times New Roman" w:cs="Times New Roman"/>
-                <w:color w:val="0D0D0D" w:themeColor="text1" w:themeTint="F2"/>
-                <w:sz w:val="24"/>
-                <w:szCs w:val="24"/>
-                <w:lang w:eastAsia="fr-FR"/>
+              <w:spacing w:before="100" w:after="100"/>
+              <w:ind w:left="1080"/>
+              <w:rPr>
+                <w:color w:val="0D0D0D" w:themeColor="text1" w:themeTint="F2"/>
+              </w:rPr>
+            </w:pPr>
+            <w:r>
+              <w:rPr>
+                <w:rStyle w:val="lev"/>
+                <w:color w:val="0D0D0D" w:themeColor="text1" w:themeTint="F2"/>
+              </w:rPr>
+              <w:t>Immutabilité de la blockchain</w:t>
+            </w:r>
+            <w:r>
+              <w:rPr>
+                <w:color w:val="0D0D0D" w:themeColor="text1" w:themeTint="F2"/>
               </w:rPr>
               <w:br/>
-              <w:t>La conception d’un système numérique intégré pour la gestion multi-chantier permettra d’optimiser la coordination des ressources, le suivi des activités et la prise de décision, réduisant ainsi les retards, les surcoûts et les erreurs de gestion par rapport aux méthodes traditionnelles manuelles ou fragmentées.</w:t>
-            </w:r>
-          </w:p>
-          <w:p>
-            <w:pPr>
+              <w:t>→ aucune donnée ne peut être modifiée, ce qui empêche la falsification de l’historique.</w:t>
+            </w:r>
+          </w:p>
+          <w:p>
+            <w:pPr>
+              <w:pStyle w:val="NormalWeb"/>
               <w:suppressAutoHyphens w:val="0"/>
-              <w:spacing w:before="100" w:beforeAutospacing="1" w:after="100" w:afterAutospacing="1" w:line="240" w:lineRule="auto"/>
-              <w:rPr>
-                <w:rFonts w:ascii="Times New Roman" w:eastAsia="Times New Roman" w:hAnsi="Times New Roman" w:cs="Times New Roman"/>
-                <w:color w:val="0D0D0D" w:themeColor="text1" w:themeTint="F2"/>
-                <w:sz w:val="24"/>
-                <w:szCs w:val="24"/>
-                <w:lang w:eastAsia="fr-FR"/>
-              </w:rPr>
-            </w:pPr>
-            <w:r>
-              <w:rPr>
-                <w:rFonts w:ascii="Times New Roman" w:eastAsia="Times New Roman" w:hAnsi="Times New Roman" w:cs="Times New Roman"/>
-                <w:b/>
-                <w:bCs/>
-                <w:color w:val="0D0D0D" w:themeColor="text1" w:themeTint="F2"/>
-                <w:sz w:val="24"/>
-                <w:szCs w:val="24"/>
-                <w:lang w:eastAsia="fr-FR"/>
-              </w:rPr>
-              <w:t>Hypothèses secondaires :</w:t>
-            </w:r>
-          </w:p>
-          <w:p>
-            <w:pPr>
-              <w:numPr>
-                <w:ilvl w:val="0"/>
-                <w:numId w:val="12"/>
-              </w:numPr>
+              <w:spacing w:before="100" w:after="100"/>
+              <w:ind w:left="1080"/>
+              <w:rPr>
+                <w:color w:val="0D0D0D" w:themeColor="text1" w:themeTint="F2"/>
+              </w:rPr>
+            </w:pPr>
+            <w:r>
+              <w:rPr>
+                <w:rStyle w:val="lev"/>
+                <w:color w:val="0D0D0D" w:themeColor="text1" w:themeTint="F2"/>
+              </w:rPr>
+              <w:t>Décentralisation</w:t>
+            </w:r>
+            <w:r>
+              <w:rPr>
+                <w:color w:val="0D0D0D" w:themeColor="text1" w:themeTint="F2"/>
+              </w:rPr>
+              <w:br/>
+              <w:t>→ aucun acteur ne peut contrôler ou manipuler seul le système, garantissant l’intégrité totale des données.</w:t>
+            </w:r>
+          </w:p>
+          <w:p>
+            <w:pPr>
+              <w:pStyle w:val="NormalWeb"/>
               <w:suppressAutoHyphens w:val="0"/>
-              <w:spacing w:before="100" w:beforeAutospacing="1" w:after="100" w:afterAutospacing="1" w:line="240" w:lineRule="auto"/>
-              <w:rPr>
-                <w:rFonts w:ascii="Times New Roman" w:eastAsia="Times New Roman" w:hAnsi="Times New Roman" w:cs="Times New Roman"/>
-                <w:color w:val="0D0D0D" w:themeColor="text1" w:themeTint="F2"/>
-                <w:sz w:val="24"/>
-                <w:szCs w:val="24"/>
-                <w:lang w:eastAsia="fr-FR"/>
-              </w:rPr>
-            </w:pPr>
-            <w:r>
-              <w:rPr>
-                <w:rFonts w:ascii="Times New Roman" w:eastAsia="Times New Roman" w:hAnsi="Times New Roman" w:cs="Times New Roman"/>
-                <w:color w:val="0D0D0D" w:themeColor="text1" w:themeTint="F2"/>
-                <w:sz w:val="24"/>
-                <w:szCs w:val="24"/>
-                <w:lang w:eastAsia="fr-FR"/>
-              </w:rPr>
-              <w:t>La centralisation en temps réel des données provenant de plusieurs chantiers facilitera la planification et le suivi efficace des tâches.</w:t>
-            </w:r>
-          </w:p>
-          <w:p>
-            <w:pPr>
-              <w:numPr>
-                <w:ilvl w:val="0"/>
-                <w:numId w:val="12"/>
-              </w:numPr>
+              <w:spacing w:before="100" w:after="100"/>
+              <w:ind w:left="1080"/>
+              <w:rPr>
+                <w:color w:val="0D0D0D" w:themeColor="text1" w:themeTint="F2"/>
+              </w:rPr>
+            </w:pPr>
+            <w:r>
+              <w:rPr>
+                <w:rStyle w:val="lev"/>
+                <w:color w:val="0D0D0D" w:themeColor="text1" w:themeTint="F2"/>
+              </w:rPr>
+              <w:t>Traçabilité complète</w:t>
+            </w:r>
+            <w:r>
+              <w:rPr>
+                <w:color w:val="0D0D0D" w:themeColor="text1" w:themeTint="F2"/>
+              </w:rPr>
+              <w:br/>
+              <w:t>→ chaque étape (fabrication, transport, stockage, distribution) est horodatée et vérifiable.</w:t>
+            </w:r>
+          </w:p>
+          <w:p>
+            <w:pPr>
+              <w:pStyle w:val="NormalWeb"/>
               <w:suppressAutoHyphens w:val="0"/>
-              <w:spacing w:before="100" w:beforeAutospacing="1" w:after="100" w:afterAutospacing="1" w:line="240" w:lineRule="auto"/>
-              <w:rPr>
-                <w:rFonts w:ascii="Times New Roman" w:eastAsia="Times New Roman" w:hAnsi="Times New Roman" w:cs="Times New Roman"/>
-                <w:color w:val="0D0D0D" w:themeColor="text1" w:themeTint="F2"/>
-                <w:sz w:val="24"/>
-                <w:szCs w:val="24"/>
-                <w:lang w:eastAsia="fr-FR"/>
-              </w:rPr>
-            </w:pPr>
-            <w:r>
-              <w:rPr>
-                <w:rFonts w:ascii="Times New Roman" w:eastAsia="Times New Roman" w:hAnsi="Times New Roman" w:cs="Times New Roman"/>
-                <w:color w:val="0D0D0D" w:themeColor="text1" w:themeTint="F2"/>
-                <w:sz w:val="24"/>
-                <w:szCs w:val="24"/>
-                <w:lang w:eastAsia="fr-FR"/>
-              </w:rPr>
-              <w:t>L’automatisation des alertes et des notifications pour les contraintes ou retards potentiels améliorera la réactivité des ingénieurs et chefs de chantier.</w:t>
-            </w:r>
-          </w:p>
-          <w:p>
-            <w:pPr>
-              <w:numPr>
-                <w:ilvl w:val="0"/>
-                <w:numId w:val="12"/>
-              </w:numPr>
+              <w:spacing w:before="100" w:after="100"/>
+              <w:ind w:left="1080"/>
+              <w:rPr>
+                <w:color w:val="0D0D0D" w:themeColor="text1" w:themeTint="F2"/>
+              </w:rPr>
+            </w:pPr>
+            <w:r>
+              <w:rPr>
+                <w:rStyle w:val="lev"/>
+                <w:color w:val="0D0D0D" w:themeColor="text1" w:themeTint="F2"/>
+              </w:rPr>
+              <w:t>Transparence</w:t>
+            </w:r>
+            <w:r>
+              <w:rPr>
+                <w:color w:val="0D0D0D" w:themeColor="text1" w:themeTint="F2"/>
+              </w:rPr>
+              <w:br/>
+              <w:t>→ les pharmacies et consommateurs peuvent vérifier l’authenticité d’un médicament via un simple QR code.</w:t>
+            </w:r>
+          </w:p>
+          <w:p>
+            <w:pPr>
+              <w:pStyle w:val="NormalWeb"/>
               <w:suppressAutoHyphens w:val="0"/>
-              <w:spacing w:before="100" w:beforeAutospacing="1" w:after="100" w:afterAutospacing="1" w:line="240" w:lineRule="auto"/>
-              <w:rPr>
-                <w:rFonts w:ascii="Times New Roman" w:eastAsia="Times New Roman" w:hAnsi="Times New Roman" w:cs="Times New Roman"/>
-                <w:color w:val="0D0D0D" w:themeColor="text1" w:themeTint="F2"/>
-                <w:sz w:val="24"/>
-                <w:szCs w:val="24"/>
-                <w:lang w:eastAsia="fr-FR"/>
-              </w:rPr>
-            </w:pPr>
-            <w:r>
-              <w:rPr>
-                <w:rFonts w:ascii="Times New Roman" w:eastAsia="Times New Roman" w:hAnsi="Times New Roman" w:cs="Times New Roman"/>
-                <w:color w:val="0D0D0D" w:themeColor="text1" w:themeTint="F2"/>
-                <w:sz w:val="24"/>
-                <w:szCs w:val="24"/>
-                <w:lang w:eastAsia="fr-FR"/>
-              </w:rPr>
-              <w:t>L’intégration d’outils d’optimisation pour l’allocation des ressources humaines, matérielles et financières augmentera la productivité et l’efficacité globale.</w:t>
-            </w:r>
-          </w:p>
-          <w:p>
-            <w:pPr>
-              <w:numPr>
-                <w:ilvl w:val="0"/>
-                <w:numId w:val="12"/>
-              </w:numPr>
-              <w:suppressAutoHyphens w:val="0"/>
-              <w:spacing w:before="100" w:beforeAutospacing="1" w:after="100" w:afterAutospacing="1" w:line="240" w:lineRule="auto"/>
-              <w:rPr>
-                <w:rFonts w:ascii="Times New Roman" w:eastAsia="Times New Roman" w:hAnsi="Times New Roman" w:cs="Times New Roman"/>
-                <w:color w:val="0D0D0D" w:themeColor="text1" w:themeTint="F2"/>
-                <w:sz w:val="24"/>
-                <w:szCs w:val="24"/>
-                <w:lang w:eastAsia="fr-FR"/>
-              </w:rPr>
-            </w:pPr>
-            <w:r>
-              <w:rPr>
-                <w:rFonts w:ascii="Times New Roman" w:eastAsia="Times New Roman" w:hAnsi="Times New Roman" w:cs="Times New Roman"/>
-                <w:color w:val="0D0D0D" w:themeColor="text1" w:themeTint="F2"/>
-                <w:sz w:val="24"/>
-                <w:szCs w:val="24"/>
-                <w:lang w:eastAsia="fr-FR"/>
-              </w:rPr>
-              <w:t>La visualisation dynamique des indicateurs clés (KPI) permettra une prise de décision rapide et éclairée, adaptée aux imprévus du terrain.</w:t>
+              <w:spacing w:before="100" w:after="100"/>
+              <w:ind w:left="1080"/>
+              <w:rPr>
+                <w:color w:val="0D0D0D" w:themeColor="text1" w:themeTint="F2"/>
+              </w:rPr>
+            </w:pPr>
+            <w:r>
+              <w:rPr>
+                <w:rStyle w:val="lev"/>
+                <w:color w:val="0D0D0D" w:themeColor="text1" w:themeTint="F2"/>
+              </w:rPr>
+              <w:t xml:space="preserve">Automatisation via smart </w:t>
+            </w:r>
+            <w:proofErr w:type="spellStart"/>
+            <w:r>
+              <w:rPr>
+                <w:rStyle w:val="lev"/>
+                <w:color w:val="0D0D0D" w:themeColor="text1" w:themeTint="F2"/>
+              </w:rPr>
+              <w:t>contracts</w:t>
+            </w:r>
+            <w:proofErr w:type="spellEnd"/>
+            <w:r>
+              <w:rPr>
+                <w:color w:val="0D0D0D" w:themeColor="text1" w:themeTint="F2"/>
+              </w:rPr>
+              <w:br/>
+              <w:t>→ permet de déclencher automatiquement des alertes en cas d’anomalie (rupture de chaîne de froid, mauvaise manipulation, produit expiré).</w:t>
             </w:r>
           </w:p>
           <w:p>
@@ -2719,11 +2503,9 @@
               <w:rPr>
                 <w:rStyle w:val="lev"/>
                 <w:rFonts w:ascii="Times New Roman" w:hAnsi="Times New Roman" w:cs="Times New Roman"/>
-                <w:b w:val="0"/>
-                <w:bCs w:val="0"/>
-                <w:color w:val="0D0D0D" w:themeColor="text1" w:themeTint="F2"/>
-              </w:rPr>
-              <w:t>Objectif général :</w:t>
+                <w:color w:val="0D0D0D" w:themeColor="text1" w:themeTint="F2"/>
+              </w:rPr>
+              <w:t>Objectif général</w:t>
             </w:r>
           </w:p>
           <w:p>
@@ -2737,7 +2519,7 @@
               <w:rPr>
                 <w:color w:val="0D0D0D" w:themeColor="text1" w:themeTint="F2"/>
               </w:rPr>
-              <w:t>Concevoir une bibliothèque numérique intelligente intégrant un LLM afin d’améliorer la pertinence, la rapidité et la précision des recherches documentaires, tout en offrant une expérience utilisateur optimisée.</w:t>
+              <w:t>Concevoir et développer un système numérique capable d’améliorer l’accessibilité, la coordination et la gestion du don de sang dans une zone rurale.</w:t>
             </w:r>
           </w:p>
           <w:p>
@@ -2752,11 +2534,9 @@
               <w:rPr>
                 <w:rStyle w:val="lev"/>
                 <w:rFonts w:ascii="Times New Roman" w:hAnsi="Times New Roman" w:cs="Times New Roman"/>
-                <w:b w:val="0"/>
-                <w:bCs w:val="0"/>
-                <w:color w:val="0D0D0D" w:themeColor="text1" w:themeTint="F2"/>
-              </w:rPr>
-              <w:t>Objectifs spécifiques :</w:t>
+                <w:color w:val="0D0D0D" w:themeColor="text1" w:themeTint="F2"/>
+              </w:rPr>
+              <w:t>Objectifs spécifiques</w:t>
             </w:r>
           </w:p>
           <w:p>
@@ -2764,7 +2544,7 @@
               <w:pStyle w:val="NormalWeb"/>
               <w:numPr>
                 <w:ilvl w:val="0"/>
-                <w:numId w:val="13"/>
+                <w:numId w:val="9"/>
               </w:numPr>
               <w:suppressAutoHyphens w:val="0"/>
               <w:spacing w:before="100" w:after="100"/>
@@ -2776,7 +2556,7 @@
               <w:rPr>
                 <w:color w:val="0D0D0D" w:themeColor="text1" w:themeTint="F2"/>
               </w:rPr>
-              <w:t>Développer un moteur de recherche capable de comprendre les requêtes en langage naturel.</w:t>
+              <w:t>Identifier les besoins réels des centres de santé ruraux en matière de gestion du sang.</w:t>
             </w:r>
           </w:p>
           <w:p>
@@ -2784,7 +2564,7 @@
               <w:pStyle w:val="NormalWeb"/>
               <w:numPr>
                 <w:ilvl w:val="0"/>
-                <w:numId w:val="13"/>
+                <w:numId w:val="9"/>
               </w:numPr>
               <w:suppressAutoHyphens w:val="0"/>
               <w:spacing w:before="100" w:after="100"/>
@@ -2796,7 +2576,7 @@
               <w:rPr>
                 <w:color w:val="0D0D0D" w:themeColor="text1" w:themeTint="F2"/>
               </w:rPr>
-              <w:t>Mettre en place une indexation sémantique et une vectorisation des documents pour faciliter la recherche avancée.</w:t>
+              <w:t>Créer un module de gestion de stock sanguin (quantité, type sanguin, péremption).</w:t>
             </w:r>
           </w:p>
           <w:p>
@@ -2804,7 +2584,7 @@
               <w:pStyle w:val="NormalWeb"/>
               <w:numPr>
                 <w:ilvl w:val="0"/>
-                <w:numId w:val="13"/>
+                <w:numId w:val="9"/>
               </w:numPr>
               <w:suppressAutoHyphens w:val="0"/>
               <w:spacing w:before="100" w:after="100"/>
@@ -2816,7 +2596,7 @@
               <w:rPr>
                 <w:color w:val="0D0D0D" w:themeColor="text1" w:themeTint="F2"/>
               </w:rPr>
-              <w:t>Intégrer des fonctionnalités intelligentes telles que la suggestion automatique de documents et le résumé de contenu.</w:t>
+              <w:t>Mettre en place une plateforme d’inscription, localisation et notification des donneurs.</w:t>
             </w:r>
           </w:p>
           <w:p>
@@ -2824,7 +2604,7 @@
               <w:pStyle w:val="NormalWeb"/>
               <w:numPr>
                 <w:ilvl w:val="0"/>
-                <w:numId w:val="13"/>
+                <w:numId w:val="9"/>
               </w:numPr>
               <w:suppressAutoHyphens w:val="0"/>
               <w:spacing w:before="100" w:after="100"/>
@@ -2836,7 +2616,7 @@
               <w:rPr>
                 <w:color w:val="0D0D0D" w:themeColor="text1" w:themeTint="F2"/>
               </w:rPr>
-              <w:t>Évaluer l’efficacité et la pertinence des résultats obtenus par rapport aux méthodes de recherche classiques.</w:t>
+              <w:t>Intégrer un système d’alerte pour les urgences médicales.</w:t>
             </w:r>
           </w:p>
           <w:p>
@@ -2844,7 +2624,7 @@
               <w:pStyle w:val="NormalWeb"/>
               <w:numPr>
                 <w:ilvl w:val="0"/>
-                <w:numId w:val="13"/>
+                <w:numId w:val="9"/>
               </w:numPr>
               <w:suppressAutoHyphens w:val="0"/>
               <w:spacing w:before="100" w:after="100"/>
@@ -2856,7 +2636,7 @@
               <w:rPr>
                 <w:color w:val="0D0D0D" w:themeColor="text1" w:themeTint="F2"/>
               </w:rPr>
-              <w:t>Offrir une interface utilisateur intuitive et ergonomique pour améliorer l’expérience globale des utilisateurs.</w:t>
+              <w:t>Tester et évaluer l’impact de la solution sur la rapidité et la qualité de prise en charge.</w:t>
             </w:r>
           </w:p>
           <w:p>
@@ -2945,12 +2725,9 @@
               <w:rPr>
                 <w:rStyle w:val="lev"/>
                 <w:rFonts w:ascii="Times New Roman" w:hAnsi="Times New Roman" w:cs="Times New Roman"/>
-                <w:b w:val="0"/>
-                <w:bCs w:val="0"/>
-                <w:color w:val="0D0D0D" w:themeColor="text1" w:themeTint="F2"/>
-              </w:rPr>
-              <w:lastRenderedPageBreak/>
-              <w:t>Objectif général :</w:t>
+                <w:color w:val="0D0D0D" w:themeColor="text1" w:themeTint="F2"/>
+              </w:rPr>
+              <w:t>Objectif général</w:t>
             </w:r>
           </w:p>
           <w:p>
@@ -2964,7 +2741,7 @@
               <w:rPr>
                 <w:color w:val="0D0D0D" w:themeColor="text1" w:themeTint="F2"/>
               </w:rPr>
-              <w:t>Concevoir un système numérique intégré permettant d’optimiser la gestion simultanée de plusieurs chantiers, en améliorant la coordination des ressources, le suivi des activités et la prise de décision pour les ingénieurs civils.</w:t>
+              <w:t>Mettre en place un système de traçabilité des médicaments, sécurisé et transparent, reposant sur la technologie blockchain.</w:t>
             </w:r>
           </w:p>
           <w:p>
@@ -2979,11 +2756,9 @@
               <w:rPr>
                 <w:rStyle w:val="lev"/>
                 <w:rFonts w:ascii="Times New Roman" w:hAnsi="Times New Roman" w:cs="Times New Roman"/>
-                <w:b w:val="0"/>
-                <w:bCs w:val="0"/>
-                <w:color w:val="0D0D0D" w:themeColor="text1" w:themeTint="F2"/>
-              </w:rPr>
-              <w:t>Objectifs spécifiques :</w:t>
+                <w:color w:val="0D0D0D" w:themeColor="text1" w:themeTint="F2"/>
+              </w:rPr>
+              <w:t>Objectifs spécifiques</w:t>
             </w:r>
           </w:p>
           <w:p>
@@ -3003,7 +2778,7 @@
               <w:rPr>
                 <w:color w:val="0D0D0D" w:themeColor="text1" w:themeTint="F2"/>
               </w:rPr>
-              <w:t>Centraliser les informations et données provenant de plusieurs chantiers dans une seule plateforme cohérente.</w:t>
+              <w:t>Étudier les limites des systèmes actuels de traçabilité pharmaceutique.</w:t>
             </w:r>
           </w:p>
           <w:p>
@@ -3023,7 +2798,7 @@
               <w:rPr>
                 <w:color w:val="0D0D0D" w:themeColor="text1" w:themeTint="F2"/>
               </w:rPr>
-              <w:t>Mettre en place des outils d’optimisation pour la planification et l’allocation des ressources humaines, matérielles et financières.</w:t>
+              <w:t>Concevoir un modèle de données basé sur la blockchain pour enregistrer le parcours du médicament.</w:t>
             </w:r>
           </w:p>
           <w:p>
@@ -3043,7 +2818,21 @@
               <w:rPr>
                 <w:color w:val="0D0D0D" w:themeColor="text1" w:themeTint="F2"/>
               </w:rPr>
-              <w:t>Automatiser la génération d’alertes et de notifications pour anticiper les retards ou contraintes sur le terrain.</w:t>
+              <w:t xml:space="preserve">Développer un prototype de solution (smart </w:t>
+            </w:r>
+            <w:proofErr w:type="spellStart"/>
+            <w:r>
+              <w:rPr>
+                <w:color w:val="0D0D0D" w:themeColor="text1" w:themeTint="F2"/>
+              </w:rPr>
+              <w:t>contracts</w:t>
+            </w:r>
+            <w:proofErr w:type="spellEnd"/>
+            <w:r>
+              <w:rPr>
+                <w:color w:val="0D0D0D" w:themeColor="text1" w:themeTint="F2"/>
+              </w:rPr>
+              <w:t>, registre distribué, interface utilisateur).</w:t>
             </w:r>
           </w:p>
           <w:p>
@@ -3063,7 +2852,7 @@
               <w:rPr>
                 <w:color w:val="0D0D0D" w:themeColor="text1" w:themeTint="F2"/>
               </w:rPr>
-              <w:t>Fournir des indicateurs clés (KPI) dynamiques pour faciliter la prise de décision en temps réel.</w:t>
+              <w:t>Tester la fiabilité et la performance du système.</w:t>
             </w:r>
           </w:p>
           <w:p>
@@ -3083,7 +2872,7 @@
               <w:rPr>
                 <w:color w:val="0D0D0D" w:themeColor="text1" w:themeTint="F2"/>
               </w:rPr>
-              <w:t>Évaluer l’efficacité du système par rapport aux méthodes de gestion traditionnelles en termes de productivité, coûts et délais.</w:t>
+              <w:t>Évaluer l’impact potentiel sur la lutte contre les médicaments contrefaits.</w:t>
             </w:r>
           </w:p>
           <w:p>
@@ -3133,6 +2922,7 @@
           <w:sz w:val="24"/>
           <w:szCs w:val="24"/>
         </w:rPr>
+        <w:lastRenderedPageBreak/>
         <w:t>État de l’art</w:t>
       </w:r>
       <w:r>
@@ -3345,6 +3135,7 @@
                 <w:szCs w:val="24"/>
               </w:rPr>
             </w:pPr>
+            <w:proofErr w:type="spellStart"/>
             <w:r>
               <w:rPr>
                 <w:rFonts w:ascii="Times New Roman" w:hAnsi="Times New Roman" w:cs="Times New Roman"/>
@@ -3353,7 +3144,28 @@
                 <w:sz w:val="24"/>
                 <w:szCs w:val="24"/>
               </w:rPr>
-              <w:t>Seth Mukama</w:t>
+              <w:t>Be</w:t>
+            </w:r>
+            <w:r>
+              <w:rPr>
+                <w:rFonts w:ascii="Times New Roman" w:hAnsi="Times New Roman" w:cs="Times New Roman"/>
+                <w:bCs/>
+                <w:color w:val="0D0D0D" w:themeColor="text1" w:themeTint="F2"/>
+                <w:sz w:val="24"/>
+                <w:szCs w:val="24"/>
+              </w:rPr>
+              <w:t>nchikh</w:t>
+            </w:r>
+            <w:proofErr w:type="spellEnd"/>
+            <w:r>
+              <w:rPr>
+                <w:rFonts w:ascii="Times New Roman" w:hAnsi="Times New Roman" w:cs="Times New Roman"/>
+                <w:bCs/>
+                <w:color w:val="0D0D0D" w:themeColor="text1" w:themeTint="F2"/>
+                <w:sz w:val="24"/>
+                <w:szCs w:val="24"/>
+              </w:rPr>
+              <w:t xml:space="preserve"> ABDEKHAFID</w:t>
             </w:r>
           </w:p>
         </w:tc>
@@ -3382,7 +3194,74 @@
                 <w:sz w:val="24"/>
                 <w:szCs w:val="24"/>
               </w:rPr>
-              <w:t>Institut Supérieure de l’informatique et de Gestion</w:t>
+              <w:t>Université</w:t>
+            </w:r>
+            <w:r>
+              <w:rPr>
+                <w:rFonts w:ascii="Times New Roman" w:hAnsi="Times New Roman" w:cs="Times New Roman"/>
+                <w:color w:val="0D0D0D" w:themeColor="text1" w:themeTint="F2"/>
+                <w:sz w:val="24"/>
+                <w:szCs w:val="24"/>
+              </w:rPr>
+              <w:t xml:space="preserve"> Abou Bakr </w:t>
+            </w:r>
+            <w:proofErr w:type="spellStart"/>
+            <w:r>
+              <w:rPr>
+                <w:rFonts w:ascii="Times New Roman" w:hAnsi="Times New Roman" w:cs="Times New Roman"/>
+                <w:color w:val="0D0D0D" w:themeColor="text1" w:themeTint="F2"/>
+                <w:sz w:val="24"/>
+                <w:szCs w:val="24"/>
+              </w:rPr>
+              <w:t>Belkaid</w:t>
+            </w:r>
+            <w:proofErr w:type="spellEnd"/>
+            <w:r>
+              <w:rPr>
+                <w:rFonts w:ascii="Times New Roman" w:hAnsi="Times New Roman" w:cs="Times New Roman"/>
+                <w:color w:val="0D0D0D" w:themeColor="text1" w:themeTint="F2"/>
+                <w:sz w:val="24"/>
+                <w:szCs w:val="24"/>
+              </w:rPr>
+              <w:t xml:space="preserve"> de Tlemcen </w:t>
+            </w:r>
+            <w:proofErr w:type="gramStart"/>
+            <w:r>
+              <w:rPr>
+                <w:rFonts w:ascii="Times New Roman" w:hAnsi="Times New Roman" w:cs="Times New Roman"/>
+                <w:color w:val="0D0D0D" w:themeColor="text1" w:themeTint="F2"/>
+                <w:sz w:val="24"/>
+                <w:szCs w:val="24"/>
+              </w:rPr>
+              <w:t>( Informatique</w:t>
+            </w:r>
+            <w:proofErr w:type="gramEnd"/>
+            <w:r>
+              <w:rPr>
+                <w:rFonts w:ascii="Times New Roman" w:hAnsi="Times New Roman" w:cs="Times New Roman"/>
+                <w:color w:val="0D0D0D" w:themeColor="text1" w:themeTint="F2"/>
+                <w:sz w:val="24"/>
+                <w:szCs w:val="24"/>
+              </w:rPr>
+              <w:t xml:space="preserve"> </w:t>
+            </w:r>
+            <w:r>
+              <w:rPr>
+                <w:rFonts w:ascii="Times New Roman" w:hAnsi="Times New Roman" w:cs="Times New Roman"/>
+                <w:color w:val="0D0D0D" w:themeColor="text1" w:themeTint="F2"/>
+                <w:sz w:val="24"/>
+                <w:szCs w:val="24"/>
+              </w:rPr>
+              <w:t>Biomédicale</w:t>
+            </w:r>
+            <w:r>
+              <w:rPr>
+                <w:rFonts w:ascii="Times New Roman" w:hAnsi="Times New Roman" w:cs="Times New Roman"/>
+                <w:color w:val="0D0D0D" w:themeColor="text1" w:themeTint="F2"/>
+                <w:sz w:val="24"/>
+                <w:szCs w:val="24"/>
+              </w:rPr>
+              <w:t>)</w:t>
             </w:r>
           </w:p>
         </w:tc>
@@ -3408,7 +3287,7 @@
                 <w:sz w:val="24"/>
                 <w:szCs w:val="24"/>
               </w:rPr>
-              <w:t>L'implémentation d'une bibliothèque numérique des travaux pratiques dans une université,</w:t>
+              <w:t>Site web pour les donneurs et receveurs de sang</w:t>
             </w:r>
           </w:p>
         </w:tc>
@@ -3459,6 +3338,7 @@
                 <w:lang w:val="en-US"/>
               </w:rPr>
             </w:pPr>
+            <w:proofErr w:type="spellStart"/>
             <w:r>
               <w:rPr>
                 <w:rFonts w:ascii="Times New Roman" w:hAnsi="Times New Roman" w:cs="Times New Roman"/>
@@ -3467,7 +3347,18 @@
                 <w:szCs w:val="24"/>
                 <w:lang w:val="en-US"/>
               </w:rPr>
-              <w:t>Delphine berroneau</w:t>
+              <w:t>Ndeye</w:t>
+            </w:r>
+            <w:proofErr w:type="spellEnd"/>
+            <w:r>
+              <w:rPr>
+                <w:rFonts w:ascii="Times New Roman" w:hAnsi="Times New Roman" w:cs="Times New Roman"/>
+                <w:color w:val="0D0D0D" w:themeColor="text1" w:themeTint="F2"/>
+                <w:sz w:val="24"/>
+                <w:szCs w:val="24"/>
+                <w:lang w:val="en-US"/>
+              </w:rPr>
+              <w:t xml:space="preserve"> NDIAYE</w:t>
             </w:r>
           </w:p>
         </w:tc>
@@ -3493,7 +3384,36 @@
                 <w:sz w:val="24"/>
                 <w:szCs w:val="24"/>
               </w:rPr>
-              <w:t>Université de Poitiers</w:t>
+              <w:t>Université</w:t>
+            </w:r>
+            <w:r>
+              <w:rPr>
+                <w:rFonts w:ascii="Times New Roman" w:hAnsi="Times New Roman" w:cs="Times New Roman"/>
+                <w:color w:val="0D0D0D" w:themeColor="text1" w:themeTint="F2"/>
+                <w:sz w:val="24"/>
+                <w:szCs w:val="24"/>
+              </w:rPr>
+              <w:t xml:space="preserve"> Assane </w:t>
+            </w:r>
+            <w:proofErr w:type="spellStart"/>
+            <w:r>
+              <w:rPr>
+                <w:rFonts w:ascii="Times New Roman" w:hAnsi="Times New Roman" w:cs="Times New Roman"/>
+                <w:color w:val="0D0D0D" w:themeColor="text1" w:themeTint="F2"/>
+                <w:sz w:val="24"/>
+                <w:szCs w:val="24"/>
+              </w:rPr>
+              <w:t>Zeck</w:t>
+            </w:r>
+            <w:proofErr w:type="spellEnd"/>
+            <w:r>
+              <w:rPr>
+                <w:rFonts w:ascii="Times New Roman" w:hAnsi="Times New Roman" w:cs="Times New Roman"/>
+                <w:color w:val="0D0D0D" w:themeColor="text1" w:themeTint="F2"/>
+                <w:sz w:val="24"/>
+                <w:szCs w:val="24"/>
+              </w:rPr>
+              <w:t xml:space="preserve"> </w:t>
             </w:r>
           </w:p>
         </w:tc>
@@ -3519,16 +3439,43 @@
                 <w:sz w:val="24"/>
                 <w:szCs w:val="24"/>
               </w:rPr>
-              <w:t>Les bibliothèques numériques.</w:t>
-            </w:r>
-            <w:r>
-              <w:rPr>
-                <w:rFonts w:ascii="Times New Roman" w:hAnsi="Times New Roman" w:cs="Times New Roman"/>
-                <w:color w:val="0D0D0D" w:themeColor="text1" w:themeTint="F2"/>
-                <w:sz w:val="24"/>
-                <w:szCs w:val="24"/>
-              </w:rPr>
-              <w:t xml:space="preserve"> D’hier a aujourd’hui, la transmission d’un savoir</w:t>
+              <w:t xml:space="preserve">Conception et </w:t>
+            </w:r>
+            <w:r>
+              <w:rPr>
+                <w:rFonts w:ascii="Times New Roman" w:hAnsi="Times New Roman" w:cs="Times New Roman"/>
+                <w:color w:val="0D0D0D" w:themeColor="text1" w:themeTint="F2"/>
+                <w:sz w:val="24"/>
+                <w:szCs w:val="24"/>
+              </w:rPr>
+              <w:t>développement</w:t>
+            </w:r>
+            <w:r>
+              <w:rPr>
+                <w:rFonts w:ascii="Times New Roman" w:hAnsi="Times New Roman" w:cs="Times New Roman"/>
+                <w:color w:val="0D0D0D" w:themeColor="text1" w:themeTint="F2"/>
+                <w:sz w:val="24"/>
+                <w:szCs w:val="24"/>
+              </w:rPr>
+              <w:t xml:space="preserve"> d’une application de gestion des dons de sang a l’</w:t>
+            </w:r>
+            <w:r>
+              <w:rPr>
+                <w:rFonts w:ascii="Times New Roman" w:hAnsi="Times New Roman" w:cs="Times New Roman"/>
+                <w:color w:val="0D0D0D" w:themeColor="text1" w:themeTint="F2"/>
+                <w:sz w:val="24"/>
+                <w:szCs w:val="24"/>
+              </w:rPr>
+              <w:t>hôpital</w:t>
+            </w:r>
+            <w:r>
+              <w:rPr>
+                <w:rFonts w:ascii="Times New Roman" w:hAnsi="Times New Roman" w:cs="Times New Roman"/>
+                <w:color w:val="0D0D0D" w:themeColor="text1" w:themeTint="F2"/>
+                <w:sz w:val="24"/>
+                <w:szCs w:val="24"/>
+              </w:rPr>
+              <w:t xml:space="preserve"> de la paix de Ziguinchor</w:t>
             </w:r>
           </w:p>
         </w:tc>
@@ -3573,19 +3520,21 @@
               <w:spacing w:after="0" w:line="240" w:lineRule="auto"/>
               <w:rPr>
                 <w:rFonts w:ascii="Times New Roman" w:hAnsi="Times New Roman" w:cs="Times New Roman"/>
-                <w:color w:val="0D0D0D" w:themeColor="text1" w:themeTint="F2"/>
-                <w:sz w:val="24"/>
-                <w:szCs w:val="24"/>
-              </w:rPr>
-            </w:pPr>
-            <w:r>
-              <w:rPr>
-                <w:rFonts w:ascii="Times New Roman" w:hAnsi="Times New Roman" w:cs="Times New Roman"/>
-                <w:color w:val="0D0D0D" w:themeColor="text1" w:themeTint="F2"/>
-                <w:sz w:val="24"/>
-                <w:szCs w:val="24"/>
-              </w:rPr>
-              <w:t>Abir, BOUKHRIF</w:t>
+                <w:bCs/>
+                <w:color w:val="0D0D0D" w:themeColor="text1" w:themeTint="F2"/>
+                <w:sz w:val="24"/>
+                <w:szCs w:val="24"/>
+              </w:rPr>
+            </w:pPr>
+            <w:r>
+              <w:rPr>
+                <w:rFonts w:ascii="Times New Roman" w:hAnsi="Times New Roman" w:cs="Times New Roman"/>
+                <w:bCs/>
+                <w:color w:val="0D0D0D" w:themeColor="text1" w:themeTint="F2"/>
+                <w:sz w:val="24"/>
+                <w:szCs w:val="24"/>
+              </w:rPr>
+              <w:t>Elie YOTE NTAMBILA</w:t>
             </w:r>
           </w:p>
         </w:tc>
@@ -3604,14 +3553,25 @@
                 <w:szCs w:val="24"/>
               </w:rPr>
             </w:pPr>
-            <w:r>
-              <w:rPr>
-                <w:rFonts w:ascii="Times New Roman" w:hAnsi="Times New Roman" w:cs="Times New Roman"/>
-                <w:color w:val="0D0D0D" w:themeColor="text1" w:themeTint="F2"/>
-                <w:sz w:val="24"/>
-                <w:szCs w:val="24"/>
-              </w:rPr>
-              <w:t>Universite Mohamed Boudiaf – M’sila</w:t>
+            <w:proofErr w:type="gramStart"/>
+            <w:r>
+              <w:rPr>
+                <w:rFonts w:ascii="Times New Roman" w:hAnsi="Times New Roman" w:cs="Times New Roman"/>
+                <w:color w:val="0D0D0D" w:themeColor="text1" w:themeTint="F2"/>
+                <w:sz w:val="24"/>
+                <w:szCs w:val="24"/>
+              </w:rPr>
+              <w:t>UNILU(</w:t>
+            </w:r>
+            <w:proofErr w:type="gramEnd"/>
+            <w:r>
+              <w:rPr>
+                <w:rFonts w:ascii="Times New Roman" w:hAnsi="Times New Roman" w:cs="Times New Roman"/>
+                <w:color w:val="0D0D0D" w:themeColor="text1" w:themeTint="F2"/>
+                <w:sz w:val="24"/>
+                <w:szCs w:val="24"/>
+              </w:rPr>
+              <w:t>2025)</w:t>
             </w:r>
           </w:p>
         </w:tc>
@@ -3637,7 +3597,43 @@
                 <w:sz w:val="24"/>
                 <w:szCs w:val="24"/>
               </w:rPr>
-              <w:t>Gestion D’un Projet De Construction De Bâtiment Dans Le But De Planifier Les Tâches À Réaliser</w:t>
+              <w:t>Evaluation de niveau de connaissance</w:t>
+            </w:r>
+            <w:r>
+              <w:rPr>
+                <w:rFonts w:ascii="Times New Roman" w:hAnsi="Times New Roman" w:cs="Times New Roman"/>
+                <w:color w:val="0D0D0D" w:themeColor="text1" w:themeTint="F2"/>
+                <w:sz w:val="24"/>
+                <w:szCs w:val="24"/>
+              </w:rPr>
+              <w:t>s</w:t>
+            </w:r>
+            <w:r>
+              <w:rPr>
+                <w:rFonts w:ascii="Times New Roman" w:hAnsi="Times New Roman" w:cs="Times New Roman"/>
+                <w:color w:val="0D0D0D" w:themeColor="text1" w:themeTint="F2"/>
+                <w:sz w:val="24"/>
+                <w:szCs w:val="24"/>
+              </w:rPr>
+              <w:t xml:space="preserve">, attitudes et pratiques sur les dons de </w:t>
+            </w:r>
+            <w:r>
+              <w:rPr>
+                <w:rFonts w:ascii="Times New Roman" w:hAnsi="Times New Roman" w:cs="Times New Roman"/>
+                <w:color w:val="0D0D0D" w:themeColor="text1" w:themeTint="F2"/>
+                <w:sz w:val="24"/>
+                <w:szCs w:val="24"/>
+              </w:rPr>
+              <w:t>sang à</w:t>
+            </w:r>
+            <w:r>
+              <w:rPr>
+                <w:rFonts w:ascii="Times New Roman" w:hAnsi="Times New Roman" w:cs="Times New Roman"/>
+                <w:color w:val="0D0D0D" w:themeColor="text1" w:themeTint="F2"/>
+                <w:sz w:val="24"/>
+                <w:szCs w:val="24"/>
+              </w:rPr>
+              <w:t xml:space="preserve"> Lubumbashi</w:t>
             </w:r>
           </w:p>
         </w:tc>
@@ -3694,7 +3690,7 @@
                 <w:sz w:val="24"/>
                 <w:szCs w:val="24"/>
               </w:rPr>
-              <w:t>Hadjou Wisseme</w:t>
+              <w:t xml:space="preserve">Alain ILUNGA </w:t>
             </w:r>
           </w:p>
         </w:tc>
@@ -3720,7 +3716,7 @@
                 <w:sz w:val="24"/>
                 <w:szCs w:val="24"/>
               </w:rPr>
-              <w:t>Universite Larbi Ben M’hidi – Om-el-bouaghi</w:t>
+              <w:t>Université de Mbuji-Mayi (UM)</w:t>
             </w:r>
           </w:p>
         </w:tc>
@@ -3746,7 +3742,7 @@
                 <w:sz w:val="24"/>
                 <w:szCs w:val="24"/>
               </w:rPr>
-              <w:t>Suivi et contrôle de chantier d’un projet touristique</w:t>
+              <w:t>Amélioration de la chaîne d’approvisionnement pharmaceutique dans les zones rurales</w:t>
             </w:r>
           </w:p>
         </w:tc>
@@ -3802,10 +3798,20 @@
                 <w:color w:val="0D0D0D" w:themeColor="text1" w:themeTint="F2"/>
                 <w:sz w:val="24"/>
                 <w:szCs w:val="24"/>
-                <w:shd w:val="clear" w:color="auto" w:fill="EAEAEA"/>
-              </w:rPr>
-              <w:t>Ben Jemaa, Mohamed Yassine</w:t>
-            </w:r>
+              </w:rPr>
+              <w:t xml:space="preserve">Jean Remy </w:t>
+            </w:r>
+            <w:proofErr w:type="spellStart"/>
+            <w:r>
+              <w:rPr>
+                <w:rFonts w:ascii="Times New Roman" w:hAnsi="Times New Roman" w:cs="Times New Roman"/>
+                <w:color w:val="0D0D0D" w:themeColor="text1" w:themeTint="F2"/>
+                <w:sz w:val="24"/>
+                <w:szCs w:val="24"/>
+              </w:rPr>
+              <w:t>Ekongo</w:t>
+            </w:r>
+            <w:proofErr w:type="spellEnd"/>
           </w:p>
         </w:tc>
         <w:tc>
@@ -3830,7 +3836,16 @@
                 <w:sz w:val="24"/>
                 <w:szCs w:val="24"/>
               </w:rPr>
-              <w:t>École de technologie supérieure, Montréal</w:t>
+              <w:t>Université</w:t>
+            </w:r>
+            <w:r>
+              <w:rPr>
+                <w:rFonts w:ascii="Times New Roman" w:hAnsi="Times New Roman" w:cs="Times New Roman"/>
+                <w:color w:val="0D0D0D" w:themeColor="text1" w:themeTint="F2"/>
+                <w:sz w:val="24"/>
+                <w:szCs w:val="24"/>
+              </w:rPr>
+              <w:t xml:space="preserve"> officielle de Bukavu</w:t>
             </w:r>
           </w:p>
         </w:tc>
@@ -3856,7 +3871,43 @@
                 <w:sz w:val="24"/>
                 <w:szCs w:val="24"/>
               </w:rPr>
-              <w:t>Implémentation de solutions intégrées pour la gestion de l’information dans les chantiers de construction</w:t>
+              <w:t>Contrefaçon</w:t>
+            </w:r>
+            <w:r>
+              <w:rPr>
+                <w:rFonts w:ascii="Times New Roman" w:hAnsi="Times New Roman" w:cs="Times New Roman"/>
+                <w:color w:val="0D0D0D" w:themeColor="text1" w:themeTint="F2"/>
+                <w:sz w:val="24"/>
+                <w:szCs w:val="24"/>
+              </w:rPr>
+              <w:t xml:space="preserve"> des </w:t>
+            </w:r>
+            <w:r>
+              <w:rPr>
+                <w:rFonts w:ascii="Times New Roman" w:hAnsi="Times New Roman" w:cs="Times New Roman"/>
+                <w:color w:val="0D0D0D" w:themeColor="text1" w:themeTint="F2"/>
+                <w:sz w:val="24"/>
+                <w:szCs w:val="24"/>
+              </w:rPr>
+              <w:t>médicaments</w:t>
+            </w:r>
+            <w:r>
+              <w:rPr>
+                <w:rFonts w:ascii="Times New Roman" w:hAnsi="Times New Roman" w:cs="Times New Roman"/>
+                <w:color w:val="0D0D0D" w:themeColor="text1" w:themeTint="F2"/>
+                <w:sz w:val="24"/>
+                <w:szCs w:val="24"/>
+              </w:rPr>
+              <w:t xml:space="preserve"> : ampleur et </w:t>
+            </w:r>
+            <w:r>
+              <w:rPr>
+                <w:rFonts w:ascii="Times New Roman" w:hAnsi="Times New Roman" w:cs="Times New Roman"/>
+                <w:color w:val="0D0D0D" w:themeColor="text1" w:themeTint="F2"/>
+                <w:sz w:val="24"/>
+                <w:szCs w:val="24"/>
+              </w:rPr>
+              <w:t>conséquences</w:t>
             </w:r>
           </w:p>
         </w:tc>
@@ -3915,7 +3966,6 @@
           <w:sz w:val="24"/>
           <w:szCs w:val="24"/>
         </w:rPr>
-        <w:lastRenderedPageBreak/>
         <w:t>NB :</w:t>
       </w:r>
       <w:r>
@@ -4084,7 +4134,72 @@
                 <w:sz w:val="24"/>
                 <w:szCs w:val="24"/>
               </w:rPr>
-              <w:t>La bibliothèque intelligente représente l’évolution des systèmes classiques en intégrant des technologies d’intelligence artificielle, notamment les modèles de langage (LLM), pour améliorer la recherche documentaire et la recommandation de contenus. Elle permet une interaction naturelle, des recherches contextuelles et des suggestions intelligentes, facilitant l’accès rapide aux documents pertinents pour les étudiants et enseignants. À l’inverse, les bibliothèques numériques universitaires se concentraient principalement sur la dématérialisation des travaux pratiques et ressources pédagogiques, offrant un accès centralisé aux documents mais avec des capacités de recherche limitées et souvent basées sur des mots-clés simples. La transition vers une bibliothèque intelligente introduit ainsi la dimension prédictive, adaptative et personnalisée, ce qui dépasse la simple numérisation des supports pédagogiques.</w:t>
+              <w:t xml:space="preserve">Sujet 1 – </w:t>
+            </w:r>
+            <w:r>
+              <w:rPr>
+                <w:rFonts w:ascii="Times New Roman" w:hAnsi="Times New Roman" w:cs="Times New Roman"/>
+                <w:color w:val="0D0D0D" w:themeColor="text1" w:themeTint="F2"/>
+                <w:sz w:val="24"/>
+                <w:szCs w:val="24"/>
+              </w:rPr>
+              <w:t>référence</w:t>
+            </w:r>
+            <w:r>
+              <w:rPr>
+                <w:rFonts w:ascii="Times New Roman" w:hAnsi="Times New Roman" w:cs="Times New Roman"/>
+                <w:color w:val="0D0D0D" w:themeColor="text1" w:themeTint="F2"/>
+                <w:sz w:val="24"/>
+                <w:szCs w:val="24"/>
+              </w:rPr>
+              <w:t xml:space="preserve"> 1</w:t>
+            </w:r>
+            <w:r>
+              <w:rPr>
+                <w:rFonts w:ascii="Times New Roman" w:hAnsi="Times New Roman" w:cs="Times New Roman"/>
+                <w:color w:val="0D0D0D" w:themeColor="text1" w:themeTint="F2"/>
+                <w:sz w:val="24"/>
+                <w:szCs w:val="24"/>
+              </w:rPr>
+              <w:t> :</w:t>
+            </w:r>
+            <w:r>
+              <w:rPr>
+                <w:rFonts w:ascii="Times New Roman" w:hAnsi="Times New Roman" w:cs="Times New Roman"/>
+                <w:color w:val="0D0D0D" w:themeColor="text1" w:themeTint="F2"/>
+                <w:sz w:val="24"/>
+                <w:szCs w:val="24"/>
+              </w:rPr>
+              <w:t> </w:t>
+            </w:r>
+            <w:r>
+              <w:rPr>
+                <w:rFonts w:ascii="Times New Roman" w:hAnsi="Times New Roman" w:cs="Times New Roman"/>
+                <w:color w:val="0D0D0D" w:themeColor="text1" w:themeTint="F2"/>
+                <w:sz w:val="24"/>
+                <w:szCs w:val="24"/>
+              </w:rPr>
+              <w:t xml:space="preserve">Le travail de l’ingénieur </w:t>
+            </w:r>
+            <w:proofErr w:type="spellStart"/>
+            <w:r>
+              <w:rPr>
+                <w:rFonts w:ascii="Times New Roman" w:hAnsi="Times New Roman" w:cs="Times New Roman"/>
+                <w:color w:val="0D0D0D" w:themeColor="text1" w:themeTint="F2"/>
+                <w:sz w:val="24"/>
+                <w:szCs w:val="24"/>
+              </w:rPr>
+              <w:t>Benchikh</w:t>
+            </w:r>
+            <w:proofErr w:type="spellEnd"/>
+            <w:r>
+              <w:rPr>
+                <w:rFonts w:ascii="Times New Roman" w:hAnsi="Times New Roman" w:cs="Times New Roman"/>
+                <w:color w:val="0D0D0D" w:themeColor="text1" w:themeTint="F2"/>
+                <w:sz w:val="24"/>
+                <w:szCs w:val="24"/>
+              </w:rPr>
+              <w:t xml:space="preserve"> se limite essentiellement au volet web et ne permet pas une collaboration avec d’autres entités. Ma solution, quant à elle, se distingue clairement puisqu’elle offre la possibilité d’intégrer plusieurs acteurs tels que les centres de santé, les hôpitaux, les organisations, voire même des particuliers impliqués dans le processus du don de sang, notamment en situation d’urgence.</w:t>
             </w:r>
           </w:p>
           <w:p>
@@ -4153,7 +4268,36 @@
                 <w:sz w:val="24"/>
                 <w:szCs w:val="24"/>
               </w:rPr>
-              <w:t>Les bibliothèques numériques ont émergé comme solution pour centraliser et diffuser les savoirs, en facilitant l’accès aux documents depuis n’importe quel lieu. Initialement, elles offraient une simple version électronique des catalogues et archives physiques, avec des outils de recherche basiques. Progressivement, elles ont intégré des fonctionnalités plus avancées telles que la recherche par métadonnées, les consultations à distance, et la gestion des droits d’accès. Aujourd’hui, elles constituent une plateforme de transmission du savoir plus interactive, parfois enrichie par des outils multimédias et collaboratifs. L’évolution vers les bibliothèques intelligentes représente l’étape suivante : enrichir l’expérience utilisateur grâce à l’IA, automatiser la recherche, anticiper les besoins et faciliter la découverte de connaissances nouvelles.</w:t>
+              <w:t xml:space="preserve">Sujet 1 – référence 2 : Le système proposé par Ndeye intègre un ensemble riche de fonctionnalités liées au don de sang, telles que la gestion des donneurs, la gestion des dons ou encore l’authentification. Cependant, il présente plusieurs limites : absence d’alertes en cas de rupture de stock de sang, absence d’une application mobile pour notifier des besoins urgents en sang, manque de gestion </w:t>
+            </w:r>
+            <w:proofErr w:type="spellStart"/>
+            <w:r>
+              <w:rPr>
+                <w:rFonts w:ascii="Times New Roman" w:hAnsi="Times New Roman" w:cs="Times New Roman"/>
+                <w:color w:val="0D0D0D" w:themeColor="text1" w:themeTint="F2"/>
+                <w:sz w:val="24"/>
+                <w:szCs w:val="24"/>
+              </w:rPr>
+              <w:t>multi-centres</w:t>
+            </w:r>
+            <w:proofErr w:type="spellEnd"/>
+            <w:r>
+              <w:rPr>
+                <w:rFonts w:ascii="Times New Roman" w:hAnsi="Times New Roman" w:cs="Times New Roman"/>
+                <w:color w:val="0D0D0D" w:themeColor="text1" w:themeTint="F2"/>
+                <w:sz w:val="24"/>
+                <w:szCs w:val="24"/>
+              </w:rPr>
+              <w:t xml:space="preserve"> hospitaliers, etc. Mon travail vise à combler ces insuffisances en apportant </w:t>
+            </w:r>
+            <w:r>
+              <w:rPr>
+                <w:rFonts w:ascii="Times New Roman" w:hAnsi="Times New Roman" w:cs="Times New Roman"/>
+                <w:color w:val="0D0D0D" w:themeColor="text1" w:themeTint="F2"/>
+                <w:sz w:val="24"/>
+                <w:szCs w:val="24"/>
+              </w:rPr>
+              <w:t>des solutions adaptées</w:t>
             </w:r>
           </w:p>
           <w:p>
@@ -4196,6 +4340,7 @@
                 <w:sz w:val="24"/>
                 <w:szCs w:val="24"/>
               </w:rPr>
+              <w:lastRenderedPageBreak/>
               <w:t>3</w:t>
             </w:r>
           </w:p>
@@ -4222,8 +4367,19 @@
                 <w:sz w:val="24"/>
                 <w:szCs w:val="24"/>
               </w:rPr>
-              <w:t>Les systèmes de gestion de projets de construction se concentrent sur la planification détaillée des tâches, l’allocation des ressources et le respect des délais. Les méthodes classiques utilisent des diagrammes de Gantt, des réseaux PERT et des logiciels de gestion pour organiser les différentes étapes du chantier. Ces outils permettent de visualiser la séquence des travaux, de détecter les conflits d’ordonnancement et d’assurer une meilleure coordination entre les équipes. Cependant, ils restent limités lorsqu’il s’agit de gérer simultanément plusieurs chantiers, car ils ne prennent pas toujours en compte la complexité des interactions entre projets ou les contraintes de ressources partagées.</w:t>
-            </w:r>
+              <w:t>Sujet 1 – référence 3 : Dans son étude, Elie adopte une démarche transversale descriptive en collectant des données au moyen de questionnaires structurés portant sur les aspects sociodémographiques et les pratiques liées au don de sang. Toutefois, son travail reste principalement théorique. Mon sujet, en revanche, se démarque en proposant une mise en pratique de certains de ces aspects théoriques grâce au développement d’une application dédiée.</w:t>
+            </w:r>
+          </w:p>
+          <w:p>
+            <w:pPr>
+              <w:spacing w:after="0" w:line="240" w:lineRule="auto"/>
+              <w:rPr>
+                <w:rFonts w:ascii="Times New Roman" w:hAnsi="Times New Roman" w:cs="Times New Roman"/>
+                <w:color w:val="0D0D0D" w:themeColor="text1" w:themeTint="F2"/>
+                <w:sz w:val="24"/>
+                <w:szCs w:val="24"/>
+              </w:rPr>
+            </w:pPr>
           </w:p>
         </w:tc>
       </w:tr>
@@ -4280,17 +4436,37 @@
                 <w:sz w:val="24"/>
                 <w:szCs w:val="24"/>
               </w:rPr>
-              <w:t xml:space="preserve">Le suivi et le contrôle des chantiers visent à assurer la qualité, la sécurité et le respect des délais et du budget. Les systèmes existants combinent relevés terrain, rapports d’avancement, inspections et tableaux de bord numériques pour suivre l’état d’avancement. Dans le contexte des projets touristiques, souvent complexes et à forte visibilité, l’accent est mis sur la coordination entre différents corps de métier, la documentation en temps réel et l’identification rapide des retards ou anomalies. Les outils actuels facilitent le reporting mais </w:t>
-            </w:r>
-            <w:r>
-              <w:rPr>
-                <w:rFonts w:ascii="Times New Roman" w:hAnsi="Times New Roman" w:cs="Times New Roman"/>
-                <w:color w:val="0D0D0D" w:themeColor="text1" w:themeTint="F2"/>
-                <w:sz w:val="24"/>
-                <w:szCs w:val="24"/>
-              </w:rPr>
-              <w:lastRenderedPageBreak/>
-              <w:t>restent souvent dispersés, rendant la consolidation des informations sur plusieurs chantiers plus laborieuse.</w:t>
+              <w:t xml:space="preserve">Sujet 2 – référence 1 : </w:t>
+            </w:r>
+            <w:r>
+              <w:rPr>
+                <w:rFonts w:ascii="Times New Roman" w:hAnsi="Times New Roman" w:cs="Times New Roman"/>
+                <w:color w:val="0D0D0D" w:themeColor="text1" w:themeTint="F2"/>
+                <w:sz w:val="24"/>
+                <w:szCs w:val="24"/>
+              </w:rPr>
+              <w:t xml:space="preserve">Le travail de Alain sur l’amélioration de la chaîne d’approvisionnement en zones rurales se concentre surtout sur les aspects logistiques : réduction des ruptures de stock, organisation des livraisons et coordination entre structures sanitaires. Il vise donc principalement la performance opérationnelle de la distribution. À l’inverse, notre sujet ne cherche pas à optimiser la logistique, mais à proposer une </w:t>
+            </w:r>
+            <w:r>
+              <w:rPr>
+                <w:rStyle w:val="lev"/>
+                <w:rFonts w:ascii="Times New Roman" w:hAnsi="Times New Roman" w:cs="Times New Roman"/>
+                <w:b w:val="0"/>
+                <w:bCs w:val="0"/>
+                <w:color w:val="0D0D0D" w:themeColor="text1" w:themeTint="F2"/>
+                <w:sz w:val="24"/>
+                <w:szCs w:val="24"/>
+              </w:rPr>
+              <w:t>solution technologique de traçabilité basée sur la blockchain</w:t>
+            </w:r>
+            <w:r>
+              <w:rPr>
+                <w:rFonts w:ascii="Times New Roman" w:hAnsi="Times New Roman" w:cs="Times New Roman"/>
+                <w:color w:val="0D0D0D" w:themeColor="text1" w:themeTint="F2"/>
+                <w:sz w:val="24"/>
+                <w:szCs w:val="24"/>
+              </w:rPr>
+              <w:t>. Il s’intéresse avant tout à la sécurisation et à l’intégrité des informations relatives au parcours du médicament, quel que soit le contexte géographique. Ainsi, il se distingue en proposant un outil de traçabilité infalsifiable plutôt qu’une réorganisation de la chaîne d’approvisionnement.</w:t>
             </w:r>
           </w:p>
           <w:p>
@@ -4333,7 +4509,6 @@
                 <w:sz w:val="24"/>
                 <w:szCs w:val="24"/>
               </w:rPr>
-              <w:lastRenderedPageBreak/>
               <w:t>5</w:t>
             </w:r>
           </w:p>
@@ -4360,7 +4535,58 @@
                 <w:sz w:val="24"/>
                 <w:szCs w:val="24"/>
               </w:rPr>
-              <w:t>Les solutions intégrées visent à centraliser toutes les informations relatives aux chantiers (planning, ressources, budgets, qualité, sécurité) dans un seul système. L’objectif est de permettre une vision globale et de faciliter la prise de décision en temps réel. Ces systèmes utilisent des bases de données, des interfaces web et parfois des applications mobiles pour collecter et partager les informations. Ils améliorent la communication entre les équipes, réduisent les erreurs liées aux informations dispersées et optimisent l’utilisation des ressources. Toutefois, leur efficacité dépend de la capacité à traiter simultanément plusieurs chantiers, à prioriser les tâches et à proposer des recommandations automatiques pour l’optimisation globale.</w:t>
+              <w:t xml:space="preserve">Sujet 2 – référence 2 : </w:t>
+            </w:r>
+            <w:r>
+              <w:rPr>
+                <w:rFonts w:ascii="Times New Roman" w:hAnsi="Times New Roman" w:cs="Times New Roman"/>
+                <w:color w:val="0D0D0D" w:themeColor="text1" w:themeTint="F2"/>
+                <w:sz w:val="24"/>
+                <w:szCs w:val="24"/>
+              </w:rPr>
+              <w:t xml:space="preserve">La recherche de Jean Remy sur la contrefaçon décrit surtout l’ampleur du problème, ses causes et ses conséquences sanitaires et économiques. Elle analyse le phénomène, mais se limitent souvent à des solutions classiques (codes-barres, contrôles, hologrammes) encore vulnérables à la falsification. Notre sujet s’en démarque en adoptant une approche </w:t>
+            </w:r>
+            <w:r>
+              <w:rPr>
+                <w:rStyle w:val="lev"/>
+                <w:rFonts w:ascii="Times New Roman" w:hAnsi="Times New Roman" w:cs="Times New Roman"/>
+                <w:b w:val="0"/>
+                <w:bCs w:val="0"/>
+                <w:color w:val="0D0D0D" w:themeColor="text1" w:themeTint="F2"/>
+                <w:sz w:val="24"/>
+                <w:szCs w:val="24"/>
+              </w:rPr>
+              <w:t>résolument technologique</w:t>
+            </w:r>
+            <w:r>
+              <w:rPr>
+                <w:rFonts w:ascii="Times New Roman" w:hAnsi="Times New Roman" w:cs="Times New Roman"/>
+                <w:color w:val="0D0D0D" w:themeColor="text1" w:themeTint="F2"/>
+                <w:sz w:val="24"/>
+                <w:szCs w:val="24"/>
+              </w:rPr>
+              <w:t xml:space="preserve">, visant à concevoir un système sécurisé permettant d’authentifier chaque médicament grâce à la blockchain. Il ne s’agit pas d'étudier la contrefaçon, mais de proposer un </w:t>
+            </w:r>
+            <w:r>
+              <w:rPr>
+                <w:rStyle w:val="lev"/>
+                <w:rFonts w:ascii="Times New Roman" w:hAnsi="Times New Roman" w:cs="Times New Roman"/>
+                <w:b w:val="0"/>
+                <w:bCs w:val="0"/>
+                <w:color w:val="0D0D0D" w:themeColor="text1" w:themeTint="F2"/>
+                <w:sz w:val="24"/>
+                <w:szCs w:val="24"/>
+              </w:rPr>
+              <w:t>mécanisme concret et infalsifiable</w:t>
+            </w:r>
+            <w:r>
+              <w:rPr>
+                <w:rFonts w:ascii="Times New Roman" w:hAnsi="Times New Roman" w:cs="Times New Roman"/>
+                <w:color w:val="0D0D0D" w:themeColor="text1" w:themeTint="F2"/>
+                <w:sz w:val="24"/>
+                <w:szCs w:val="24"/>
+              </w:rPr>
+              <w:t xml:space="preserve"> pour y faire face.</w:t>
             </w:r>
           </w:p>
           <w:p>
@@ -4377,6 +4603,19 @@
         </w:tc>
       </w:tr>
     </w:tbl>
+    <w:p>
+      <w:pPr>
+        <w:spacing w:before="240"/>
+        <w:jc w:val="both"/>
+        <w:rPr>
+          <w:rFonts w:ascii="Times New Roman" w:eastAsia="Times New Roman" w:hAnsi="Times New Roman" w:cs="Times New Roman"/>
+          <w:b/>
+          <w:color w:val="0D0D0D" w:themeColor="text1" w:themeTint="F2"/>
+          <w:sz w:val="24"/>
+          <w:szCs w:val="24"/>
+        </w:rPr>
+      </w:pPr>
+    </w:p>
     <w:p>
       <w:pPr>
         <w:pStyle w:val="Paragraphedeliste"/>
@@ -4508,13 +4747,56 @@
           </w:tcPr>
           <w:p>
             <w:pPr>
-              <w:spacing w:before="120" w:after="120" w:line="240" w:lineRule="auto"/>
+              <w:pStyle w:val="Paragraphedeliste"/>
+              <w:numPr>
+                <w:ilvl w:val="0"/>
+                <w:numId w:val="28"/>
+              </w:numPr>
+              <w:suppressAutoHyphens w:val="0"/>
+              <w:spacing w:before="100" w:beforeAutospacing="1" w:after="100" w:afterAutospacing="1" w:line="240" w:lineRule="auto"/>
+              <w:rPr>
+                <w:rFonts w:ascii="Times New Roman" w:eastAsia="Times New Roman" w:hAnsi="Times New Roman" w:cs="Times New Roman"/>
+                <w:color w:val="0D0D0D" w:themeColor="text1" w:themeTint="F2"/>
+                <w:sz w:val="24"/>
+                <w:szCs w:val="24"/>
+                <w:lang w:eastAsia="fr-FR"/>
+              </w:rPr>
+            </w:pPr>
+            <w:r>
               <w:rPr>
                 <w:rFonts w:ascii="Times New Roman" w:eastAsia="Times New Roman" w:hAnsi="Times New Roman" w:cs="Times New Roman"/>
                 <w:b/>
                 <w:bCs/>
-                <w:i/>
-                <w:iCs/>
+                <w:color w:val="0D0D0D" w:themeColor="text1" w:themeTint="F2"/>
+                <w:sz w:val="24"/>
+                <w:szCs w:val="24"/>
+                <w:lang w:eastAsia="fr-FR"/>
+              </w:rPr>
+              <w:lastRenderedPageBreak/>
+              <w:t>Recherches documentaires</w:t>
+            </w:r>
+            <w:r>
+              <w:rPr>
+                <w:rFonts w:ascii="Times New Roman" w:eastAsia="Times New Roman" w:hAnsi="Times New Roman" w:cs="Times New Roman"/>
+                <w:color w:val="0D0D0D" w:themeColor="text1" w:themeTint="F2"/>
+                <w:sz w:val="24"/>
+                <w:szCs w:val="24"/>
+                <w:lang w:eastAsia="fr-FR"/>
+              </w:rPr>
+              <w:t xml:space="preserve"> : revue d’articles, rapports médicaux, statistiques sur la disponibilité du sang.</w:t>
+            </w:r>
+          </w:p>
+          <w:p>
+            <w:pPr>
+              <w:pStyle w:val="Paragraphedeliste"/>
+              <w:numPr>
+                <w:ilvl w:val="0"/>
+                <w:numId w:val="28"/>
+              </w:numPr>
+              <w:suppressAutoHyphens w:val="0"/>
+              <w:spacing w:before="100" w:beforeAutospacing="1" w:after="100" w:afterAutospacing="1" w:line="240" w:lineRule="auto"/>
+              <w:rPr>
+                <w:rFonts w:ascii="Times New Roman" w:eastAsia="Times New Roman" w:hAnsi="Times New Roman" w:cs="Times New Roman"/>
                 <w:color w:val="0D0D0D" w:themeColor="text1" w:themeTint="F2"/>
                 <w:sz w:val="24"/>
                 <w:szCs w:val="24"/>
@@ -4526,26 +4808,39 @@
                 <w:rFonts w:ascii="Times New Roman" w:eastAsia="Times New Roman" w:hAnsi="Times New Roman" w:cs="Times New Roman"/>
                 <w:b/>
                 <w:bCs/>
-                <w:i/>
-                <w:iCs/>
                 <w:color w:val="0D0D0D" w:themeColor="text1" w:themeTint="F2"/>
                 <w:sz w:val="24"/>
                 <w:szCs w:val="24"/>
                 <w:lang w:eastAsia="fr-FR"/>
               </w:rPr>
-              <w:t>Methode</w:t>
-            </w:r>
-          </w:p>
-          <w:p>
-            <w:pPr>
-              <w:spacing w:before="120" w:after="120" w:line="240" w:lineRule="auto"/>
-              <w:rPr>
-                <w:rFonts w:ascii="Times New Roman" w:hAnsi="Times New Roman" w:cs="Times New Roman"/>
-                <w:i/>
-                <w:iCs/>
-                <w:color w:val="0D0D0D" w:themeColor="text1" w:themeTint="F2"/>
-                <w:sz w:val="24"/>
-                <w:szCs w:val="24"/>
+              <w:t>Méthodes qualitatives</w:t>
+            </w:r>
+            <w:r>
+              <w:rPr>
+                <w:rFonts w:ascii="Times New Roman" w:eastAsia="Times New Roman" w:hAnsi="Times New Roman" w:cs="Times New Roman"/>
+                <w:color w:val="0D0D0D" w:themeColor="text1" w:themeTint="F2"/>
+                <w:sz w:val="24"/>
+                <w:szCs w:val="24"/>
+                <w:lang w:eastAsia="fr-FR"/>
+              </w:rPr>
+              <w:t xml:space="preserve"> : interviews, observations, enquêtes auprès de médecins, infirmiers et donneurs.</w:t>
+            </w:r>
+          </w:p>
+          <w:p>
+            <w:pPr>
+              <w:pStyle w:val="Paragraphedeliste"/>
+              <w:numPr>
+                <w:ilvl w:val="0"/>
+                <w:numId w:val="28"/>
+              </w:numPr>
+              <w:suppressAutoHyphens w:val="0"/>
+              <w:spacing w:before="100" w:beforeAutospacing="1" w:after="100" w:afterAutospacing="1" w:line="240" w:lineRule="auto"/>
+              <w:rPr>
+                <w:rFonts w:ascii="Times New Roman" w:eastAsia="Times New Roman" w:hAnsi="Times New Roman" w:cs="Times New Roman"/>
+                <w:color w:val="0D0D0D" w:themeColor="text1" w:themeTint="F2"/>
+                <w:sz w:val="24"/>
+                <w:szCs w:val="24"/>
+                <w:lang w:eastAsia="fr-FR"/>
               </w:rPr>
             </w:pPr>
             <w:r>
@@ -4558,8 +4853,36 @@
                 <w:szCs w:val="24"/>
                 <w:lang w:eastAsia="fr-FR"/>
               </w:rPr>
-              <w:t xml:space="preserve"> </w:t>
-            </w:r>
+              <w:t>Analyse fonctionnelle</w:t>
+            </w:r>
+            <w:r>
+              <w:rPr>
+                <w:rFonts w:ascii="Times New Roman" w:eastAsia="Times New Roman" w:hAnsi="Times New Roman" w:cs="Times New Roman"/>
+                <w:color w:val="0D0D0D" w:themeColor="text1" w:themeTint="F2"/>
+                <w:sz w:val="24"/>
+                <w:szCs w:val="24"/>
+                <w:lang w:eastAsia="fr-FR"/>
+              </w:rPr>
+              <w:t xml:space="preserve"> : UML, diagrammes de cas d’utilisation, workflows.</w:t>
+            </w:r>
+          </w:p>
+          <w:p>
+            <w:pPr>
+              <w:pStyle w:val="Paragraphedeliste"/>
+              <w:numPr>
+                <w:ilvl w:val="0"/>
+                <w:numId w:val="28"/>
+              </w:numPr>
+              <w:suppressAutoHyphens w:val="0"/>
+              <w:spacing w:before="100" w:beforeAutospacing="1" w:after="100" w:afterAutospacing="1" w:line="240" w:lineRule="auto"/>
+              <w:rPr>
+                <w:rFonts w:ascii="Times New Roman" w:eastAsia="Times New Roman" w:hAnsi="Times New Roman" w:cs="Times New Roman"/>
+                <w:color w:val="0D0D0D" w:themeColor="text1" w:themeTint="F2"/>
+                <w:sz w:val="24"/>
+                <w:szCs w:val="24"/>
+                <w:lang w:eastAsia="fr-FR"/>
+              </w:rPr>
+            </w:pPr>
             <w:r>
               <w:rPr>
                 <w:rFonts w:ascii="Times New Roman" w:eastAsia="Times New Roman" w:hAnsi="Times New Roman" w:cs="Times New Roman"/>
@@ -4570,116 +4893,287 @@
                 <w:szCs w:val="24"/>
                 <w:lang w:eastAsia="fr-FR"/>
               </w:rPr>
-              <w:t>L</w:t>
-            </w:r>
-            <w:r>
-              <w:rPr>
-                <w:rFonts w:ascii="Times New Roman" w:hAnsi="Times New Roman" w:cs="Times New Roman"/>
+              <w:t>Développement du prototype</w:t>
+            </w:r>
+            <w:r>
+              <w:rPr>
+                <w:rFonts w:ascii="Times New Roman" w:eastAsia="Times New Roman" w:hAnsi="Times New Roman" w:cs="Times New Roman"/>
+                <w:color w:val="0D0D0D" w:themeColor="text1" w:themeTint="F2"/>
+                <w:sz w:val="24"/>
+                <w:szCs w:val="24"/>
+                <w:lang w:eastAsia="fr-FR"/>
+              </w:rPr>
+              <w:t xml:space="preserve"> :</w:t>
+            </w:r>
+          </w:p>
+          <w:p>
+            <w:pPr>
+              <w:pStyle w:val="Paragraphedeliste"/>
+              <w:numPr>
+                <w:ilvl w:val="0"/>
+                <w:numId w:val="28"/>
+              </w:numPr>
+              <w:suppressAutoHyphens w:val="0"/>
+              <w:spacing w:before="100" w:beforeAutospacing="1" w:after="100" w:afterAutospacing="1" w:line="240" w:lineRule="auto"/>
+              <w:ind w:left="1732"/>
+              <w:rPr>
+                <w:rFonts w:ascii="Times New Roman" w:eastAsia="Times New Roman" w:hAnsi="Times New Roman" w:cs="Times New Roman"/>
+                <w:color w:val="0D0D0D" w:themeColor="text1" w:themeTint="F2"/>
+                <w:sz w:val="24"/>
+                <w:szCs w:val="24"/>
+                <w:lang w:eastAsia="fr-FR"/>
+              </w:rPr>
+            </w:pPr>
+            <w:r>
+              <w:rPr>
+                <w:rFonts w:ascii="Times New Roman" w:eastAsia="Times New Roman" w:hAnsi="Times New Roman" w:cs="Times New Roman"/>
+                <w:color w:val="0D0D0D" w:themeColor="text1" w:themeTint="F2"/>
+                <w:sz w:val="24"/>
+                <w:szCs w:val="24"/>
+                <w:lang w:eastAsia="fr-FR"/>
+              </w:rPr>
+              <w:t xml:space="preserve">Choix Technologique (Web / Mobile / </w:t>
+            </w:r>
+            <w:r>
+              <w:rPr>
+                <w:rFonts w:ascii="Times New Roman" w:eastAsia="Times New Roman" w:hAnsi="Times New Roman" w:cs="Times New Roman"/>
+                <w:color w:val="0D0D0D" w:themeColor="text1" w:themeTint="F2"/>
+                <w:sz w:val="24"/>
+                <w:szCs w:val="24"/>
+                <w:lang w:eastAsia="fr-FR"/>
+              </w:rPr>
+              <w:t>SMS</w:t>
+            </w:r>
+            <w:r>
+              <w:rPr>
+                <w:rFonts w:ascii="Times New Roman" w:eastAsia="Times New Roman" w:hAnsi="Times New Roman" w:cs="Times New Roman"/>
+                <w:color w:val="0D0D0D" w:themeColor="text1" w:themeTint="F2"/>
+                <w:sz w:val="24"/>
+                <w:szCs w:val="24"/>
+                <w:lang w:eastAsia="fr-FR"/>
+              </w:rPr>
+              <w:t>),</w:t>
+            </w:r>
+          </w:p>
+          <w:p>
+            <w:pPr>
+              <w:pStyle w:val="Paragraphedeliste"/>
+              <w:numPr>
+                <w:ilvl w:val="0"/>
+                <w:numId w:val="28"/>
+              </w:numPr>
+              <w:suppressAutoHyphens w:val="0"/>
+              <w:spacing w:before="100" w:beforeAutospacing="1" w:after="100" w:afterAutospacing="1" w:line="240" w:lineRule="auto"/>
+              <w:ind w:left="1732"/>
+              <w:rPr>
+                <w:rFonts w:ascii="Times New Roman" w:eastAsia="Times New Roman" w:hAnsi="Times New Roman" w:cs="Times New Roman"/>
+                <w:color w:val="0D0D0D" w:themeColor="text1" w:themeTint="F2"/>
+                <w:sz w:val="24"/>
+                <w:szCs w:val="24"/>
+                <w:lang w:eastAsia="fr-FR"/>
+              </w:rPr>
+            </w:pPr>
+            <w:r>
+              <w:rPr>
+                <w:rFonts w:ascii="Times New Roman" w:eastAsia="Times New Roman" w:hAnsi="Times New Roman" w:cs="Times New Roman"/>
+                <w:color w:val="0D0D0D" w:themeColor="text1" w:themeTint="F2"/>
+                <w:sz w:val="24"/>
+                <w:szCs w:val="24"/>
+                <w:lang w:eastAsia="fr-FR"/>
+              </w:rPr>
+              <w:t xml:space="preserve">Implémentation (Base De Données, </w:t>
+            </w:r>
+            <w:r>
+              <w:rPr>
+                <w:rFonts w:ascii="Times New Roman" w:eastAsia="Times New Roman" w:hAnsi="Times New Roman" w:cs="Times New Roman"/>
+                <w:color w:val="0D0D0D" w:themeColor="text1" w:themeTint="F2"/>
+                <w:sz w:val="24"/>
+                <w:szCs w:val="24"/>
+                <w:lang w:eastAsia="fr-FR"/>
+              </w:rPr>
+              <w:t>API</w:t>
+            </w:r>
+            <w:r>
+              <w:rPr>
+                <w:rFonts w:ascii="Times New Roman" w:eastAsia="Times New Roman" w:hAnsi="Times New Roman" w:cs="Times New Roman"/>
+                <w:color w:val="0D0D0D" w:themeColor="text1" w:themeTint="F2"/>
+                <w:sz w:val="24"/>
+                <w:szCs w:val="24"/>
+                <w:lang w:eastAsia="fr-FR"/>
+              </w:rPr>
+              <w:t>, Interface Utilisateur).</w:t>
+            </w:r>
+          </w:p>
+          <w:p>
+            <w:pPr>
+              <w:pStyle w:val="Paragraphedeliste"/>
+              <w:numPr>
+                <w:ilvl w:val="0"/>
+                <w:numId w:val="28"/>
+              </w:numPr>
+              <w:suppressAutoHyphens w:val="0"/>
+              <w:spacing w:before="100" w:beforeAutospacing="1" w:after="100" w:afterAutospacing="1" w:line="240" w:lineRule="auto"/>
+              <w:rPr>
+                <w:rFonts w:ascii="Times New Roman" w:eastAsia="Times New Roman" w:hAnsi="Times New Roman" w:cs="Times New Roman"/>
+                <w:color w:val="0D0D0D" w:themeColor="text1" w:themeTint="F2"/>
+                <w:sz w:val="24"/>
+                <w:szCs w:val="24"/>
+                <w:lang w:eastAsia="fr-FR"/>
+              </w:rPr>
+            </w:pPr>
+            <w:r>
+              <w:rPr>
+                <w:rFonts w:ascii="Times New Roman" w:eastAsia="Times New Roman" w:hAnsi="Times New Roman" w:cs="Times New Roman"/>
                 <w:b/>
                 <w:bCs/>
                 <w:color w:val="0D0D0D" w:themeColor="text1" w:themeTint="F2"/>
                 <w:sz w:val="24"/>
                 <w:szCs w:val="24"/>
-              </w:rPr>
-              <w:t>a méthode top-down design</w:t>
-            </w:r>
-            <w:r>
-              <w:rPr>
-                <w:rFonts w:ascii="Times New Roman" w:hAnsi="Times New Roman" w:cs="Times New Roman"/>
-                <w:color w:val="0D0D0D" w:themeColor="text1" w:themeTint="F2"/>
-                <w:sz w:val="24"/>
-                <w:szCs w:val="24"/>
-              </w:rPr>
-              <w:t xml:space="preserve"> : cette méthode nous permet de décomposer la problématique globale en sous-ensembles fonctionnels plus simples à analyser et à développer. Elle favorise une meilleure organisation du projet, de la détection d’anomalie jusqu'à l'envoi d’alertes aux responsables médicaux. </w:t>
-            </w:r>
-          </w:p>
-          <w:p>
-            <w:pPr>
-              <w:spacing w:before="120" w:after="120" w:line="240" w:lineRule="auto"/>
+                <w:lang w:eastAsia="fr-FR"/>
+              </w:rPr>
+              <w:t>Tests et validation</w:t>
+            </w:r>
+            <w:r>
+              <w:rPr>
+                <w:rFonts w:ascii="Times New Roman" w:eastAsia="Times New Roman" w:hAnsi="Times New Roman" w:cs="Times New Roman"/>
+                <w:color w:val="0D0D0D" w:themeColor="text1" w:themeTint="F2"/>
+                <w:sz w:val="24"/>
+                <w:szCs w:val="24"/>
+                <w:lang w:eastAsia="fr-FR"/>
+              </w:rPr>
+              <w:t xml:space="preserve"> :</w:t>
+            </w:r>
+          </w:p>
+          <w:p>
+            <w:pPr>
+              <w:pStyle w:val="Paragraphedeliste"/>
+              <w:numPr>
+                <w:ilvl w:val="0"/>
+                <w:numId w:val="28"/>
+              </w:numPr>
+              <w:suppressAutoHyphens w:val="0"/>
+              <w:spacing w:before="100" w:beforeAutospacing="1" w:after="100" w:afterAutospacing="1" w:line="240" w:lineRule="auto"/>
+              <w:ind w:left="1732"/>
+              <w:rPr>
+                <w:rFonts w:ascii="Times New Roman" w:eastAsia="Times New Roman" w:hAnsi="Times New Roman" w:cs="Times New Roman"/>
+                <w:color w:val="0D0D0D" w:themeColor="text1" w:themeTint="F2"/>
+                <w:sz w:val="24"/>
+                <w:szCs w:val="24"/>
+                <w:lang w:eastAsia="fr-FR"/>
+              </w:rPr>
+            </w:pPr>
+            <w:r>
+              <w:rPr>
+                <w:rFonts w:ascii="Times New Roman" w:eastAsia="Times New Roman" w:hAnsi="Times New Roman" w:cs="Times New Roman"/>
+                <w:color w:val="0D0D0D" w:themeColor="text1" w:themeTint="F2"/>
+                <w:sz w:val="24"/>
+                <w:szCs w:val="24"/>
+                <w:lang w:eastAsia="fr-FR"/>
+              </w:rPr>
+              <w:t>T</w:t>
+            </w:r>
+            <w:r>
+              <w:rPr>
+                <w:rFonts w:ascii="Times New Roman" w:eastAsia="Times New Roman" w:hAnsi="Times New Roman" w:cs="Times New Roman"/>
+                <w:color w:val="0D0D0D" w:themeColor="text1" w:themeTint="F2"/>
+                <w:sz w:val="24"/>
+                <w:szCs w:val="24"/>
+                <w:lang w:eastAsia="fr-FR"/>
+              </w:rPr>
+              <w:t>ests fonctionnels,</w:t>
+            </w:r>
+          </w:p>
+          <w:p>
+            <w:pPr>
+              <w:pStyle w:val="Paragraphedeliste"/>
+              <w:numPr>
+                <w:ilvl w:val="0"/>
+                <w:numId w:val="28"/>
+              </w:numPr>
+              <w:suppressAutoHyphens w:val="0"/>
+              <w:spacing w:before="100" w:beforeAutospacing="1" w:after="100" w:afterAutospacing="1" w:line="240" w:lineRule="auto"/>
+              <w:ind w:left="1732"/>
+              <w:rPr>
+                <w:rFonts w:ascii="Times New Roman" w:eastAsia="Times New Roman" w:hAnsi="Times New Roman" w:cs="Times New Roman"/>
+                <w:color w:val="0D0D0D" w:themeColor="text1" w:themeTint="F2"/>
+                <w:sz w:val="24"/>
+                <w:szCs w:val="24"/>
+                <w:lang w:eastAsia="fr-FR"/>
+              </w:rPr>
+            </w:pPr>
+            <w:r>
+              <w:rPr>
+                <w:rFonts w:ascii="Times New Roman" w:eastAsia="Times New Roman" w:hAnsi="Times New Roman" w:cs="Times New Roman"/>
+                <w:color w:val="0D0D0D" w:themeColor="text1" w:themeTint="F2"/>
+                <w:sz w:val="24"/>
+                <w:szCs w:val="24"/>
+                <w:lang w:eastAsia="fr-FR"/>
+              </w:rPr>
+              <w:t>T</w:t>
+            </w:r>
+            <w:r>
+              <w:rPr>
+                <w:rFonts w:ascii="Times New Roman" w:eastAsia="Times New Roman" w:hAnsi="Times New Roman" w:cs="Times New Roman"/>
+                <w:color w:val="0D0D0D" w:themeColor="text1" w:themeTint="F2"/>
+                <w:sz w:val="24"/>
+                <w:szCs w:val="24"/>
+                <w:lang w:eastAsia="fr-FR"/>
+              </w:rPr>
+              <w:t>ests utilisateurs,</w:t>
+            </w:r>
+          </w:p>
+          <w:p>
+            <w:pPr>
+              <w:pStyle w:val="Paragraphedeliste"/>
+              <w:numPr>
+                <w:ilvl w:val="0"/>
+                <w:numId w:val="28"/>
+              </w:numPr>
+              <w:suppressAutoHyphens w:val="0"/>
+              <w:spacing w:before="100" w:beforeAutospacing="1" w:after="100" w:afterAutospacing="1" w:line="240" w:lineRule="auto"/>
+              <w:ind w:left="1732"/>
+              <w:rPr>
+                <w:rFonts w:ascii="Times New Roman" w:eastAsia="Times New Roman" w:hAnsi="Times New Roman" w:cs="Times New Roman"/>
+                <w:color w:val="0D0D0D" w:themeColor="text1" w:themeTint="F2"/>
+                <w:sz w:val="24"/>
+                <w:szCs w:val="24"/>
+                <w:lang w:eastAsia="fr-FR"/>
+              </w:rPr>
+            </w:pPr>
+            <w:r>
+              <w:rPr>
+                <w:rFonts w:ascii="Times New Roman" w:eastAsia="Times New Roman" w:hAnsi="Times New Roman" w:cs="Times New Roman"/>
+                <w:color w:val="0D0D0D" w:themeColor="text1" w:themeTint="F2"/>
+                <w:sz w:val="24"/>
+                <w:szCs w:val="24"/>
+                <w:lang w:eastAsia="fr-FR"/>
+              </w:rPr>
+              <w:t>A</w:t>
+            </w:r>
+            <w:r>
+              <w:rPr>
+                <w:rFonts w:ascii="Times New Roman" w:eastAsia="Times New Roman" w:hAnsi="Times New Roman" w:cs="Times New Roman"/>
+                <w:color w:val="0D0D0D" w:themeColor="text1" w:themeTint="F2"/>
+                <w:sz w:val="24"/>
+                <w:szCs w:val="24"/>
+                <w:lang w:eastAsia="fr-FR"/>
+              </w:rPr>
+              <w:t>nalyse d’impact avant/après.</w:t>
+            </w:r>
+          </w:p>
+          <w:p>
+            <w:pPr>
+              <w:suppressAutoHyphens w:val="0"/>
+              <w:spacing w:before="100" w:beforeAutospacing="1" w:after="100" w:afterAutospacing="1" w:line="240" w:lineRule="auto"/>
               <w:rPr>
                 <w:rFonts w:ascii="Times New Roman" w:hAnsi="Times New Roman" w:cs="Times New Roman"/>
                 <w:b/>
                 <w:bCs/>
-                <w:i/>
-                <w:iCs/>
-                <w:color w:val="0D0D0D" w:themeColor="text1" w:themeTint="F2"/>
-                <w:sz w:val="24"/>
-                <w:szCs w:val="24"/>
-              </w:rPr>
-            </w:pPr>
-            <w:r>
-              <w:rPr>
-                <w:rFonts w:ascii="Times New Roman" w:hAnsi="Times New Roman" w:cs="Times New Roman"/>
-                <w:b/>
-                <w:bCs/>
-                <w:i/>
-                <w:iCs/>
-                <w:color w:val="0D0D0D" w:themeColor="text1" w:themeTint="F2"/>
-                <w:sz w:val="24"/>
-                <w:szCs w:val="24"/>
-              </w:rPr>
-              <w:t>Technique</w:t>
-            </w:r>
-          </w:p>
-          <w:p>
-            <w:pPr>
-              <w:spacing w:before="120" w:after="120" w:line="240" w:lineRule="auto"/>
-              <w:rPr>
-                <w:rFonts w:ascii="Times New Roman" w:hAnsi="Times New Roman" w:cs="Times New Roman"/>
-                <w:color w:val="0D0D0D" w:themeColor="text1" w:themeTint="F2"/>
-                <w:sz w:val="24"/>
-                <w:szCs w:val="24"/>
-              </w:rPr>
-            </w:pPr>
-            <w:r>
-              <w:rPr>
-                <w:rFonts w:ascii="Times New Roman" w:hAnsi="Times New Roman" w:cs="Times New Roman"/>
-                <w:color w:val="0D0D0D" w:themeColor="text1" w:themeTint="F2"/>
-                <w:sz w:val="24"/>
-                <w:szCs w:val="24"/>
-              </w:rPr>
-              <w:t>La modelisation</w:t>
-            </w:r>
-          </w:p>
-          <w:p>
-            <w:pPr>
-              <w:spacing w:before="120" w:after="120" w:line="240" w:lineRule="auto"/>
-              <w:rPr>
-                <w:rFonts w:ascii="Times New Roman" w:hAnsi="Times New Roman" w:cs="Times New Roman"/>
-                <w:color w:val="0D0D0D" w:themeColor="text1" w:themeTint="F2"/>
-                <w:sz w:val="24"/>
-                <w:szCs w:val="24"/>
-              </w:rPr>
-            </w:pPr>
-            <w:r>
-              <w:rPr>
-                <w:rFonts w:ascii="Times New Roman" w:hAnsi="Times New Roman" w:cs="Times New Roman"/>
-                <w:color w:val="0D0D0D" w:themeColor="text1" w:themeTint="F2"/>
-                <w:sz w:val="24"/>
-                <w:szCs w:val="24"/>
-              </w:rPr>
-              <w:t>Experimentation</w:t>
-            </w:r>
-          </w:p>
-          <w:p>
-            <w:pPr>
-              <w:spacing w:before="120" w:after="120" w:line="240" w:lineRule="auto"/>
-              <w:rPr>
-                <w:rFonts w:ascii="Times New Roman" w:hAnsi="Times New Roman" w:cs="Times New Roman"/>
-                <w:color w:val="0D0D0D" w:themeColor="text1" w:themeTint="F2"/>
-                <w:sz w:val="24"/>
-                <w:szCs w:val="24"/>
-              </w:rPr>
-            </w:pPr>
-            <w:r>
-              <w:rPr>
-                <w:rFonts w:ascii="Times New Roman" w:hAnsi="Times New Roman" w:cs="Times New Roman"/>
-                <w:color w:val="0D0D0D" w:themeColor="text1" w:themeTint="F2"/>
-                <w:sz w:val="24"/>
-                <w:szCs w:val="24"/>
-              </w:rPr>
-              <w:t>La Documentation</w:t>
-            </w:r>
+                <w:color w:val="0D0D0D" w:themeColor="text1" w:themeTint="F2"/>
+                <w:sz w:val="24"/>
+                <w:szCs w:val="24"/>
+              </w:rPr>
+            </w:pPr>
           </w:p>
         </w:tc>
       </w:tr>
@@ -4754,151 +5248,207 @@
           <w:p>
             <w:pPr>
               <w:spacing w:before="120" w:after="120" w:line="240" w:lineRule="auto"/>
+              <w:jc w:val="center"/>
               <w:rPr>
                 <w:rFonts w:ascii="Times New Roman" w:hAnsi="Times New Roman" w:cs="Times New Roman"/>
                 <w:b/>
                 <w:bCs/>
-                <w:i/>
-                <w:iCs/>
-                <w:color w:val="0D0D0D" w:themeColor="text1" w:themeTint="F2"/>
-                <w:sz w:val="24"/>
-                <w:szCs w:val="24"/>
-              </w:rPr>
-            </w:pPr>
-            <w:r>
-              <w:rPr>
-                <w:rFonts w:ascii="Times New Roman" w:hAnsi="Times New Roman" w:cs="Times New Roman"/>
+                <w:color w:val="0D0D0D" w:themeColor="text1" w:themeTint="F2"/>
+                <w:sz w:val="24"/>
+                <w:szCs w:val="24"/>
+              </w:rPr>
+            </w:pPr>
+          </w:p>
+          <w:p>
+            <w:pPr>
+              <w:pStyle w:val="NormalWeb"/>
+              <w:numPr>
+                <w:ilvl w:val="0"/>
+                <w:numId w:val="25"/>
+              </w:numPr>
+              <w:rPr>
+                <w:color w:val="0D0D0D" w:themeColor="text1" w:themeTint="F2"/>
+              </w:rPr>
+            </w:pPr>
+            <w:r>
+              <w:rPr>
                 <w:b/>
                 <w:bCs/>
-                <w:i/>
-                <w:iCs/>
-                <w:color w:val="0D0D0D" w:themeColor="text1" w:themeTint="F2"/>
-                <w:sz w:val="24"/>
-                <w:szCs w:val="24"/>
-              </w:rPr>
-              <w:lastRenderedPageBreak/>
-              <w:t xml:space="preserve">Méthode </w:t>
-            </w:r>
-          </w:p>
-          <w:p>
-            <w:pPr>
-              <w:spacing w:before="120" w:after="120" w:line="240" w:lineRule="auto"/>
-              <w:rPr>
-                <w:rFonts w:ascii="Times New Roman" w:hAnsi="Times New Roman" w:cs="Times New Roman"/>
-                <w:color w:val="0D0D0D" w:themeColor="text1" w:themeTint="F2"/>
-                <w:sz w:val="24"/>
-                <w:szCs w:val="24"/>
-              </w:rPr>
-            </w:pPr>
-            <w:r>
-              <w:rPr>
-                <w:rFonts w:ascii="Times New Roman" w:hAnsi="Times New Roman" w:cs="Times New Roman"/>
+                <w:color w:val="0D0D0D" w:themeColor="text1" w:themeTint="F2"/>
+              </w:rPr>
+              <w:t>Recherches documentaires</w:t>
+            </w:r>
+            <w:r>
+              <w:rPr>
+                <w:color w:val="0D0D0D" w:themeColor="text1" w:themeTint="F2"/>
+              </w:rPr>
+              <w:t xml:space="preserve"> : blockchain, supply </w:t>
+            </w:r>
+            <w:proofErr w:type="spellStart"/>
+            <w:r>
+              <w:rPr>
+                <w:color w:val="0D0D0D" w:themeColor="text1" w:themeTint="F2"/>
+              </w:rPr>
+              <w:t>chain</w:t>
+            </w:r>
+            <w:proofErr w:type="spellEnd"/>
+            <w:r>
+              <w:rPr>
+                <w:color w:val="0D0D0D" w:themeColor="text1" w:themeTint="F2"/>
+              </w:rPr>
+              <w:t xml:space="preserve"> pharmaceutique, standards GS1.</w:t>
+            </w:r>
+          </w:p>
+          <w:p>
+            <w:pPr>
+              <w:pStyle w:val="Paragraphedeliste"/>
+              <w:numPr>
+                <w:ilvl w:val="0"/>
+                <w:numId w:val="25"/>
+              </w:numPr>
+              <w:suppressAutoHyphens w:val="0"/>
+              <w:spacing w:before="100" w:beforeAutospacing="1" w:after="100" w:afterAutospacing="1" w:line="240" w:lineRule="auto"/>
+              <w:rPr>
+                <w:rFonts w:ascii="Times New Roman" w:eastAsia="Times New Roman" w:hAnsi="Times New Roman" w:cs="Times New Roman"/>
+                <w:color w:val="0D0D0D" w:themeColor="text1" w:themeTint="F2"/>
+                <w:sz w:val="24"/>
+                <w:szCs w:val="24"/>
+                <w:lang w:eastAsia="fr-FR"/>
+              </w:rPr>
+            </w:pPr>
+            <w:r>
+              <w:rPr>
+                <w:rFonts w:ascii="Times New Roman" w:eastAsia="Times New Roman" w:hAnsi="Times New Roman" w:cs="Times New Roman"/>
                 <w:b/>
                 <w:bCs/>
-                <w:i/>
-                <w:iCs/>
-                <w:color w:val="0D0D0D" w:themeColor="text1" w:themeTint="F2"/>
-                <w:sz w:val="24"/>
-                <w:szCs w:val="24"/>
-              </w:rPr>
-              <w:t>La méthode d’analyse</w:t>
-            </w:r>
-            <w:r>
-              <w:rPr>
-                <w:rFonts w:ascii="Times New Roman" w:hAnsi="Times New Roman" w:cs="Times New Roman"/>
-                <w:color w:val="0D0D0D" w:themeColor="text1" w:themeTint="F2"/>
-                <w:sz w:val="24"/>
-                <w:szCs w:val="24"/>
-              </w:rPr>
-              <w:t> : Pour mener à bon ce travail, nous avons adopter la méthode d’analyse comparative qui consiste à confronter les informations recueillies sur le système existant (forces, faiblesses, besoins) avec caractéristiques des solutions techniques envisagées. Elle permet ainsi d’identifier les écarts, de justifier les choix technologiques et de proposer une solution adaptée aux besoins réels de l’environnement hospitalier.</w:t>
-            </w:r>
-          </w:p>
-          <w:p>
-            <w:pPr>
-              <w:spacing w:before="120" w:after="120" w:line="240" w:lineRule="auto"/>
-              <w:rPr>
-                <w:rFonts w:ascii="Times New Roman" w:hAnsi="Times New Roman" w:cs="Times New Roman"/>
+                <w:color w:val="0D0D0D" w:themeColor="text1" w:themeTint="F2"/>
+                <w:sz w:val="24"/>
+                <w:szCs w:val="24"/>
+                <w:lang w:eastAsia="fr-FR"/>
+              </w:rPr>
+              <w:t>Analyse de la chaîne d’approvisionnement</w:t>
+            </w:r>
+            <w:r>
+              <w:rPr>
+                <w:rFonts w:ascii="Times New Roman" w:eastAsia="Times New Roman" w:hAnsi="Times New Roman" w:cs="Times New Roman"/>
+                <w:color w:val="0D0D0D" w:themeColor="text1" w:themeTint="F2"/>
+                <w:sz w:val="24"/>
+                <w:szCs w:val="24"/>
+                <w:lang w:eastAsia="fr-FR"/>
+              </w:rPr>
+              <w:t xml:space="preserve"> : cartographie des flux, identification des points sensibles.</w:t>
+            </w:r>
+          </w:p>
+          <w:p>
+            <w:pPr>
+              <w:pStyle w:val="Paragraphedeliste"/>
+              <w:numPr>
+                <w:ilvl w:val="0"/>
+                <w:numId w:val="25"/>
+              </w:numPr>
+              <w:suppressAutoHyphens w:val="0"/>
+              <w:spacing w:before="100" w:beforeAutospacing="1" w:after="100" w:afterAutospacing="1" w:line="240" w:lineRule="auto"/>
+              <w:rPr>
+                <w:rFonts w:ascii="Times New Roman" w:eastAsia="Times New Roman" w:hAnsi="Times New Roman" w:cs="Times New Roman"/>
+                <w:color w:val="0D0D0D" w:themeColor="text1" w:themeTint="F2"/>
+                <w:sz w:val="24"/>
+                <w:szCs w:val="24"/>
+                <w:lang w:eastAsia="fr-FR"/>
+              </w:rPr>
+            </w:pPr>
+            <w:r>
+              <w:rPr>
+                <w:rFonts w:ascii="Times New Roman" w:eastAsia="Times New Roman" w:hAnsi="Times New Roman" w:cs="Times New Roman"/>
                 <w:b/>
                 <w:bCs/>
-                <w:i/>
-                <w:iCs/>
-                <w:color w:val="0D0D0D" w:themeColor="text1" w:themeTint="F2"/>
-                <w:sz w:val="24"/>
-                <w:szCs w:val="24"/>
-              </w:rPr>
-            </w:pPr>
-            <w:r>
-              <w:rPr>
-                <w:rFonts w:ascii="Times New Roman" w:hAnsi="Times New Roman" w:cs="Times New Roman"/>
+                <w:color w:val="0D0D0D" w:themeColor="text1" w:themeTint="F2"/>
+                <w:sz w:val="24"/>
+                <w:szCs w:val="24"/>
+                <w:lang w:eastAsia="fr-FR"/>
+              </w:rPr>
+              <w:t>Modélisation</w:t>
+            </w:r>
+            <w:r>
+              <w:rPr>
+                <w:rFonts w:ascii="Times New Roman" w:eastAsia="Times New Roman" w:hAnsi="Times New Roman" w:cs="Times New Roman"/>
+                <w:color w:val="0D0D0D" w:themeColor="text1" w:themeTint="F2"/>
+                <w:sz w:val="24"/>
+                <w:szCs w:val="24"/>
+                <w:lang w:eastAsia="fr-FR"/>
+              </w:rPr>
+              <w:t xml:space="preserve"> : architecture du système, modèles UML, processus logistiques.</w:t>
+            </w:r>
+          </w:p>
+          <w:p>
+            <w:pPr>
+              <w:pStyle w:val="Paragraphedeliste"/>
+              <w:numPr>
+                <w:ilvl w:val="0"/>
+                <w:numId w:val="25"/>
+              </w:numPr>
+              <w:suppressAutoHyphens w:val="0"/>
+              <w:spacing w:before="100" w:beforeAutospacing="1" w:after="100" w:afterAutospacing="1" w:line="240" w:lineRule="auto"/>
+              <w:rPr>
+                <w:rFonts w:ascii="Times New Roman" w:eastAsia="Times New Roman" w:hAnsi="Times New Roman" w:cs="Times New Roman"/>
+                <w:color w:val="0D0D0D" w:themeColor="text1" w:themeTint="F2"/>
+                <w:sz w:val="24"/>
+                <w:szCs w:val="24"/>
+                <w:lang w:eastAsia="fr-FR"/>
+              </w:rPr>
+            </w:pPr>
+            <w:r>
+              <w:rPr>
+                <w:rFonts w:ascii="Times New Roman" w:eastAsia="Times New Roman" w:hAnsi="Times New Roman" w:cs="Times New Roman"/>
                 <w:b/>
                 <w:bCs/>
-                <w:i/>
-                <w:iCs/>
-                <w:color w:val="0D0D0D" w:themeColor="text1" w:themeTint="F2"/>
-                <w:sz w:val="24"/>
-                <w:szCs w:val="24"/>
-              </w:rPr>
-              <w:t>Techniques</w:t>
-            </w:r>
-          </w:p>
-          <w:p>
-            <w:pPr>
-              <w:spacing w:before="120" w:after="120" w:line="240" w:lineRule="auto"/>
-              <w:rPr>
-                <w:rFonts w:ascii="Times New Roman" w:hAnsi="Times New Roman" w:cs="Times New Roman"/>
-                <w:color w:val="0D0D0D" w:themeColor="text1" w:themeTint="F2"/>
-                <w:sz w:val="24"/>
-                <w:szCs w:val="24"/>
-              </w:rPr>
-            </w:pPr>
-            <w:r>
-              <w:rPr>
-                <w:rFonts w:ascii="Times New Roman" w:hAnsi="Times New Roman" w:cs="Times New Roman"/>
-                <w:color w:val="0D0D0D" w:themeColor="text1" w:themeTint="F2"/>
-                <w:sz w:val="24"/>
-                <w:szCs w:val="24"/>
-              </w:rPr>
-              <w:t>La conception</w:t>
-            </w:r>
-          </w:p>
-          <w:p>
-            <w:pPr>
-              <w:spacing w:before="120" w:after="120" w:line="240" w:lineRule="auto"/>
-              <w:rPr>
-                <w:rFonts w:ascii="Times New Roman" w:hAnsi="Times New Roman" w:cs="Times New Roman"/>
-                <w:color w:val="0D0D0D" w:themeColor="text1" w:themeTint="F2"/>
-                <w:sz w:val="24"/>
-                <w:szCs w:val="24"/>
-              </w:rPr>
-            </w:pPr>
-            <w:r>
-              <w:rPr>
-                <w:rFonts w:ascii="Times New Roman" w:hAnsi="Times New Roman" w:cs="Times New Roman"/>
-                <w:color w:val="0D0D0D" w:themeColor="text1" w:themeTint="F2"/>
-                <w:sz w:val="24"/>
-                <w:szCs w:val="24"/>
-              </w:rPr>
-              <w:t xml:space="preserve">L’implementation </w:t>
-            </w:r>
-          </w:p>
-          <w:p>
-            <w:pPr>
-              <w:spacing w:before="120" w:after="120" w:line="240" w:lineRule="auto"/>
-              <w:rPr>
-                <w:rFonts w:ascii="Times New Roman" w:hAnsi="Times New Roman" w:cs="Times New Roman"/>
-                <w:color w:val="0D0D0D" w:themeColor="text1" w:themeTint="F2"/>
-                <w:sz w:val="24"/>
-                <w:szCs w:val="24"/>
-              </w:rPr>
-            </w:pPr>
-            <w:r>
-              <w:rPr>
-                <w:rFonts w:ascii="Times New Roman" w:hAnsi="Times New Roman" w:cs="Times New Roman"/>
-                <w:color w:val="0D0D0D" w:themeColor="text1" w:themeTint="F2"/>
-                <w:sz w:val="24"/>
-                <w:szCs w:val="24"/>
-              </w:rPr>
-              <w:t>La modelisation</w:t>
+                <w:color w:val="0D0D0D" w:themeColor="text1" w:themeTint="F2"/>
+                <w:sz w:val="24"/>
+                <w:szCs w:val="24"/>
+                <w:lang w:eastAsia="fr-FR"/>
+              </w:rPr>
+              <w:t>Développement</w:t>
+            </w:r>
+            <w:r>
+              <w:rPr>
+                <w:rFonts w:ascii="Times New Roman" w:eastAsia="Times New Roman" w:hAnsi="Times New Roman" w:cs="Times New Roman"/>
+                <w:color w:val="0D0D0D" w:themeColor="text1" w:themeTint="F2"/>
+                <w:sz w:val="24"/>
+                <w:szCs w:val="24"/>
+                <w:lang w:eastAsia="fr-FR"/>
+              </w:rPr>
+              <w:t xml:space="preserve"> </w:t>
+            </w:r>
+          </w:p>
+          <w:p>
+            <w:pPr>
+              <w:pStyle w:val="Paragraphedeliste"/>
+              <w:numPr>
+                <w:ilvl w:val="0"/>
+                <w:numId w:val="25"/>
+              </w:numPr>
+              <w:tabs>
+                <w:tab w:val="left" w:pos="1725"/>
+              </w:tabs>
+              <w:jc w:val="both"/>
+              <w:rPr>
+                <w:rFonts w:ascii="Times New Roman" w:hAnsi="Times New Roman" w:cs="Times New Roman"/>
+                <w:b/>
+                <w:bCs/>
+                <w:color w:val="0D0D0D" w:themeColor="text1" w:themeTint="F2"/>
+                <w:sz w:val="24"/>
+                <w:szCs w:val="24"/>
+              </w:rPr>
+            </w:pPr>
+            <w:r>
+              <w:rPr>
+                <w:rFonts w:ascii="Times New Roman" w:hAnsi="Times New Roman" w:cs="Times New Roman"/>
+                <w:b/>
+                <w:bCs/>
+                <w:color w:val="0D0D0D" w:themeColor="text1" w:themeTint="F2"/>
+                <w:sz w:val="24"/>
+                <w:szCs w:val="24"/>
+              </w:rPr>
+              <w:t>Test et validation</w:t>
             </w:r>
           </w:p>
         </w:tc>
@@ -6420,7 +6970,7 @@
         <wp:inline distT="0" distB="0" distL="0" distR="0" wp14:anchorId="2C07FD20" wp14:editId="7A07EAEC">
           <wp:extent cx="5309870" cy="1008380"/>
           <wp:effectExtent l="0" t="0" r="0" b="0"/>
-          <wp:docPr id="3" name="Image 10"/>
+          <wp:docPr id="2" name="Image 10"/>
           <wp:cNvGraphicFramePr>
             <a:graphicFrameLocks xmlns:a="http://schemas.openxmlformats.org/drawingml/2006/main" noChangeAspect="1"/>
           </wp:cNvGraphicFramePr>
@@ -6529,119 +7079,607 @@
 <file path=word/numbering.xml><?xml version="1.0" encoding="utf-8"?>
 <w:numbering xmlns:wpc="http://schemas.microsoft.com/office/word/2010/wordprocessingCanvas" xmlns:cx="http://schemas.microsoft.com/office/drawing/2014/chartex" xmlns:cx1="http://schemas.microsoft.com/office/drawing/2015/9/8/chartex" xmlns:cx2="http://schemas.microsoft.com/office/drawing/2015/10/21/chartex" xmlns:cx3="http://schemas.microsoft.com/office/drawing/2016/5/9/chartex" xmlns:cx4="http://schemas.microsoft.com/office/drawing/2016/5/10/chartex" xmlns:cx5="http://schemas.microsoft.com/office/drawing/2016/5/11/chartex" xmlns:cx6="http://schemas.microsoft.com/office/drawing/2016/5/12/chartex" xmlns:cx7="http://schemas.microsoft.com/office/drawing/2016/5/13/chartex" xmlns:cx8="http://schemas.microsoft.com/office/drawing/2016/5/14/chartex" xmlns:mc="http://schemas.openxmlformats.org/markup-compatibility/2006" xmlns:aink="http://schemas.microsoft.com/office/drawing/2016/ink" xmlns:am3d="http://schemas.microsoft.com/office/drawing/2017/model3d" xmlns:o="urn:schemas-microsoft-com:office:office" xmlns:oel="http://schemas.microsoft.com/office/2019/extlst" xmlns:r="http://schemas.openxmlformats.org/officeDocument/2006/relationships" xmlns:m="http://schemas.openxmlformats.org/officeDocument/2006/math" xmlns:v="urn:schemas-microsoft-com:vml" xmlns:wp14="http://schemas.microsoft.com/office/word/2010/wordprocessingDrawing" xmlns:wp="http://schemas.openxmlformats.org/drawingml/2006/wordprocessingDrawing" xmlns:w10="urn:schemas-microsoft-com:office:word" xmlns:w="http://schemas.openxmlformats.org/wordprocessingml/2006/main" xmlns:w14="http://schemas.microsoft.com/office/word/2010/wordml" xmlns:w15="http://schemas.microsoft.com/office/word/2012/wordml" xmlns:w16cex="http://schemas.microsoft.com/office/word/2018/wordml/cex" xmlns:w16cid="http://schemas.microsoft.com/office/word/2016/wordml/cid" xmlns:w16="http://schemas.microsoft.com/office/word/2018/wordml" xmlns:w16sdtdh="http://schemas.microsoft.com/office/word/2020/wordml/sdtdatahash" xmlns:w16se="http://schemas.microsoft.com/office/word/2015/wordml/symex" xmlns:wpg="http://schemas.microsoft.com/office/word/2010/wordprocessingGroup" xmlns:wpi="http://schemas.microsoft.com/office/word/2010/wordprocessingInk" xmlns:wne="http://schemas.microsoft.com/office/word/2006/wordml" xmlns:wps="http://schemas.microsoft.com/office/word/2010/wordprocessingShape" mc:Ignorable="w14 w15 w16se w16cid w16 w16cex w16sdtdh wp14">
   <w:abstractNum w:abstractNumId="0" w15:restartNumberingAfterBreak="0">
-    <w:nsid w:val="0BD474CD"/>
-    <w:multiLevelType w:val="multilevel"/>
-    <w:tmpl w:val="691A7E3E"/>
-    <w:lvl w:ilvl="0">
-      <w:start w:val="3"/>
-      <w:numFmt w:val="decimal"/>
-      <w:lvlText w:val="%1."/>
-      <w:lvlJc w:val="left"/>
-      <w:pPr>
-        <w:tabs>
-          <w:tab w:val="num" w:pos="720"/>
-        </w:tabs>
-        <w:ind w:left="720" w:hanging="360"/>
-      </w:pPr>
-    </w:lvl>
-    <w:lvl w:ilvl="1" w:tentative="1">
-      <w:start w:val="1"/>
-      <w:numFmt w:val="decimal"/>
-      <w:lvlText w:val="%2."/>
-      <w:lvlJc w:val="left"/>
-      <w:pPr>
-        <w:tabs>
-          <w:tab w:val="num" w:pos="1440"/>
-        </w:tabs>
-        <w:ind w:left="1440" w:hanging="360"/>
-      </w:pPr>
-    </w:lvl>
-    <w:lvl w:ilvl="2" w:tentative="1">
-      <w:start w:val="1"/>
-      <w:numFmt w:val="decimal"/>
-      <w:lvlText w:val="%3."/>
-      <w:lvlJc w:val="left"/>
-      <w:pPr>
-        <w:tabs>
-          <w:tab w:val="num" w:pos="2160"/>
-        </w:tabs>
-        <w:ind w:left="2160" w:hanging="360"/>
-      </w:pPr>
-    </w:lvl>
-    <w:lvl w:ilvl="3" w:tentative="1">
-      <w:start w:val="1"/>
-      <w:numFmt w:val="decimal"/>
-      <w:lvlText w:val="%4."/>
-      <w:lvlJc w:val="left"/>
-      <w:pPr>
-        <w:tabs>
-          <w:tab w:val="num" w:pos="2880"/>
-        </w:tabs>
-        <w:ind w:left="2880" w:hanging="360"/>
-      </w:pPr>
-    </w:lvl>
-    <w:lvl w:ilvl="4" w:tentative="1">
-      <w:start w:val="1"/>
-      <w:numFmt w:val="decimal"/>
-      <w:lvlText w:val="%5."/>
-      <w:lvlJc w:val="left"/>
-      <w:pPr>
-        <w:tabs>
-          <w:tab w:val="num" w:pos="3600"/>
-        </w:tabs>
-        <w:ind w:left="3600" w:hanging="360"/>
-      </w:pPr>
-    </w:lvl>
-    <w:lvl w:ilvl="5" w:tentative="1">
-      <w:start w:val="1"/>
-      <w:numFmt w:val="decimal"/>
-      <w:lvlText w:val="%6."/>
-      <w:lvlJc w:val="left"/>
-      <w:pPr>
-        <w:tabs>
-          <w:tab w:val="num" w:pos="4320"/>
-        </w:tabs>
-        <w:ind w:left="4320" w:hanging="360"/>
-      </w:pPr>
-    </w:lvl>
-    <w:lvl w:ilvl="6" w:tentative="1">
-      <w:start w:val="1"/>
-      <w:numFmt w:val="decimal"/>
-      <w:lvlText w:val="%7."/>
-      <w:lvlJc w:val="left"/>
-      <w:pPr>
-        <w:tabs>
-          <w:tab w:val="num" w:pos="5040"/>
-        </w:tabs>
-        <w:ind w:left="5040" w:hanging="360"/>
-      </w:pPr>
-    </w:lvl>
-    <w:lvl w:ilvl="7" w:tentative="1">
-      <w:start w:val="1"/>
-      <w:numFmt w:val="decimal"/>
-      <w:lvlText w:val="%8."/>
-      <w:lvlJc w:val="left"/>
-      <w:pPr>
-        <w:tabs>
-          <w:tab w:val="num" w:pos="5760"/>
-        </w:tabs>
-        <w:ind w:left="5760" w:hanging="360"/>
-      </w:pPr>
-    </w:lvl>
-    <w:lvl w:ilvl="8" w:tentative="1">
-      <w:start w:val="1"/>
-      <w:numFmt w:val="decimal"/>
-      <w:lvlText w:val="%9."/>
-      <w:lvlJc w:val="left"/>
-      <w:pPr>
-        <w:tabs>
-          <w:tab w:val="num" w:pos="6480"/>
-        </w:tabs>
-        <w:ind w:left="6480" w:hanging="360"/>
-      </w:pPr>
+    <w:nsid w:val="0143271B"/>
+    <w:multiLevelType w:val="hybridMultilevel"/>
+    <w:tmpl w:val="DB0010FE"/>
+    <w:lvl w:ilvl="0" w:tplc="040C0001">
+      <w:start w:val="1"/>
+      <w:numFmt w:val="bullet"/>
+      <w:lvlText w:val=""/>
+      <w:lvlJc w:val="left"/>
+      <w:pPr>
+        <w:ind w:left="1080" w:hanging="360"/>
+      </w:pPr>
+      <w:rPr>
+        <w:rFonts w:ascii="Symbol" w:hAnsi="Symbol" w:hint="default"/>
+      </w:rPr>
+    </w:lvl>
+    <w:lvl w:ilvl="1" w:tplc="040C0003" w:tentative="1">
+      <w:start w:val="1"/>
+      <w:numFmt w:val="bullet"/>
+      <w:lvlText w:val="o"/>
+      <w:lvlJc w:val="left"/>
+      <w:pPr>
+        <w:ind w:left="1800" w:hanging="360"/>
+      </w:pPr>
+      <w:rPr>
+        <w:rFonts w:ascii="Courier New" w:hAnsi="Courier New" w:cs="Courier New" w:hint="default"/>
+      </w:rPr>
+    </w:lvl>
+    <w:lvl w:ilvl="2" w:tplc="040C0005" w:tentative="1">
+      <w:start w:val="1"/>
+      <w:numFmt w:val="bullet"/>
+      <w:lvlText w:val=""/>
+      <w:lvlJc w:val="left"/>
+      <w:pPr>
+        <w:ind w:left="2520" w:hanging="360"/>
+      </w:pPr>
+      <w:rPr>
+        <w:rFonts w:ascii="Wingdings" w:hAnsi="Wingdings" w:hint="default"/>
+      </w:rPr>
+    </w:lvl>
+    <w:lvl w:ilvl="3" w:tplc="040C0001" w:tentative="1">
+      <w:start w:val="1"/>
+      <w:numFmt w:val="bullet"/>
+      <w:lvlText w:val=""/>
+      <w:lvlJc w:val="left"/>
+      <w:pPr>
+        <w:ind w:left="3240" w:hanging="360"/>
+      </w:pPr>
+      <w:rPr>
+        <w:rFonts w:ascii="Symbol" w:hAnsi="Symbol" w:hint="default"/>
+      </w:rPr>
+    </w:lvl>
+    <w:lvl w:ilvl="4" w:tplc="040C0003" w:tentative="1">
+      <w:start w:val="1"/>
+      <w:numFmt w:val="bullet"/>
+      <w:lvlText w:val="o"/>
+      <w:lvlJc w:val="left"/>
+      <w:pPr>
+        <w:ind w:left="3960" w:hanging="360"/>
+      </w:pPr>
+      <w:rPr>
+        <w:rFonts w:ascii="Courier New" w:hAnsi="Courier New" w:cs="Courier New" w:hint="default"/>
+      </w:rPr>
+    </w:lvl>
+    <w:lvl w:ilvl="5" w:tplc="040C0005" w:tentative="1">
+      <w:start w:val="1"/>
+      <w:numFmt w:val="bullet"/>
+      <w:lvlText w:val=""/>
+      <w:lvlJc w:val="left"/>
+      <w:pPr>
+        <w:ind w:left="4680" w:hanging="360"/>
+      </w:pPr>
+      <w:rPr>
+        <w:rFonts w:ascii="Wingdings" w:hAnsi="Wingdings" w:hint="default"/>
+      </w:rPr>
+    </w:lvl>
+    <w:lvl w:ilvl="6" w:tplc="040C0001" w:tentative="1">
+      <w:start w:val="1"/>
+      <w:numFmt w:val="bullet"/>
+      <w:lvlText w:val=""/>
+      <w:lvlJc w:val="left"/>
+      <w:pPr>
+        <w:ind w:left="5400" w:hanging="360"/>
+      </w:pPr>
+      <w:rPr>
+        <w:rFonts w:ascii="Symbol" w:hAnsi="Symbol" w:hint="default"/>
+      </w:rPr>
+    </w:lvl>
+    <w:lvl w:ilvl="7" w:tplc="040C0003" w:tentative="1">
+      <w:start w:val="1"/>
+      <w:numFmt w:val="bullet"/>
+      <w:lvlText w:val="o"/>
+      <w:lvlJc w:val="left"/>
+      <w:pPr>
+        <w:ind w:left="6120" w:hanging="360"/>
+      </w:pPr>
+      <w:rPr>
+        <w:rFonts w:ascii="Courier New" w:hAnsi="Courier New" w:cs="Courier New" w:hint="default"/>
+      </w:rPr>
+    </w:lvl>
+    <w:lvl w:ilvl="8" w:tplc="040C0005" w:tentative="1">
+      <w:start w:val="1"/>
+      <w:numFmt w:val="bullet"/>
+      <w:lvlText w:val=""/>
+      <w:lvlJc w:val="left"/>
+      <w:pPr>
+        <w:ind w:left="6840" w:hanging="360"/>
+      </w:pPr>
+      <w:rPr>
+        <w:rFonts w:ascii="Wingdings" w:hAnsi="Wingdings" w:hint="default"/>
+      </w:rPr>
     </w:lvl>
   </w:abstractNum>
   <w:abstractNum w:abstractNumId="1" w15:restartNumberingAfterBreak="0">
+    <w:nsid w:val="053A2B23"/>
+    <w:multiLevelType w:val="hybridMultilevel"/>
+    <w:tmpl w:val="4A5044B0"/>
+    <w:lvl w:ilvl="0" w:tplc="040C0001">
+      <w:start w:val="1"/>
+      <w:numFmt w:val="bullet"/>
+      <w:lvlText w:val=""/>
+      <w:lvlJc w:val="left"/>
+      <w:pPr>
+        <w:ind w:left="1080" w:hanging="360"/>
+      </w:pPr>
+      <w:rPr>
+        <w:rFonts w:ascii="Symbol" w:hAnsi="Symbol" w:hint="default"/>
+      </w:rPr>
+    </w:lvl>
+    <w:lvl w:ilvl="1" w:tplc="040C0003" w:tentative="1">
+      <w:start w:val="1"/>
+      <w:numFmt w:val="bullet"/>
+      <w:lvlText w:val="o"/>
+      <w:lvlJc w:val="left"/>
+      <w:pPr>
+        <w:ind w:left="1800" w:hanging="360"/>
+      </w:pPr>
+      <w:rPr>
+        <w:rFonts w:ascii="Courier New" w:hAnsi="Courier New" w:cs="Courier New" w:hint="default"/>
+      </w:rPr>
+    </w:lvl>
+    <w:lvl w:ilvl="2" w:tplc="040C0005" w:tentative="1">
+      <w:start w:val="1"/>
+      <w:numFmt w:val="bullet"/>
+      <w:lvlText w:val=""/>
+      <w:lvlJc w:val="left"/>
+      <w:pPr>
+        <w:ind w:left="2520" w:hanging="360"/>
+      </w:pPr>
+      <w:rPr>
+        <w:rFonts w:ascii="Wingdings" w:hAnsi="Wingdings" w:hint="default"/>
+      </w:rPr>
+    </w:lvl>
+    <w:lvl w:ilvl="3" w:tplc="040C0001" w:tentative="1">
+      <w:start w:val="1"/>
+      <w:numFmt w:val="bullet"/>
+      <w:lvlText w:val=""/>
+      <w:lvlJc w:val="left"/>
+      <w:pPr>
+        <w:ind w:left="3240" w:hanging="360"/>
+      </w:pPr>
+      <w:rPr>
+        <w:rFonts w:ascii="Symbol" w:hAnsi="Symbol" w:hint="default"/>
+      </w:rPr>
+    </w:lvl>
+    <w:lvl w:ilvl="4" w:tplc="040C0003" w:tentative="1">
+      <w:start w:val="1"/>
+      <w:numFmt w:val="bullet"/>
+      <w:lvlText w:val="o"/>
+      <w:lvlJc w:val="left"/>
+      <w:pPr>
+        <w:ind w:left="3960" w:hanging="360"/>
+      </w:pPr>
+      <w:rPr>
+        <w:rFonts w:ascii="Courier New" w:hAnsi="Courier New" w:cs="Courier New" w:hint="default"/>
+      </w:rPr>
+    </w:lvl>
+    <w:lvl w:ilvl="5" w:tplc="040C0005" w:tentative="1">
+      <w:start w:val="1"/>
+      <w:numFmt w:val="bullet"/>
+      <w:lvlText w:val=""/>
+      <w:lvlJc w:val="left"/>
+      <w:pPr>
+        <w:ind w:left="4680" w:hanging="360"/>
+      </w:pPr>
+      <w:rPr>
+        <w:rFonts w:ascii="Wingdings" w:hAnsi="Wingdings" w:hint="default"/>
+      </w:rPr>
+    </w:lvl>
+    <w:lvl w:ilvl="6" w:tplc="040C0001" w:tentative="1">
+      <w:start w:val="1"/>
+      <w:numFmt w:val="bullet"/>
+      <w:lvlText w:val=""/>
+      <w:lvlJc w:val="left"/>
+      <w:pPr>
+        <w:ind w:left="5400" w:hanging="360"/>
+      </w:pPr>
+      <w:rPr>
+        <w:rFonts w:ascii="Symbol" w:hAnsi="Symbol" w:hint="default"/>
+      </w:rPr>
+    </w:lvl>
+    <w:lvl w:ilvl="7" w:tplc="040C0003" w:tentative="1">
+      <w:start w:val="1"/>
+      <w:numFmt w:val="bullet"/>
+      <w:lvlText w:val="o"/>
+      <w:lvlJc w:val="left"/>
+      <w:pPr>
+        <w:ind w:left="6120" w:hanging="360"/>
+      </w:pPr>
+      <w:rPr>
+        <w:rFonts w:ascii="Courier New" w:hAnsi="Courier New" w:cs="Courier New" w:hint="default"/>
+      </w:rPr>
+    </w:lvl>
+    <w:lvl w:ilvl="8" w:tplc="040C0005" w:tentative="1">
+      <w:start w:val="1"/>
+      <w:numFmt w:val="bullet"/>
+      <w:lvlText w:val=""/>
+      <w:lvlJc w:val="left"/>
+      <w:pPr>
+        <w:ind w:left="6840" w:hanging="360"/>
+      </w:pPr>
+      <w:rPr>
+        <w:rFonts w:ascii="Wingdings" w:hAnsi="Wingdings" w:hint="default"/>
+      </w:rPr>
+    </w:lvl>
+  </w:abstractNum>
+  <w:abstractNum w:abstractNumId="2" w15:restartNumberingAfterBreak="0">
+    <w:nsid w:val="06273F41"/>
+    <w:multiLevelType w:val="multilevel"/>
+    <w:tmpl w:val="CC7C6EDE"/>
+    <w:lvl w:ilvl="0">
+      <w:start w:val="1"/>
+      <w:numFmt w:val="bullet"/>
+      <w:lvlText w:val=""/>
+      <w:lvlJc w:val="left"/>
+      <w:pPr>
+        <w:tabs>
+          <w:tab w:val="num" w:pos="720"/>
+        </w:tabs>
+        <w:ind w:left="720" w:hanging="360"/>
+      </w:pPr>
+      <w:rPr>
+        <w:rFonts w:ascii="Symbol" w:hAnsi="Symbol" w:hint="default"/>
+        <w:sz w:val="20"/>
+      </w:rPr>
+    </w:lvl>
+    <w:lvl w:ilvl="1" w:tentative="1">
+      <w:start w:val="1"/>
+      <w:numFmt w:val="bullet"/>
+      <w:lvlText w:val="o"/>
+      <w:lvlJc w:val="left"/>
+      <w:pPr>
+        <w:tabs>
+          <w:tab w:val="num" w:pos="1440"/>
+        </w:tabs>
+        <w:ind w:left="1440" w:hanging="360"/>
+      </w:pPr>
+      <w:rPr>
+        <w:rFonts w:ascii="Courier New" w:hAnsi="Courier New" w:hint="default"/>
+        <w:sz w:val="20"/>
+      </w:rPr>
+    </w:lvl>
+    <w:lvl w:ilvl="2" w:tentative="1">
+      <w:start w:val="1"/>
+      <w:numFmt w:val="bullet"/>
+      <w:lvlText w:val=""/>
+      <w:lvlJc w:val="left"/>
+      <w:pPr>
+        <w:tabs>
+          <w:tab w:val="num" w:pos="2160"/>
+        </w:tabs>
+        <w:ind w:left="2160" w:hanging="360"/>
+      </w:pPr>
+      <w:rPr>
+        <w:rFonts w:ascii="Wingdings" w:hAnsi="Wingdings" w:hint="default"/>
+        <w:sz w:val="20"/>
+      </w:rPr>
+    </w:lvl>
+    <w:lvl w:ilvl="3" w:tentative="1">
+      <w:start w:val="1"/>
+      <w:numFmt w:val="bullet"/>
+      <w:lvlText w:val=""/>
+      <w:lvlJc w:val="left"/>
+      <w:pPr>
+        <w:tabs>
+          <w:tab w:val="num" w:pos="2880"/>
+        </w:tabs>
+        <w:ind w:left="2880" w:hanging="360"/>
+      </w:pPr>
+      <w:rPr>
+        <w:rFonts w:ascii="Wingdings" w:hAnsi="Wingdings" w:hint="default"/>
+        <w:sz w:val="20"/>
+      </w:rPr>
+    </w:lvl>
+    <w:lvl w:ilvl="4" w:tentative="1">
+      <w:start w:val="1"/>
+      <w:numFmt w:val="bullet"/>
+      <w:lvlText w:val=""/>
+      <w:lvlJc w:val="left"/>
+      <w:pPr>
+        <w:tabs>
+          <w:tab w:val="num" w:pos="3600"/>
+        </w:tabs>
+        <w:ind w:left="3600" w:hanging="360"/>
+      </w:pPr>
+      <w:rPr>
+        <w:rFonts w:ascii="Wingdings" w:hAnsi="Wingdings" w:hint="default"/>
+        <w:sz w:val="20"/>
+      </w:rPr>
+    </w:lvl>
+    <w:lvl w:ilvl="5" w:tentative="1">
+      <w:start w:val="1"/>
+      <w:numFmt w:val="bullet"/>
+      <w:lvlText w:val=""/>
+      <w:lvlJc w:val="left"/>
+      <w:pPr>
+        <w:tabs>
+          <w:tab w:val="num" w:pos="4320"/>
+        </w:tabs>
+        <w:ind w:left="4320" w:hanging="360"/>
+      </w:pPr>
+      <w:rPr>
+        <w:rFonts w:ascii="Wingdings" w:hAnsi="Wingdings" w:hint="default"/>
+        <w:sz w:val="20"/>
+      </w:rPr>
+    </w:lvl>
+    <w:lvl w:ilvl="6" w:tentative="1">
+      <w:start w:val="1"/>
+      <w:numFmt w:val="bullet"/>
+      <w:lvlText w:val=""/>
+      <w:lvlJc w:val="left"/>
+      <w:pPr>
+        <w:tabs>
+          <w:tab w:val="num" w:pos="5040"/>
+        </w:tabs>
+        <w:ind w:left="5040" w:hanging="360"/>
+      </w:pPr>
+      <w:rPr>
+        <w:rFonts w:ascii="Wingdings" w:hAnsi="Wingdings" w:hint="default"/>
+        <w:sz w:val="20"/>
+      </w:rPr>
+    </w:lvl>
+    <w:lvl w:ilvl="7" w:tentative="1">
+      <w:start w:val="1"/>
+      <w:numFmt w:val="bullet"/>
+      <w:lvlText w:val=""/>
+      <w:lvlJc w:val="left"/>
+      <w:pPr>
+        <w:tabs>
+          <w:tab w:val="num" w:pos="5760"/>
+        </w:tabs>
+        <w:ind w:left="5760" w:hanging="360"/>
+      </w:pPr>
+      <w:rPr>
+        <w:rFonts w:ascii="Wingdings" w:hAnsi="Wingdings" w:hint="default"/>
+        <w:sz w:val="20"/>
+      </w:rPr>
+    </w:lvl>
+    <w:lvl w:ilvl="8" w:tentative="1">
+      <w:start w:val="1"/>
+      <w:numFmt w:val="bullet"/>
+      <w:lvlText w:val=""/>
+      <w:lvlJc w:val="left"/>
+      <w:pPr>
+        <w:tabs>
+          <w:tab w:val="num" w:pos="6480"/>
+        </w:tabs>
+        <w:ind w:left="6480" w:hanging="360"/>
+      </w:pPr>
+      <w:rPr>
+        <w:rFonts w:ascii="Wingdings" w:hAnsi="Wingdings" w:hint="default"/>
+        <w:sz w:val="20"/>
+      </w:rPr>
+    </w:lvl>
+  </w:abstractNum>
+  <w:abstractNum w:abstractNumId="3" w15:restartNumberingAfterBreak="0">
+    <w:nsid w:val="08E01C71"/>
+    <w:multiLevelType w:val="hybridMultilevel"/>
+    <w:tmpl w:val="80CEE41A"/>
+    <w:lvl w:ilvl="0" w:tplc="040C0001">
+      <w:start w:val="1"/>
+      <w:numFmt w:val="bullet"/>
+      <w:lvlText w:val=""/>
+      <w:lvlJc w:val="left"/>
+      <w:pPr>
+        <w:ind w:left="1080" w:hanging="360"/>
+      </w:pPr>
+      <w:rPr>
+        <w:rFonts w:ascii="Symbol" w:hAnsi="Symbol" w:hint="default"/>
+      </w:rPr>
+    </w:lvl>
+    <w:lvl w:ilvl="1" w:tplc="040C0003" w:tentative="1">
+      <w:start w:val="1"/>
+      <w:numFmt w:val="bullet"/>
+      <w:lvlText w:val="o"/>
+      <w:lvlJc w:val="left"/>
+      <w:pPr>
+        <w:ind w:left="1800" w:hanging="360"/>
+      </w:pPr>
+      <w:rPr>
+        <w:rFonts w:ascii="Courier New" w:hAnsi="Courier New" w:cs="Courier New" w:hint="default"/>
+      </w:rPr>
+    </w:lvl>
+    <w:lvl w:ilvl="2" w:tplc="040C0005" w:tentative="1">
+      <w:start w:val="1"/>
+      <w:numFmt w:val="bullet"/>
+      <w:lvlText w:val=""/>
+      <w:lvlJc w:val="left"/>
+      <w:pPr>
+        <w:ind w:left="2520" w:hanging="360"/>
+      </w:pPr>
+      <w:rPr>
+        <w:rFonts w:ascii="Wingdings" w:hAnsi="Wingdings" w:hint="default"/>
+      </w:rPr>
+    </w:lvl>
+    <w:lvl w:ilvl="3" w:tplc="040C0001" w:tentative="1">
+      <w:start w:val="1"/>
+      <w:numFmt w:val="bullet"/>
+      <w:lvlText w:val=""/>
+      <w:lvlJc w:val="left"/>
+      <w:pPr>
+        <w:ind w:left="3240" w:hanging="360"/>
+      </w:pPr>
+      <w:rPr>
+        <w:rFonts w:ascii="Symbol" w:hAnsi="Symbol" w:hint="default"/>
+      </w:rPr>
+    </w:lvl>
+    <w:lvl w:ilvl="4" w:tplc="040C0003" w:tentative="1">
+      <w:start w:val="1"/>
+      <w:numFmt w:val="bullet"/>
+      <w:lvlText w:val="o"/>
+      <w:lvlJc w:val="left"/>
+      <w:pPr>
+        <w:ind w:left="3960" w:hanging="360"/>
+      </w:pPr>
+      <w:rPr>
+        <w:rFonts w:ascii="Courier New" w:hAnsi="Courier New" w:cs="Courier New" w:hint="default"/>
+      </w:rPr>
+    </w:lvl>
+    <w:lvl w:ilvl="5" w:tplc="040C0005" w:tentative="1">
+      <w:start w:val="1"/>
+      <w:numFmt w:val="bullet"/>
+      <w:lvlText w:val=""/>
+      <w:lvlJc w:val="left"/>
+      <w:pPr>
+        <w:ind w:left="4680" w:hanging="360"/>
+      </w:pPr>
+      <w:rPr>
+        <w:rFonts w:ascii="Wingdings" w:hAnsi="Wingdings" w:hint="default"/>
+      </w:rPr>
+    </w:lvl>
+    <w:lvl w:ilvl="6" w:tplc="040C0001" w:tentative="1">
+      <w:start w:val="1"/>
+      <w:numFmt w:val="bullet"/>
+      <w:lvlText w:val=""/>
+      <w:lvlJc w:val="left"/>
+      <w:pPr>
+        <w:ind w:left="5400" w:hanging="360"/>
+      </w:pPr>
+      <w:rPr>
+        <w:rFonts w:ascii="Symbol" w:hAnsi="Symbol" w:hint="default"/>
+      </w:rPr>
+    </w:lvl>
+    <w:lvl w:ilvl="7" w:tplc="040C0003" w:tentative="1">
+      <w:start w:val="1"/>
+      <w:numFmt w:val="bullet"/>
+      <w:lvlText w:val="o"/>
+      <w:lvlJc w:val="left"/>
+      <w:pPr>
+        <w:ind w:left="6120" w:hanging="360"/>
+      </w:pPr>
+      <w:rPr>
+        <w:rFonts w:ascii="Courier New" w:hAnsi="Courier New" w:cs="Courier New" w:hint="default"/>
+      </w:rPr>
+    </w:lvl>
+    <w:lvl w:ilvl="8" w:tplc="040C0005" w:tentative="1">
+      <w:start w:val="1"/>
+      <w:numFmt w:val="bullet"/>
+      <w:lvlText w:val=""/>
+      <w:lvlJc w:val="left"/>
+      <w:pPr>
+        <w:ind w:left="6840" w:hanging="360"/>
+      </w:pPr>
+      <w:rPr>
+        <w:rFonts w:ascii="Wingdings" w:hAnsi="Wingdings" w:hint="default"/>
+      </w:rPr>
+    </w:lvl>
+  </w:abstractNum>
+  <w:abstractNum w:abstractNumId="4" w15:restartNumberingAfterBreak="0">
+    <w:nsid w:val="0CB94589"/>
+    <w:multiLevelType w:val="hybridMultilevel"/>
+    <w:tmpl w:val="9FAC3130"/>
+    <w:lvl w:ilvl="0" w:tplc="040C0001">
+      <w:start w:val="1"/>
+      <w:numFmt w:val="bullet"/>
+      <w:lvlText w:val=""/>
+      <w:lvlJc w:val="left"/>
+      <w:pPr>
+        <w:ind w:left="1080" w:hanging="360"/>
+      </w:pPr>
+      <w:rPr>
+        <w:rFonts w:ascii="Symbol" w:hAnsi="Symbol" w:hint="default"/>
+      </w:rPr>
+    </w:lvl>
+    <w:lvl w:ilvl="1" w:tplc="040C0003" w:tentative="1">
+      <w:start w:val="1"/>
+      <w:numFmt w:val="bullet"/>
+      <w:lvlText w:val="o"/>
+      <w:lvlJc w:val="left"/>
+      <w:pPr>
+        <w:ind w:left="1800" w:hanging="360"/>
+      </w:pPr>
+      <w:rPr>
+        <w:rFonts w:ascii="Courier New" w:hAnsi="Courier New" w:cs="Courier New" w:hint="default"/>
+      </w:rPr>
+    </w:lvl>
+    <w:lvl w:ilvl="2" w:tplc="040C0005" w:tentative="1">
+      <w:start w:val="1"/>
+      <w:numFmt w:val="bullet"/>
+      <w:lvlText w:val=""/>
+      <w:lvlJc w:val="left"/>
+      <w:pPr>
+        <w:ind w:left="2520" w:hanging="360"/>
+      </w:pPr>
+      <w:rPr>
+        <w:rFonts w:ascii="Wingdings" w:hAnsi="Wingdings" w:hint="default"/>
+      </w:rPr>
+    </w:lvl>
+    <w:lvl w:ilvl="3" w:tplc="040C0001" w:tentative="1">
+      <w:start w:val="1"/>
+      <w:numFmt w:val="bullet"/>
+      <w:lvlText w:val=""/>
+      <w:lvlJc w:val="left"/>
+      <w:pPr>
+        <w:ind w:left="3240" w:hanging="360"/>
+      </w:pPr>
+      <w:rPr>
+        <w:rFonts w:ascii="Symbol" w:hAnsi="Symbol" w:hint="default"/>
+      </w:rPr>
+    </w:lvl>
+    <w:lvl w:ilvl="4" w:tplc="040C0003" w:tentative="1">
+      <w:start w:val="1"/>
+      <w:numFmt w:val="bullet"/>
+      <w:lvlText w:val="o"/>
+      <w:lvlJc w:val="left"/>
+      <w:pPr>
+        <w:ind w:left="3960" w:hanging="360"/>
+      </w:pPr>
+      <w:rPr>
+        <w:rFonts w:ascii="Courier New" w:hAnsi="Courier New" w:cs="Courier New" w:hint="default"/>
+      </w:rPr>
+    </w:lvl>
+    <w:lvl w:ilvl="5" w:tplc="040C0005" w:tentative="1">
+      <w:start w:val="1"/>
+      <w:numFmt w:val="bullet"/>
+      <w:lvlText w:val=""/>
+      <w:lvlJc w:val="left"/>
+      <w:pPr>
+        <w:ind w:left="4680" w:hanging="360"/>
+      </w:pPr>
+      <w:rPr>
+        <w:rFonts w:ascii="Wingdings" w:hAnsi="Wingdings" w:hint="default"/>
+      </w:rPr>
+    </w:lvl>
+    <w:lvl w:ilvl="6" w:tplc="040C0001" w:tentative="1">
+      <w:start w:val="1"/>
+      <w:numFmt w:val="bullet"/>
+      <w:lvlText w:val=""/>
+      <w:lvlJc w:val="left"/>
+      <w:pPr>
+        <w:ind w:left="5400" w:hanging="360"/>
+      </w:pPr>
+      <w:rPr>
+        <w:rFonts w:ascii="Symbol" w:hAnsi="Symbol" w:hint="default"/>
+      </w:rPr>
+    </w:lvl>
+    <w:lvl w:ilvl="7" w:tplc="040C0003" w:tentative="1">
+      <w:start w:val="1"/>
+      <w:numFmt w:val="bullet"/>
+      <w:lvlText w:val="o"/>
+      <w:lvlJc w:val="left"/>
+      <w:pPr>
+        <w:ind w:left="6120" w:hanging="360"/>
+      </w:pPr>
+      <w:rPr>
+        <w:rFonts w:ascii="Courier New" w:hAnsi="Courier New" w:cs="Courier New" w:hint="default"/>
+      </w:rPr>
+    </w:lvl>
+    <w:lvl w:ilvl="8" w:tplc="040C0005" w:tentative="1">
+      <w:start w:val="1"/>
+      <w:numFmt w:val="bullet"/>
+      <w:lvlText w:val=""/>
+      <w:lvlJc w:val="left"/>
+      <w:pPr>
+        <w:ind w:left="6840" w:hanging="360"/>
+      </w:pPr>
+      <w:rPr>
+        <w:rFonts w:ascii="Wingdings" w:hAnsi="Wingdings" w:hint="default"/>
+      </w:rPr>
+    </w:lvl>
+  </w:abstractNum>
+  <w:abstractNum w:abstractNumId="5" w15:restartNumberingAfterBreak="0">
     <w:nsid w:val="0DA17DC9"/>
     <w:multiLevelType w:val="multilevel"/>
     <w:tmpl w:val="CD70F41A"/>
@@ -6757,10 +7795,10 @@
       </w:pPr>
     </w:lvl>
   </w:abstractNum>
-  <w:abstractNum w:abstractNumId="2" w15:restartNumberingAfterBreak="0">
-    <w:nsid w:val="10497FCD"/>
+  <w:abstractNum w:abstractNumId="6" w15:restartNumberingAfterBreak="0">
+    <w:nsid w:val="142879BA"/>
     <w:multiLevelType w:val="multilevel"/>
-    <w:tmpl w:val="7E2AA69E"/>
+    <w:tmpl w:val="5A34EB9A"/>
     <w:lvl w:ilvl="0">
       <w:start w:val="1"/>
       <w:numFmt w:val="decimal"/>
@@ -6773,10 +7811,10 @@
         <w:ind w:left="720" w:hanging="360"/>
       </w:pPr>
     </w:lvl>
-    <w:lvl w:ilvl="1">
-      <w:start w:val="1"/>
-      <w:numFmt w:val="bullet"/>
-      <w:lvlText w:val="o"/>
+    <w:lvl w:ilvl="1" w:tentative="1">
+      <w:start w:val="1"/>
+      <w:numFmt w:val="decimal"/>
+      <w:lvlText w:val="%2."/>
       <w:lvlJc w:val="left"/>
       <w:pPr>
         <w:tabs>
@@ -6784,10 +7822,6 @@
         </w:tabs>
         <w:ind w:left="1440" w:hanging="360"/>
       </w:pPr>
-      <w:rPr>
-        <w:rFonts w:ascii="Courier New" w:hAnsi="Courier New" w:hint="default"/>
-        <w:sz w:val="20"/>
-      </w:rPr>
     </w:lvl>
     <w:lvl w:ilvl="2" w:tentative="1">
       <w:start w:val="1"/>
@@ -6874,7 +7908,7 @@
       </w:pPr>
     </w:lvl>
   </w:abstractNum>
-  <w:abstractNum w:abstractNumId="3" w15:restartNumberingAfterBreak="0">
+  <w:abstractNum w:abstractNumId="7" w15:restartNumberingAfterBreak="0">
     <w:nsid w:val="1E9F7E2E"/>
     <w:multiLevelType w:val="multilevel"/>
     <w:tmpl w:val="0810C8A2"/>
@@ -6987,7 +8021,7 @@
       </w:pPr>
     </w:lvl>
   </w:abstractNum>
-  <w:abstractNum w:abstractNumId="4" w15:restartNumberingAfterBreak="0">
+  <w:abstractNum w:abstractNumId="8" w15:restartNumberingAfterBreak="0">
     <w:nsid w:val="241C1026"/>
     <w:multiLevelType w:val="multilevel"/>
     <w:tmpl w:val="4BCC5008"/>
@@ -7103,10 +8137,1094 @@
       </w:pPr>
     </w:lvl>
   </w:abstractNum>
-  <w:abstractNum w:abstractNumId="5" w15:restartNumberingAfterBreak="0">
-    <w:nsid w:val="44083A7A"/>
+  <w:abstractNum w:abstractNumId="9" w15:restartNumberingAfterBreak="0">
+    <w:nsid w:val="2722718A"/>
     <w:multiLevelType w:val="multilevel"/>
-    <w:tmpl w:val="337A5F96"/>
+    <w:tmpl w:val="2AA69B38"/>
+    <w:lvl w:ilvl="0">
+      <w:start w:val="1"/>
+      <w:numFmt w:val="bullet"/>
+      <w:lvlText w:val=""/>
+      <w:lvlJc w:val="left"/>
+      <w:pPr>
+        <w:tabs>
+          <w:tab w:val="num" w:pos="720"/>
+        </w:tabs>
+        <w:ind w:left="720" w:hanging="360"/>
+      </w:pPr>
+      <w:rPr>
+        <w:rFonts w:ascii="Symbol" w:hAnsi="Symbol" w:hint="default"/>
+        <w:sz w:val="20"/>
+      </w:rPr>
+    </w:lvl>
+    <w:lvl w:ilvl="1" w:tentative="1">
+      <w:start w:val="1"/>
+      <w:numFmt w:val="bullet"/>
+      <w:lvlText w:val="o"/>
+      <w:lvlJc w:val="left"/>
+      <w:pPr>
+        <w:tabs>
+          <w:tab w:val="num" w:pos="1440"/>
+        </w:tabs>
+        <w:ind w:left="1440" w:hanging="360"/>
+      </w:pPr>
+      <w:rPr>
+        <w:rFonts w:ascii="Courier New" w:hAnsi="Courier New" w:hint="default"/>
+        <w:sz w:val="20"/>
+      </w:rPr>
+    </w:lvl>
+    <w:lvl w:ilvl="2" w:tentative="1">
+      <w:start w:val="1"/>
+      <w:numFmt w:val="bullet"/>
+      <w:lvlText w:val=""/>
+      <w:lvlJc w:val="left"/>
+      <w:pPr>
+        <w:tabs>
+          <w:tab w:val="num" w:pos="2160"/>
+        </w:tabs>
+        <w:ind w:left="2160" w:hanging="360"/>
+      </w:pPr>
+      <w:rPr>
+        <w:rFonts w:ascii="Wingdings" w:hAnsi="Wingdings" w:hint="default"/>
+        <w:sz w:val="20"/>
+      </w:rPr>
+    </w:lvl>
+    <w:lvl w:ilvl="3" w:tentative="1">
+      <w:start w:val="1"/>
+      <w:numFmt w:val="bullet"/>
+      <w:lvlText w:val=""/>
+      <w:lvlJc w:val="left"/>
+      <w:pPr>
+        <w:tabs>
+          <w:tab w:val="num" w:pos="2880"/>
+        </w:tabs>
+        <w:ind w:left="2880" w:hanging="360"/>
+      </w:pPr>
+      <w:rPr>
+        <w:rFonts w:ascii="Wingdings" w:hAnsi="Wingdings" w:hint="default"/>
+        <w:sz w:val="20"/>
+      </w:rPr>
+    </w:lvl>
+    <w:lvl w:ilvl="4" w:tentative="1">
+      <w:start w:val="1"/>
+      <w:numFmt w:val="bullet"/>
+      <w:lvlText w:val=""/>
+      <w:lvlJc w:val="left"/>
+      <w:pPr>
+        <w:tabs>
+          <w:tab w:val="num" w:pos="3600"/>
+        </w:tabs>
+        <w:ind w:left="3600" w:hanging="360"/>
+      </w:pPr>
+      <w:rPr>
+        <w:rFonts w:ascii="Wingdings" w:hAnsi="Wingdings" w:hint="default"/>
+        <w:sz w:val="20"/>
+      </w:rPr>
+    </w:lvl>
+    <w:lvl w:ilvl="5" w:tentative="1">
+      <w:start w:val="1"/>
+      <w:numFmt w:val="bullet"/>
+      <w:lvlText w:val=""/>
+      <w:lvlJc w:val="left"/>
+      <w:pPr>
+        <w:tabs>
+          <w:tab w:val="num" w:pos="4320"/>
+        </w:tabs>
+        <w:ind w:left="4320" w:hanging="360"/>
+      </w:pPr>
+      <w:rPr>
+        <w:rFonts w:ascii="Wingdings" w:hAnsi="Wingdings" w:hint="default"/>
+        <w:sz w:val="20"/>
+      </w:rPr>
+    </w:lvl>
+    <w:lvl w:ilvl="6" w:tentative="1">
+      <w:start w:val="1"/>
+      <w:numFmt w:val="bullet"/>
+      <w:lvlText w:val=""/>
+      <w:lvlJc w:val="left"/>
+      <w:pPr>
+        <w:tabs>
+          <w:tab w:val="num" w:pos="5040"/>
+        </w:tabs>
+        <w:ind w:left="5040" w:hanging="360"/>
+      </w:pPr>
+      <w:rPr>
+        <w:rFonts w:ascii="Wingdings" w:hAnsi="Wingdings" w:hint="default"/>
+        <w:sz w:val="20"/>
+      </w:rPr>
+    </w:lvl>
+    <w:lvl w:ilvl="7" w:tentative="1">
+      <w:start w:val="1"/>
+      <w:numFmt w:val="bullet"/>
+      <w:lvlText w:val=""/>
+      <w:lvlJc w:val="left"/>
+      <w:pPr>
+        <w:tabs>
+          <w:tab w:val="num" w:pos="5760"/>
+        </w:tabs>
+        <w:ind w:left="5760" w:hanging="360"/>
+      </w:pPr>
+      <w:rPr>
+        <w:rFonts w:ascii="Wingdings" w:hAnsi="Wingdings" w:hint="default"/>
+        <w:sz w:val="20"/>
+      </w:rPr>
+    </w:lvl>
+    <w:lvl w:ilvl="8" w:tentative="1">
+      <w:start w:val="1"/>
+      <w:numFmt w:val="bullet"/>
+      <w:lvlText w:val=""/>
+      <w:lvlJc w:val="left"/>
+      <w:pPr>
+        <w:tabs>
+          <w:tab w:val="num" w:pos="6480"/>
+        </w:tabs>
+        <w:ind w:left="6480" w:hanging="360"/>
+      </w:pPr>
+      <w:rPr>
+        <w:rFonts w:ascii="Wingdings" w:hAnsi="Wingdings" w:hint="default"/>
+        <w:sz w:val="20"/>
+      </w:rPr>
+    </w:lvl>
+  </w:abstractNum>
+  <w:abstractNum w:abstractNumId="10" w15:restartNumberingAfterBreak="0">
+    <w:nsid w:val="2BB86848"/>
+    <w:multiLevelType w:val="multilevel"/>
+    <w:tmpl w:val="D6A06A28"/>
+    <w:lvl w:ilvl="0">
+      <w:start w:val="1"/>
+      <w:numFmt w:val="bullet"/>
+      <w:lvlText w:val=""/>
+      <w:lvlJc w:val="left"/>
+      <w:pPr>
+        <w:tabs>
+          <w:tab w:val="num" w:pos="720"/>
+        </w:tabs>
+        <w:ind w:left="720" w:hanging="360"/>
+      </w:pPr>
+      <w:rPr>
+        <w:rFonts w:ascii="Symbol" w:hAnsi="Symbol" w:hint="default"/>
+        <w:sz w:val="20"/>
+      </w:rPr>
+    </w:lvl>
+    <w:lvl w:ilvl="1" w:tentative="1">
+      <w:start w:val="1"/>
+      <w:numFmt w:val="bullet"/>
+      <w:lvlText w:val="o"/>
+      <w:lvlJc w:val="left"/>
+      <w:pPr>
+        <w:tabs>
+          <w:tab w:val="num" w:pos="1440"/>
+        </w:tabs>
+        <w:ind w:left="1440" w:hanging="360"/>
+      </w:pPr>
+      <w:rPr>
+        <w:rFonts w:ascii="Courier New" w:hAnsi="Courier New" w:hint="default"/>
+        <w:sz w:val="20"/>
+      </w:rPr>
+    </w:lvl>
+    <w:lvl w:ilvl="2" w:tentative="1">
+      <w:start w:val="1"/>
+      <w:numFmt w:val="bullet"/>
+      <w:lvlText w:val=""/>
+      <w:lvlJc w:val="left"/>
+      <w:pPr>
+        <w:tabs>
+          <w:tab w:val="num" w:pos="2160"/>
+        </w:tabs>
+        <w:ind w:left="2160" w:hanging="360"/>
+      </w:pPr>
+      <w:rPr>
+        <w:rFonts w:ascii="Wingdings" w:hAnsi="Wingdings" w:hint="default"/>
+        <w:sz w:val="20"/>
+      </w:rPr>
+    </w:lvl>
+    <w:lvl w:ilvl="3" w:tentative="1">
+      <w:start w:val="1"/>
+      <w:numFmt w:val="bullet"/>
+      <w:lvlText w:val=""/>
+      <w:lvlJc w:val="left"/>
+      <w:pPr>
+        <w:tabs>
+          <w:tab w:val="num" w:pos="2880"/>
+        </w:tabs>
+        <w:ind w:left="2880" w:hanging="360"/>
+      </w:pPr>
+      <w:rPr>
+        <w:rFonts w:ascii="Wingdings" w:hAnsi="Wingdings" w:hint="default"/>
+        <w:sz w:val="20"/>
+      </w:rPr>
+    </w:lvl>
+    <w:lvl w:ilvl="4" w:tentative="1">
+      <w:start w:val="1"/>
+      <w:numFmt w:val="bullet"/>
+      <w:lvlText w:val=""/>
+      <w:lvlJc w:val="left"/>
+      <w:pPr>
+        <w:tabs>
+          <w:tab w:val="num" w:pos="3600"/>
+        </w:tabs>
+        <w:ind w:left="3600" w:hanging="360"/>
+      </w:pPr>
+      <w:rPr>
+        <w:rFonts w:ascii="Wingdings" w:hAnsi="Wingdings" w:hint="default"/>
+        <w:sz w:val="20"/>
+      </w:rPr>
+    </w:lvl>
+    <w:lvl w:ilvl="5" w:tentative="1">
+      <w:start w:val="1"/>
+      <w:numFmt w:val="bullet"/>
+      <w:lvlText w:val=""/>
+      <w:lvlJc w:val="left"/>
+      <w:pPr>
+        <w:tabs>
+          <w:tab w:val="num" w:pos="4320"/>
+        </w:tabs>
+        <w:ind w:left="4320" w:hanging="360"/>
+      </w:pPr>
+      <w:rPr>
+        <w:rFonts w:ascii="Wingdings" w:hAnsi="Wingdings" w:hint="default"/>
+        <w:sz w:val="20"/>
+      </w:rPr>
+    </w:lvl>
+    <w:lvl w:ilvl="6" w:tentative="1">
+      <w:start w:val="1"/>
+      <w:numFmt w:val="bullet"/>
+      <w:lvlText w:val=""/>
+      <w:lvlJc w:val="left"/>
+      <w:pPr>
+        <w:tabs>
+          <w:tab w:val="num" w:pos="5040"/>
+        </w:tabs>
+        <w:ind w:left="5040" w:hanging="360"/>
+      </w:pPr>
+      <w:rPr>
+        <w:rFonts w:ascii="Wingdings" w:hAnsi="Wingdings" w:hint="default"/>
+        <w:sz w:val="20"/>
+      </w:rPr>
+    </w:lvl>
+    <w:lvl w:ilvl="7" w:tentative="1">
+      <w:start w:val="1"/>
+      <w:numFmt w:val="bullet"/>
+      <w:lvlText w:val=""/>
+      <w:lvlJc w:val="left"/>
+      <w:pPr>
+        <w:tabs>
+          <w:tab w:val="num" w:pos="5760"/>
+        </w:tabs>
+        <w:ind w:left="5760" w:hanging="360"/>
+      </w:pPr>
+      <w:rPr>
+        <w:rFonts w:ascii="Wingdings" w:hAnsi="Wingdings" w:hint="default"/>
+        <w:sz w:val="20"/>
+      </w:rPr>
+    </w:lvl>
+    <w:lvl w:ilvl="8" w:tentative="1">
+      <w:start w:val="1"/>
+      <w:numFmt w:val="bullet"/>
+      <w:lvlText w:val=""/>
+      <w:lvlJc w:val="left"/>
+      <w:pPr>
+        <w:tabs>
+          <w:tab w:val="num" w:pos="6480"/>
+        </w:tabs>
+        <w:ind w:left="6480" w:hanging="360"/>
+      </w:pPr>
+      <w:rPr>
+        <w:rFonts w:ascii="Wingdings" w:hAnsi="Wingdings" w:hint="default"/>
+        <w:sz w:val="20"/>
+      </w:rPr>
+    </w:lvl>
+  </w:abstractNum>
+  <w:abstractNum w:abstractNumId="11" w15:restartNumberingAfterBreak="0">
+    <w:nsid w:val="2DA95E2E"/>
+    <w:multiLevelType w:val="multilevel"/>
+    <w:tmpl w:val="BF129FB4"/>
+    <w:lvl w:ilvl="0">
+      <w:start w:val="1"/>
+      <w:numFmt w:val="bullet"/>
+      <w:lvlText w:val=""/>
+      <w:lvlJc w:val="left"/>
+      <w:pPr>
+        <w:tabs>
+          <w:tab w:val="num" w:pos="720"/>
+        </w:tabs>
+        <w:ind w:left="720" w:hanging="360"/>
+      </w:pPr>
+      <w:rPr>
+        <w:rFonts w:ascii="Symbol" w:hAnsi="Symbol" w:hint="default"/>
+        <w:sz w:val="20"/>
+      </w:rPr>
+    </w:lvl>
+    <w:lvl w:ilvl="1" w:tentative="1">
+      <w:start w:val="1"/>
+      <w:numFmt w:val="bullet"/>
+      <w:lvlText w:val="o"/>
+      <w:lvlJc w:val="left"/>
+      <w:pPr>
+        <w:tabs>
+          <w:tab w:val="num" w:pos="1440"/>
+        </w:tabs>
+        <w:ind w:left="1440" w:hanging="360"/>
+      </w:pPr>
+      <w:rPr>
+        <w:rFonts w:ascii="Courier New" w:hAnsi="Courier New" w:hint="default"/>
+        <w:sz w:val="20"/>
+      </w:rPr>
+    </w:lvl>
+    <w:lvl w:ilvl="2" w:tentative="1">
+      <w:start w:val="1"/>
+      <w:numFmt w:val="bullet"/>
+      <w:lvlText w:val=""/>
+      <w:lvlJc w:val="left"/>
+      <w:pPr>
+        <w:tabs>
+          <w:tab w:val="num" w:pos="2160"/>
+        </w:tabs>
+        <w:ind w:left="2160" w:hanging="360"/>
+      </w:pPr>
+      <w:rPr>
+        <w:rFonts w:ascii="Wingdings" w:hAnsi="Wingdings" w:hint="default"/>
+        <w:sz w:val="20"/>
+      </w:rPr>
+    </w:lvl>
+    <w:lvl w:ilvl="3" w:tentative="1">
+      <w:start w:val="1"/>
+      <w:numFmt w:val="bullet"/>
+      <w:lvlText w:val=""/>
+      <w:lvlJc w:val="left"/>
+      <w:pPr>
+        <w:tabs>
+          <w:tab w:val="num" w:pos="2880"/>
+        </w:tabs>
+        <w:ind w:left="2880" w:hanging="360"/>
+      </w:pPr>
+      <w:rPr>
+        <w:rFonts w:ascii="Wingdings" w:hAnsi="Wingdings" w:hint="default"/>
+        <w:sz w:val="20"/>
+      </w:rPr>
+    </w:lvl>
+    <w:lvl w:ilvl="4" w:tentative="1">
+      <w:start w:val="1"/>
+      <w:numFmt w:val="bullet"/>
+      <w:lvlText w:val=""/>
+      <w:lvlJc w:val="left"/>
+      <w:pPr>
+        <w:tabs>
+          <w:tab w:val="num" w:pos="3600"/>
+        </w:tabs>
+        <w:ind w:left="3600" w:hanging="360"/>
+      </w:pPr>
+      <w:rPr>
+        <w:rFonts w:ascii="Wingdings" w:hAnsi="Wingdings" w:hint="default"/>
+        <w:sz w:val="20"/>
+      </w:rPr>
+    </w:lvl>
+    <w:lvl w:ilvl="5" w:tentative="1">
+      <w:start w:val="1"/>
+      <w:numFmt w:val="bullet"/>
+      <w:lvlText w:val=""/>
+      <w:lvlJc w:val="left"/>
+      <w:pPr>
+        <w:tabs>
+          <w:tab w:val="num" w:pos="4320"/>
+        </w:tabs>
+        <w:ind w:left="4320" w:hanging="360"/>
+      </w:pPr>
+      <w:rPr>
+        <w:rFonts w:ascii="Wingdings" w:hAnsi="Wingdings" w:hint="default"/>
+        <w:sz w:val="20"/>
+      </w:rPr>
+    </w:lvl>
+    <w:lvl w:ilvl="6" w:tentative="1">
+      <w:start w:val="1"/>
+      <w:numFmt w:val="bullet"/>
+      <w:lvlText w:val=""/>
+      <w:lvlJc w:val="left"/>
+      <w:pPr>
+        <w:tabs>
+          <w:tab w:val="num" w:pos="5040"/>
+        </w:tabs>
+        <w:ind w:left="5040" w:hanging="360"/>
+      </w:pPr>
+      <w:rPr>
+        <w:rFonts w:ascii="Wingdings" w:hAnsi="Wingdings" w:hint="default"/>
+        <w:sz w:val="20"/>
+      </w:rPr>
+    </w:lvl>
+    <w:lvl w:ilvl="7" w:tentative="1">
+      <w:start w:val="1"/>
+      <w:numFmt w:val="bullet"/>
+      <w:lvlText w:val=""/>
+      <w:lvlJc w:val="left"/>
+      <w:pPr>
+        <w:tabs>
+          <w:tab w:val="num" w:pos="5760"/>
+        </w:tabs>
+        <w:ind w:left="5760" w:hanging="360"/>
+      </w:pPr>
+      <w:rPr>
+        <w:rFonts w:ascii="Wingdings" w:hAnsi="Wingdings" w:hint="default"/>
+        <w:sz w:val="20"/>
+      </w:rPr>
+    </w:lvl>
+    <w:lvl w:ilvl="8" w:tentative="1">
+      <w:start w:val="1"/>
+      <w:numFmt w:val="bullet"/>
+      <w:lvlText w:val=""/>
+      <w:lvlJc w:val="left"/>
+      <w:pPr>
+        <w:tabs>
+          <w:tab w:val="num" w:pos="6480"/>
+        </w:tabs>
+        <w:ind w:left="6480" w:hanging="360"/>
+      </w:pPr>
+      <w:rPr>
+        <w:rFonts w:ascii="Wingdings" w:hAnsi="Wingdings" w:hint="default"/>
+        <w:sz w:val="20"/>
+      </w:rPr>
+    </w:lvl>
+  </w:abstractNum>
+  <w:abstractNum w:abstractNumId="12" w15:restartNumberingAfterBreak="0">
+    <w:nsid w:val="32D96264"/>
+    <w:multiLevelType w:val="hybridMultilevel"/>
+    <w:tmpl w:val="CE0296A0"/>
+    <w:lvl w:ilvl="0" w:tplc="040C0001">
+      <w:start w:val="1"/>
+      <w:numFmt w:val="bullet"/>
+      <w:lvlText w:val=""/>
+      <w:lvlJc w:val="left"/>
+      <w:pPr>
+        <w:ind w:left="720" w:hanging="360"/>
+      </w:pPr>
+      <w:rPr>
+        <w:rFonts w:ascii="Symbol" w:hAnsi="Symbol" w:hint="default"/>
+      </w:rPr>
+    </w:lvl>
+    <w:lvl w:ilvl="1" w:tplc="040C0003" w:tentative="1">
+      <w:start w:val="1"/>
+      <w:numFmt w:val="bullet"/>
+      <w:lvlText w:val="o"/>
+      <w:lvlJc w:val="left"/>
+      <w:pPr>
+        <w:ind w:left="1440" w:hanging="360"/>
+      </w:pPr>
+      <w:rPr>
+        <w:rFonts w:ascii="Courier New" w:hAnsi="Courier New" w:cs="Courier New" w:hint="default"/>
+      </w:rPr>
+    </w:lvl>
+    <w:lvl w:ilvl="2" w:tplc="040C0005" w:tentative="1">
+      <w:start w:val="1"/>
+      <w:numFmt w:val="bullet"/>
+      <w:lvlText w:val=""/>
+      <w:lvlJc w:val="left"/>
+      <w:pPr>
+        <w:ind w:left="2160" w:hanging="360"/>
+      </w:pPr>
+      <w:rPr>
+        <w:rFonts w:ascii="Wingdings" w:hAnsi="Wingdings" w:hint="default"/>
+      </w:rPr>
+    </w:lvl>
+    <w:lvl w:ilvl="3" w:tplc="040C0001" w:tentative="1">
+      <w:start w:val="1"/>
+      <w:numFmt w:val="bullet"/>
+      <w:lvlText w:val=""/>
+      <w:lvlJc w:val="left"/>
+      <w:pPr>
+        <w:ind w:left="2880" w:hanging="360"/>
+      </w:pPr>
+      <w:rPr>
+        <w:rFonts w:ascii="Symbol" w:hAnsi="Symbol" w:hint="default"/>
+      </w:rPr>
+    </w:lvl>
+    <w:lvl w:ilvl="4" w:tplc="040C0003" w:tentative="1">
+      <w:start w:val="1"/>
+      <w:numFmt w:val="bullet"/>
+      <w:lvlText w:val="o"/>
+      <w:lvlJc w:val="left"/>
+      <w:pPr>
+        <w:ind w:left="3600" w:hanging="360"/>
+      </w:pPr>
+      <w:rPr>
+        <w:rFonts w:ascii="Courier New" w:hAnsi="Courier New" w:cs="Courier New" w:hint="default"/>
+      </w:rPr>
+    </w:lvl>
+    <w:lvl w:ilvl="5" w:tplc="040C0005" w:tentative="1">
+      <w:start w:val="1"/>
+      <w:numFmt w:val="bullet"/>
+      <w:lvlText w:val=""/>
+      <w:lvlJc w:val="left"/>
+      <w:pPr>
+        <w:ind w:left="4320" w:hanging="360"/>
+      </w:pPr>
+      <w:rPr>
+        <w:rFonts w:ascii="Wingdings" w:hAnsi="Wingdings" w:hint="default"/>
+      </w:rPr>
+    </w:lvl>
+    <w:lvl w:ilvl="6" w:tplc="040C0001" w:tentative="1">
+      <w:start w:val="1"/>
+      <w:numFmt w:val="bullet"/>
+      <w:lvlText w:val=""/>
+      <w:lvlJc w:val="left"/>
+      <w:pPr>
+        <w:ind w:left="5040" w:hanging="360"/>
+      </w:pPr>
+      <w:rPr>
+        <w:rFonts w:ascii="Symbol" w:hAnsi="Symbol" w:hint="default"/>
+      </w:rPr>
+    </w:lvl>
+    <w:lvl w:ilvl="7" w:tplc="040C0003" w:tentative="1">
+      <w:start w:val="1"/>
+      <w:numFmt w:val="bullet"/>
+      <w:lvlText w:val="o"/>
+      <w:lvlJc w:val="left"/>
+      <w:pPr>
+        <w:ind w:left="5760" w:hanging="360"/>
+      </w:pPr>
+      <w:rPr>
+        <w:rFonts w:ascii="Courier New" w:hAnsi="Courier New" w:cs="Courier New" w:hint="default"/>
+      </w:rPr>
+    </w:lvl>
+    <w:lvl w:ilvl="8" w:tplc="040C0005" w:tentative="1">
+      <w:start w:val="1"/>
+      <w:numFmt w:val="bullet"/>
+      <w:lvlText w:val=""/>
+      <w:lvlJc w:val="left"/>
+      <w:pPr>
+        <w:ind w:left="6480" w:hanging="360"/>
+      </w:pPr>
+      <w:rPr>
+        <w:rFonts w:ascii="Wingdings" w:hAnsi="Wingdings" w:hint="default"/>
+      </w:rPr>
+    </w:lvl>
+  </w:abstractNum>
+  <w:abstractNum w:abstractNumId="13" w15:restartNumberingAfterBreak="0">
+    <w:nsid w:val="39786356"/>
+    <w:multiLevelType w:val="multilevel"/>
+    <w:tmpl w:val="312CF07E"/>
+    <w:lvl w:ilvl="0">
+      <w:start w:val="1"/>
+      <w:numFmt w:val="bullet"/>
+      <w:lvlText w:val=""/>
+      <w:lvlJc w:val="left"/>
+      <w:pPr>
+        <w:tabs>
+          <w:tab w:val="num" w:pos="720"/>
+        </w:tabs>
+        <w:ind w:left="720" w:hanging="360"/>
+      </w:pPr>
+      <w:rPr>
+        <w:rFonts w:ascii="Symbol" w:hAnsi="Symbol" w:hint="default"/>
+        <w:sz w:val="20"/>
+      </w:rPr>
+    </w:lvl>
+    <w:lvl w:ilvl="1" w:tentative="1">
+      <w:start w:val="1"/>
+      <w:numFmt w:val="bullet"/>
+      <w:lvlText w:val="o"/>
+      <w:lvlJc w:val="left"/>
+      <w:pPr>
+        <w:tabs>
+          <w:tab w:val="num" w:pos="1440"/>
+        </w:tabs>
+        <w:ind w:left="1440" w:hanging="360"/>
+      </w:pPr>
+      <w:rPr>
+        <w:rFonts w:ascii="Courier New" w:hAnsi="Courier New" w:hint="default"/>
+        <w:sz w:val="20"/>
+      </w:rPr>
+    </w:lvl>
+    <w:lvl w:ilvl="2" w:tentative="1">
+      <w:start w:val="1"/>
+      <w:numFmt w:val="bullet"/>
+      <w:lvlText w:val=""/>
+      <w:lvlJc w:val="left"/>
+      <w:pPr>
+        <w:tabs>
+          <w:tab w:val="num" w:pos="2160"/>
+        </w:tabs>
+        <w:ind w:left="2160" w:hanging="360"/>
+      </w:pPr>
+      <w:rPr>
+        <w:rFonts w:ascii="Wingdings" w:hAnsi="Wingdings" w:hint="default"/>
+        <w:sz w:val="20"/>
+      </w:rPr>
+    </w:lvl>
+    <w:lvl w:ilvl="3" w:tentative="1">
+      <w:start w:val="1"/>
+      <w:numFmt w:val="bullet"/>
+      <w:lvlText w:val=""/>
+      <w:lvlJc w:val="left"/>
+      <w:pPr>
+        <w:tabs>
+          <w:tab w:val="num" w:pos="2880"/>
+        </w:tabs>
+        <w:ind w:left="2880" w:hanging="360"/>
+      </w:pPr>
+      <w:rPr>
+        <w:rFonts w:ascii="Wingdings" w:hAnsi="Wingdings" w:hint="default"/>
+        <w:sz w:val="20"/>
+      </w:rPr>
+    </w:lvl>
+    <w:lvl w:ilvl="4" w:tentative="1">
+      <w:start w:val="1"/>
+      <w:numFmt w:val="bullet"/>
+      <w:lvlText w:val=""/>
+      <w:lvlJc w:val="left"/>
+      <w:pPr>
+        <w:tabs>
+          <w:tab w:val="num" w:pos="3600"/>
+        </w:tabs>
+        <w:ind w:left="3600" w:hanging="360"/>
+      </w:pPr>
+      <w:rPr>
+        <w:rFonts w:ascii="Wingdings" w:hAnsi="Wingdings" w:hint="default"/>
+        <w:sz w:val="20"/>
+      </w:rPr>
+    </w:lvl>
+    <w:lvl w:ilvl="5" w:tentative="1">
+      <w:start w:val="1"/>
+      <w:numFmt w:val="bullet"/>
+      <w:lvlText w:val=""/>
+      <w:lvlJc w:val="left"/>
+      <w:pPr>
+        <w:tabs>
+          <w:tab w:val="num" w:pos="4320"/>
+        </w:tabs>
+        <w:ind w:left="4320" w:hanging="360"/>
+      </w:pPr>
+      <w:rPr>
+        <w:rFonts w:ascii="Wingdings" w:hAnsi="Wingdings" w:hint="default"/>
+        <w:sz w:val="20"/>
+      </w:rPr>
+    </w:lvl>
+    <w:lvl w:ilvl="6" w:tentative="1">
+      <w:start w:val="1"/>
+      <w:numFmt w:val="bullet"/>
+      <w:lvlText w:val=""/>
+      <w:lvlJc w:val="left"/>
+      <w:pPr>
+        <w:tabs>
+          <w:tab w:val="num" w:pos="5040"/>
+        </w:tabs>
+        <w:ind w:left="5040" w:hanging="360"/>
+      </w:pPr>
+      <w:rPr>
+        <w:rFonts w:ascii="Wingdings" w:hAnsi="Wingdings" w:hint="default"/>
+        <w:sz w:val="20"/>
+      </w:rPr>
+    </w:lvl>
+    <w:lvl w:ilvl="7" w:tentative="1">
+      <w:start w:val="1"/>
+      <w:numFmt w:val="bullet"/>
+      <w:lvlText w:val=""/>
+      <w:lvlJc w:val="left"/>
+      <w:pPr>
+        <w:tabs>
+          <w:tab w:val="num" w:pos="5760"/>
+        </w:tabs>
+        <w:ind w:left="5760" w:hanging="360"/>
+      </w:pPr>
+      <w:rPr>
+        <w:rFonts w:ascii="Wingdings" w:hAnsi="Wingdings" w:hint="default"/>
+        <w:sz w:val="20"/>
+      </w:rPr>
+    </w:lvl>
+    <w:lvl w:ilvl="8" w:tentative="1">
+      <w:start w:val="1"/>
+      <w:numFmt w:val="bullet"/>
+      <w:lvlText w:val=""/>
+      <w:lvlJc w:val="left"/>
+      <w:pPr>
+        <w:tabs>
+          <w:tab w:val="num" w:pos="6480"/>
+        </w:tabs>
+        <w:ind w:left="6480" w:hanging="360"/>
+      </w:pPr>
+      <w:rPr>
+        <w:rFonts w:ascii="Wingdings" w:hAnsi="Wingdings" w:hint="default"/>
+        <w:sz w:val="20"/>
+      </w:rPr>
+    </w:lvl>
+  </w:abstractNum>
+  <w:abstractNum w:abstractNumId="14" w15:restartNumberingAfterBreak="0">
+    <w:nsid w:val="3F666A7F"/>
+    <w:multiLevelType w:val="hybridMultilevel"/>
+    <w:tmpl w:val="A3101422"/>
+    <w:lvl w:ilvl="0" w:tplc="040C0001">
+      <w:start w:val="1"/>
+      <w:numFmt w:val="bullet"/>
+      <w:lvlText w:val=""/>
+      <w:lvlJc w:val="left"/>
+      <w:pPr>
+        <w:ind w:left="1080" w:hanging="360"/>
+      </w:pPr>
+      <w:rPr>
+        <w:rFonts w:ascii="Symbol" w:hAnsi="Symbol" w:hint="default"/>
+      </w:rPr>
+    </w:lvl>
+    <w:lvl w:ilvl="1" w:tplc="040C0003" w:tentative="1">
+      <w:start w:val="1"/>
+      <w:numFmt w:val="bullet"/>
+      <w:lvlText w:val="o"/>
+      <w:lvlJc w:val="left"/>
+      <w:pPr>
+        <w:ind w:left="1800" w:hanging="360"/>
+      </w:pPr>
+      <w:rPr>
+        <w:rFonts w:ascii="Courier New" w:hAnsi="Courier New" w:cs="Courier New" w:hint="default"/>
+      </w:rPr>
+    </w:lvl>
+    <w:lvl w:ilvl="2" w:tplc="040C0005" w:tentative="1">
+      <w:start w:val="1"/>
+      <w:numFmt w:val="bullet"/>
+      <w:lvlText w:val=""/>
+      <w:lvlJc w:val="left"/>
+      <w:pPr>
+        <w:ind w:left="2520" w:hanging="360"/>
+      </w:pPr>
+      <w:rPr>
+        <w:rFonts w:ascii="Wingdings" w:hAnsi="Wingdings" w:hint="default"/>
+      </w:rPr>
+    </w:lvl>
+    <w:lvl w:ilvl="3" w:tplc="040C0001" w:tentative="1">
+      <w:start w:val="1"/>
+      <w:numFmt w:val="bullet"/>
+      <w:lvlText w:val=""/>
+      <w:lvlJc w:val="left"/>
+      <w:pPr>
+        <w:ind w:left="3240" w:hanging="360"/>
+      </w:pPr>
+      <w:rPr>
+        <w:rFonts w:ascii="Symbol" w:hAnsi="Symbol" w:hint="default"/>
+      </w:rPr>
+    </w:lvl>
+    <w:lvl w:ilvl="4" w:tplc="040C0003" w:tentative="1">
+      <w:start w:val="1"/>
+      <w:numFmt w:val="bullet"/>
+      <w:lvlText w:val="o"/>
+      <w:lvlJc w:val="left"/>
+      <w:pPr>
+        <w:ind w:left="3960" w:hanging="360"/>
+      </w:pPr>
+      <w:rPr>
+        <w:rFonts w:ascii="Courier New" w:hAnsi="Courier New" w:cs="Courier New" w:hint="default"/>
+      </w:rPr>
+    </w:lvl>
+    <w:lvl w:ilvl="5" w:tplc="040C0005" w:tentative="1">
+      <w:start w:val="1"/>
+      <w:numFmt w:val="bullet"/>
+      <w:lvlText w:val=""/>
+      <w:lvlJc w:val="left"/>
+      <w:pPr>
+        <w:ind w:left="4680" w:hanging="360"/>
+      </w:pPr>
+      <w:rPr>
+        <w:rFonts w:ascii="Wingdings" w:hAnsi="Wingdings" w:hint="default"/>
+      </w:rPr>
+    </w:lvl>
+    <w:lvl w:ilvl="6" w:tplc="040C0001" w:tentative="1">
+      <w:start w:val="1"/>
+      <w:numFmt w:val="bullet"/>
+      <w:lvlText w:val=""/>
+      <w:lvlJc w:val="left"/>
+      <w:pPr>
+        <w:ind w:left="5400" w:hanging="360"/>
+      </w:pPr>
+      <w:rPr>
+        <w:rFonts w:ascii="Symbol" w:hAnsi="Symbol" w:hint="default"/>
+      </w:rPr>
+    </w:lvl>
+    <w:lvl w:ilvl="7" w:tplc="040C0003" w:tentative="1">
+      <w:start w:val="1"/>
+      <w:numFmt w:val="bullet"/>
+      <w:lvlText w:val="o"/>
+      <w:lvlJc w:val="left"/>
+      <w:pPr>
+        <w:ind w:left="6120" w:hanging="360"/>
+      </w:pPr>
+      <w:rPr>
+        <w:rFonts w:ascii="Courier New" w:hAnsi="Courier New" w:cs="Courier New" w:hint="default"/>
+      </w:rPr>
+    </w:lvl>
+    <w:lvl w:ilvl="8" w:tplc="040C0005" w:tentative="1">
+      <w:start w:val="1"/>
+      <w:numFmt w:val="bullet"/>
+      <w:lvlText w:val=""/>
+      <w:lvlJc w:val="left"/>
+      <w:pPr>
+        <w:ind w:left="6840" w:hanging="360"/>
+      </w:pPr>
+      <w:rPr>
+        <w:rFonts w:ascii="Wingdings" w:hAnsi="Wingdings" w:hint="default"/>
+      </w:rPr>
+    </w:lvl>
+  </w:abstractNum>
+  <w:abstractNum w:abstractNumId="15" w15:restartNumberingAfterBreak="0">
+    <w:nsid w:val="44891152"/>
+    <w:multiLevelType w:val="multilevel"/>
+    <w:tmpl w:val="2E68B11C"/>
+    <w:lvl w:ilvl="0">
+      <w:start w:val="1"/>
+      <w:numFmt w:val="bullet"/>
+      <w:lvlText w:val=""/>
+      <w:lvlJc w:val="left"/>
+      <w:pPr>
+        <w:tabs>
+          <w:tab w:val="num" w:pos="720"/>
+        </w:tabs>
+        <w:ind w:left="720" w:hanging="360"/>
+      </w:pPr>
+      <w:rPr>
+        <w:rFonts w:ascii="Symbol" w:hAnsi="Symbol" w:hint="default"/>
+        <w:sz w:val="20"/>
+      </w:rPr>
+    </w:lvl>
+    <w:lvl w:ilvl="1" w:tentative="1">
+      <w:start w:val="1"/>
+      <w:numFmt w:val="bullet"/>
+      <w:lvlText w:val="o"/>
+      <w:lvlJc w:val="left"/>
+      <w:pPr>
+        <w:tabs>
+          <w:tab w:val="num" w:pos="1440"/>
+        </w:tabs>
+        <w:ind w:left="1440" w:hanging="360"/>
+      </w:pPr>
+      <w:rPr>
+        <w:rFonts w:ascii="Courier New" w:hAnsi="Courier New" w:hint="default"/>
+        <w:sz w:val="20"/>
+      </w:rPr>
+    </w:lvl>
+    <w:lvl w:ilvl="2" w:tentative="1">
+      <w:start w:val="1"/>
+      <w:numFmt w:val="bullet"/>
+      <w:lvlText w:val=""/>
+      <w:lvlJc w:val="left"/>
+      <w:pPr>
+        <w:tabs>
+          <w:tab w:val="num" w:pos="2160"/>
+        </w:tabs>
+        <w:ind w:left="2160" w:hanging="360"/>
+      </w:pPr>
+      <w:rPr>
+        <w:rFonts w:ascii="Wingdings" w:hAnsi="Wingdings" w:hint="default"/>
+        <w:sz w:val="20"/>
+      </w:rPr>
+    </w:lvl>
+    <w:lvl w:ilvl="3" w:tentative="1">
+      <w:start w:val="1"/>
+      <w:numFmt w:val="bullet"/>
+      <w:lvlText w:val=""/>
+      <w:lvlJc w:val="left"/>
+      <w:pPr>
+        <w:tabs>
+          <w:tab w:val="num" w:pos="2880"/>
+        </w:tabs>
+        <w:ind w:left="2880" w:hanging="360"/>
+      </w:pPr>
+      <w:rPr>
+        <w:rFonts w:ascii="Wingdings" w:hAnsi="Wingdings" w:hint="default"/>
+        <w:sz w:val="20"/>
+      </w:rPr>
+    </w:lvl>
+    <w:lvl w:ilvl="4" w:tentative="1">
+      <w:start w:val="1"/>
+      <w:numFmt w:val="bullet"/>
+      <w:lvlText w:val=""/>
+      <w:lvlJc w:val="left"/>
+      <w:pPr>
+        <w:tabs>
+          <w:tab w:val="num" w:pos="3600"/>
+        </w:tabs>
+        <w:ind w:left="3600" w:hanging="360"/>
+      </w:pPr>
+      <w:rPr>
+        <w:rFonts w:ascii="Wingdings" w:hAnsi="Wingdings" w:hint="default"/>
+        <w:sz w:val="20"/>
+      </w:rPr>
+    </w:lvl>
+    <w:lvl w:ilvl="5" w:tentative="1">
+      <w:start w:val="1"/>
+      <w:numFmt w:val="bullet"/>
+      <w:lvlText w:val=""/>
+      <w:lvlJc w:val="left"/>
+      <w:pPr>
+        <w:tabs>
+          <w:tab w:val="num" w:pos="4320"/>
+        </w:tabs>
+        <w:ind w:left="4320" w:hanging="360"/>
+      </w:pPr>
+      <w:rPr>
+        <w:rFonts w:ascii="Wingdings" w:hAnsi="Wingdings" w:hint="default"/>
+        <w:sz w:val="20"/>
+      </w:rPr>
+    </w:lvl>
+    <w:lvl w:ilvl="6" w:tentative="1">
+      <w:start w:val="1"/>
+      <w:numFmt w:val="bullet"/>
+      <w:lvlText w:val=""/>
+      <w:lvlJc w:val="left"/>
+      <w:pPr>
+        <w:tabs>
+          <w:tab w:val="num" w:pos="5040"/>
+        </w:tabs>
+        <w:ind w:left="5040" w:hanging="360"/>
+      </w:pPr>
+      <w:rPr>
+        <w:rFonts w:ascii="Wingdings" w:hAnsi="Wingdings" w:hint="default"/>
+        <w:sz w:val="20"/>
+      </w:rPr>
+    </w:lvl>
+    <w:lvl w:ilvl="7" w:tentative="1">
+      <w:start w:val="1"/>
+      <w:numFmt w:val="bullet"/>
+      <w:lvlText w:val=""/>
+      <w:lvlJc w:val="left"/>
+      <w:pPr>
+        <w:tabs>
+          <w:tab w:val="num" w:pos="5760"/>
+        </w:tabs>
+        <w:ind w:left="5760" w:hanging="360"/>
+      </w:pPr>
+      <w:rPr>
+        <w:rFonts w:ascii="Wingdings" w:hAnsi="Wingdings" w:hint="default"/>
+        <w:sz w:val="20"/>
+      </w:rPr>
+    </w:lvl>
+    <w:lvl w:ilvl="8" w:tentative="1">
+      <w:start w:val="1"/>
+      <w:numFmt w:val="bullet"/>
+      <w:lvlText w:val=""/>
+      <w:lvlJc w:val="left"/>
+      <w:pPr>
+        <w:tabs>
+          <w:tab w:val="num" w:pos="6480"/>
+        </w:tabs>
+        <w:ind w:left="6480" w:hanging="360"/>
+      </w:pPr>
+      <w:rPr>
+        <w:rFonts w:ascii="Wingdings" w:hAnsi="Wingdings" w:hint="default"/>
+        <w:sz w:val="20"/>
+      </w:rPr>
+    </w:lvl>
+  </w:abstractNum>
+  <w:abstractNum w:abstractNumId="16" w15:restartNumberingAfterBreak="0">
+    <w:nsid w:val="483F6BD9"/>
+    <w:multiLevelType w:val="hybridMultilevel"/>
+    <w:tmpl w:val="60029162"/>
+    <w:lvl w:ilvl="0" w:tplc="040C0001">
+      <w:start w:val="1"/>
+      <w:numFmt w:val="bullet"/>
+      <w:lvlText w:val=""/>
+      <w:lvlJc w:val="left"/>
+      <w:pPr>
+        <w:ind w:left="720" w:hanging="360"/>
+      </w:pPr>
+      <w:rPr>
+        <w:rFonts w:ascii="Symbol" w:hAnsi="Symbol" w:hint="default"/>
+      </w:rPr>
+    </w:lvl>
+    <w:lvl w:ilvl="1" w:tplc="040C0003" w:tentative="1">
+      <w:start w:val="1"/>
+      <w:numFmt w:val="bullet"/>
+      <w:lvlText w:val="o"/>
+      <w:lvlJc w:val="left"/>
+      <w:pPr>
+        <w:ind w:left="1440" w:hanging="360"/>
+      </w:pPr>
+      <w:rPr>
+        <w:rFonts w:ascii="Courier New" w:hAnsi="Courier New" w:cs="Courier New" w:hint="default"/>
+      </w:rPr>
+    </w:lvl>
+    <w:lvl w:ilvl="2" w:tplc="040C0005" w:tentative="1">
+      <w:start w:val="1"/>
+      <w:numFmt w:val="bullet"/>
+      <w:lvlText w:val=""/>
+      <w:lvlJc w:val="left"/>
+      <w:pPr>
+        <w:ind w:left="2160" w:hanging="360"/>
+      </w:pPr>
+      <w:rPr>
+        <w:rFonts w:ascii="Wingdings" w:hAnsi="Wingdings" w:hint="default"/>
+      </w:rPr>
+    </w:lvl>
+    <w:lvl w:ilvl="3" w:tplc="040C0001" w:tentative="1">
+      <w:start w:val="1"/>
+      <w:numFmt w:val="bullet"/>
+      <w:lvlText w:val=""/>
+      <w:lvlJc w:val="left"/>
+      <w:pPr>
+        <w:ind w:left="2880" w:hanging="360"/>
+      </w:pPr>
+      <w:rPr>
+        <w:rFonts w:ascii="Symbol" w:hAnsi="Symbol" w:hint="default"/>
+      </w:rPr>
+    </w:lvl>
+    <w:lvl w:ilvl="4" w:tplc="040C0003" w:tentative="1">
+      <w:start w:val="1"/>
+      <w:numFmt w:val="bullet"/>
+      <w:lvlText w:val="o"/>
+      <w:lvlJc w:val="left"/>
+      <w:pPr>
+        <w:ind w:left="3600" w:hanging="360"/>
+      </w:pPr>
+      <w:rPr>
+        <w:rFonts w:ascii="Courier New" w:hAnsi="Courier New" w:cs="Courier New" w:hint="default"/>
+      </w:rPr>
+    </w:lvl>
+    <w:lvl w:ilvl="5" w:tplc="040C0005" w:tentative="1">
+      <w:start w:val="1"/>
+      <w:numFmt w:val="bullet"/>
+      <w:lvlText w:val=""/>
+      <w:lvlJc w:val="left"/>
+      <w:pPr>
+        <w:ind w:left="4320" w:hanging="360"/>
+      </w:pPr>
+      <w:rPr>
+        <w:rFonts w:ascii="Wingdings" w:hAnsi="Wingdings" w:hint="default"/>
+      </w:rPr>
+    </w:lvl>
+    <w:lvl w:ilvl="6" w:tplc="040C0001" w:tentative="1">
+      <w:start w:val="1"/>
+      <w:numFmt w:val="bullet"/>
+      <w:lvlText w:val=""/>
+      <w:lvlJc w:val="left"/>
+      <w:pPr>
+        <w:ind w:left="5040" w:hanging="360"/>
+      </w:pPr>
+      <w:rPr>
+        <w:rFonts w:ascii="Symbol" w:hAnsi="Symbol" w:hint="default"/>
+      </w:rPr>
+    </w:lvl>
+    <w:lvl w:ilvl="7" w:tplc="040C0003" w:tentative="1">
+      <w:start w:val="1"/>
+      <w:numFmt w:val="bullet"/>
+      <w:lvlText w:val="o"/>
+      <w:lvlJc w:val="left"/>
+      <w:pPr>
+        <w:ind w:left="5760" w:hanging="360"/>
+      </w:pPr>
+      <w:rPr>
+        <w:rFonts w:ascii="Courier New" w:hAnsi="Courier New" w:cs="Courier New" w:hint="default"/>
+      </w:rPr>
+    </w:lvl>
+    <w:lvl w:ilvl="8" w:tplc="040C0005" w:tentative="1">
+      <w:start w:val="1"/>
+      <w:numFmt w:val="bullet"/>
+      <w:lvlText w:val=""/>
+      <w:lvlJc w:val="left"/>
+      <w:pPr>
+        <w:ind w:left="6480" w:hanging="360"/>
+      </w:pPr>
+      <w:rPr>
+        <w:rFonts w:ascii="Wingdings" w:hAnsi="Wingdings" w:hint="default"/>
+      </w:rPr>
+    </w:lvl>
+  </w:abstractNum>
+  <w:abstractNum w:abstractNumId="17" w15:restartNumberingAfterBreak="0">
+    <w:nsid w:val="49186D7B"/>
+    <w:multiLevelType w:val="multilevel"/>
+    <w:tmpl w:val="8B4082FE"/>
     <w:lvl w:ilvl="0">
       <w:start w:val="1"/>
       <w:numFmt w:val="decimal"/>
@@ -7216,14 +9334,14 @@
       </w:pPr>
     </w:lvl>
   </w:abstractNum>
-  <w:abstractNum w:abstractNumId="6" w15:restartNumberingAfterBreak="0">
-    <w:nsid w:val="497D72DA"/>
+  <w:abstractNum w:abstractNumId="18" w15:restartNumberingAfterBreak="0">
+    <w:nsid w:val="4BC925F2"/>
     <w:multiLevelType w:val="multilevel"/>
-    <w:tmpl w:val="D9CAB9E8"/>
+    <w:tmpl w:val="02720864"/>
     <w:lvl w:ilvl="0">
       <w:start w:val="1"/>
-      <w:numFmt w:val="decimal"/>
-      <w:lvlText w:val="%1."/>
+      <w:numFmt w:val="bullet"/>
+      <w:lvlText w:val=""/>
       <w:lvlJc w:val="left"/>
       <w:pPr>
         <w:tabs>
@@ -7231,11 +9349,15 @@
         </w:tabs>
         <w:ind w:left="720" w:hanging="360"/>
       </w:pPr>
+      <w:rPr>
+        <w:rFonts w:ascii="Symbol" w:hAnsi="Symbol" w:hint="default"/>
+        <w:sz w:val="20"/>
+      </w:rPr>
     </w:lvl>
     <w:lvl w:ilvl="1" w:tentative="1">
       <w:start w:val="1"/>
-      <w:numFmt w:val="decimal"/>
-      <w:lvlText w:val="%2."/>
+      <w:numFmt w:val="bullet"/>
+      <w:lvlText w:val="o"/>
       <w:lvlJc w:val="left"/>
       <w:pPr>
         <w:tabs>
@@ -7243,11 +9365,15 @@
         </w:tabs>
         <w:ind w:left="1440" w:hanging="360"/>
       </w:pPr>
+      <w:rPr>
+        <w:rFonts w:ascii="Courier New" w:hAnsi="Courier New" w:hint="default"/>
+        <w:sz w:val="20"/>
+      </w:rPr>
     </w:lvl>
     <w:lvl w:ilvl="2" w:tentative="1">
       <w:start w:val="1"/>
-      <w:numFmt w:val="decimal"/>
-      <w:lvlText w:val="%3."/>
+      <w:numFmt w:val="bullet"/>
+      <w:lvlText w:val=""/>
       <w:lvlJc w:val="left"/>
       <w:pPr>
         <w:tabs>
@@ -7255,11 +9381,15 @@
         </w:tabs>
         <w:ind w:left="2160" w:hanging="360"/>
       </w:pPr>
+      <w:rPr>
+        <w:rFonts w:ascii="Wingdings" w:hAnsi="Wingdings" w:hint="default"/>
+        <w:sz w:val="20"/>
+      </w:rPr>
     </w:lvl>
     <w:lvl w:ilvl="3" w:tentative="1">
       <w:start w:val="1"/>
-      <w:numFmt w:val="decimal"/>
-      <w:lvlText w:val="%4."/>
+      <w:numFmt w:val="bullet"/>
+      <w:lvlText w:val=""/>
       <w:lvlJc w:val="left"/>
       <w:pPr>
         <w:tabs>
@@ -7267,11 +9397,15 @@
         </w:tabs>
         <w:ind w:left="2880" w:hanging="360"/>
       </w:pPr>
+      <w:rPr>
+        <w:rFonts w:ascii="Wingdings" w:hAnsi="Wingdings" w:hint="default"/>
+        <w:sz w:val="20"/>
+      </w:rPr>
     </w:lvl>
     <w:lvl w:ilvl="4" w:tentative="1">
       <w:start w:val="1"/>
-      <w:numFmt w:val="decimal"/>
-      <w:lvlText w:val="%5."/>
+      <w:numFmt w:val="bullet"/>
+      <w:lvlText w:val=""/>
       <w:lvlJc w:val="left"/>
       <w:pPr>
         <w:tabs>
@@ -7279,11 +9413,15 @@
         </w:tabs>
         <w:ind w:left="3600" w:hanging="360"/>
       </w:pPr>
+      <w:rPr>
+        <w:rFonts w:ascii="Wingdings" w:hAnsi="Wingdings" w:hint="default"/>
+        <w:sz w:val="20"/>
+      </w:rPr>
     </w:lvl>
     <w:lvl w:ilvl="5" w:tentative="1">
       <w:start w:val="1"/>
-      <w:numFmt w:val="decimal"/>
-      <w:lvlText w:val="%6."/>
+      <w:numFmt w:val="bullet"/>
+      <w:lvlText w:val=""/>
       <w:lvlJc w:val="left"/>
       <w:pPr>
         <w:tabs>
@@ -7291,11 +9429,15 @@
         </w:tabs>
         <w:ind w:left="4320" w:hanging="360"/>
       </w:pPr>
+      <w:rPr>
+        <w:rFonts w:ascii="Wingdings" w:hAnsi="Wingdings" w:hint="default"/>
+        <w:sz w:val="20"/>
+      </w:rPr>
     </w:lvl>
     <w:lvl w:ilvl="6" w:tentative="1">
       <w:start w:val="1"/>
-      <w:numFmt w:val="decimal"/>
-      <w:lvlText w:val="%7."/>
+      <w:numFmt w:val="bullet"/>
+      <w:lvlText w:val=""/>
       <w:lvlJc w:val="left"/>
       <w:pPr>
         <w:tabs>
@@ -7303,11 +9445,15 @@
         </w:tabs>
         <w:ind w:left="5040" w:hanging="360"/>
       </w:pPr>
+      <w:rPr>
+        <w:rFonts w:ascii="Wingdings" w:hAnsi="Wingdings" w:hint="default"/>
+        <w:sz w:val="20"/>
+      </w:rPr>
     </w:lvl>
     <w:lvl w:ilvl="7" w:tentative="1">
       <w:start w:val="1"/>
-      <w:numFmt w:val="decimal"/>
-      <w:lvlText w:val="%8."/>
+      <w:numFmt w:val="bullet"/>
+      <w:lvlText w:val=""/>
       <w:lvlJc w:val="left"/>
       <w:pPr>
         <w:tabs>
@@ -7315,11 +9461,15 @@
         </w:tabs>
         <w:ind w:left="5760" w:hanging="360"/>
       </w:pPr>
+      <w:rPr>
+        <w:rFonts w:ascii="Wingdings" w:hAnsi="Wingdings" w:hint="default"/>
+        <w:sz w:val="20"/>
+      </w:rPr>
     </w:lvl>
     <w:lvl w:ilvl="8" w:tentative="1">
       <w:start w:val="1"/>
-      <w:numFmt w:val="decimal"/>
-      <w:lvlText w:val="%9."/>
+      <w:numFmt w:val="bullet"/>
+      <w:lvlText w:val=""/>
       <w:lvlJc w:val="left"/>
       <w:pPr>
         <w:tabs>
@@ -7327,16 +9477,20 @@
         </w:tabs>
         <w:ind w:left="6480" w:hanging="360"/>
       </w:pPr>
+      <w:rPr>
+        <w:rFonts w:ascii="Wingdings" w:hAnsi="Wingdings" w:hint="default"/>
+        <w:sz w:val="20"/>
+      </w:rPr>
     </w:lvl>
   </w:abstractNum>
-  <w:abstractNum w:abstractNumId="7" w15:restartNumberingAfterBreak="0">
-    <w:nsid w:val="4AC81651"/>
+  <w:abstractNum w:abstractNumId="19" w15:restartNumberingAfterBreak="0">
+    <w:nsid w:val="4E456DA8"/>
     <w:multiLevelType w:val="multilevel"/>
-    <w:tmpl w:val="B19418D2"/>
+    <w:tmpl w:val="4E8CA4DE"/>
     <w:lvl w:ilvl="0">
       <w:start w:val="1"/>
-      <w:numFmt w:val="decimal"/>
-      <w:lvlText w:val="%1."/>
+      <w:numFmt w:val="bullet"/>
+      <w:lvlText w:val=""/>
       <w:lvlJc w:val="left"/>
       <w:pPr>
         <w:tabs>
@@ -7344,11 +9498,15 @@
         </w:tabs>
         <w:ind w:left="720" w:hanging="360"/>
       </w:pPr>
+      <w:rPr>
+        <w:rFonts w:ascii="Symbol" w:hAnsi="Symbol" w:hint="default"/>
+        <w:sz w:val="20"/>
+      </w:rPr>
     </w:lvl>
     <w:lvl w:ilvl="1" w:tentative="1">
       <w:start w:val="1"/>
-      <w:numFmt w:val="decimal"/>
-      <w:lvlText w:val="%2."/>
+      <w:numFmt w:val="bullet"/>
+      <w:lvlText w:val="o"/>
       <w:lvlJc w:val="left"/>
       <w:pPr>
         <w:tabs>
@@ -7356,11 +9514,15 @@
         </w:tabs>
         <w:ind w:left="1440" w:hanging="360"/>
       </w:pPr>
+      <w:rPr>
+        <w:rFonts w:ascii="Courier New" w:hAnsi="Courier New" w:hint="default"/>
+        <w:sz w:val="20"/>
+      </w:rPr>
     </w:lvl>
     <w:lvl w:ilvl="2" w:tentative="1">
       <w:start w:val="1"/>
-      <w:numFmt w:val="decimal"/>
-      <w:lvlText w:val="%3."/>
+      <w:numFmt w:val="bullet"/>
+      <w:lvlText w:val=""/>
       <w:lvlJc w:val="left"/>
       <w:pPr>
         <w:tabs>
@@ -7368,11 +9530,15 @@
         </w:tabs>
         <w:ind w:left="2160" w:hanging="360"/>
       </w:pPr>
+      <w:rPr>
+        <w:rFonts w:ascii="Wingdings" w:hAnsi="Wingdings" w:hint="default"/>
+        <w:sz w:val="20"/>
+      </w:rPr>
     </w:lvl>
     <w:lvl w:ilvl="3" w:tentative="1">
       <w:start w:val="1"/>
-      <w:numFmt w:val="decimal"/>
-      <w:lvlText w:val="%4."/>
+      <w:numFmt w:val="bullet"/>
+      <w:lvlText w:val=""/>
       <w:lvlJc w:val="left"/>
       <w:pPr>
         <w:tabs>
@@ -7380,11 +9546,15 @@
         </w:tabs>
         <w:ind w:left="2880" w:hanging="360"/>
       </w:pPr>
+      <w:rPr>
+        <w:rFonts w:ascii="Wingdings" w:hAnsi="Wingdings" w:hint="default"/>
+        <w:sz w:val="20"/>
+      </w:rPr>
     </w:lvl>
     <w:lvl w:ilvl="4" w:tentative="1">
       <w:start w:val="1"/>
-      <w:numFmt w:val="decimal"/>
-      <w:lvlText w:val="%5."/>
+      <w:numFmt w:val="bullet"/>
+      <w:lvlText w:val=""/>
       <w:lvlJc w:val="left"/>
       <w:pPr>
         <w:tabs>
@@ -7392,11 +9562,15 @@
         </w:tabs>
         <w:ind w:left="3600" w:hanging="360"/>
       </w:pPr>
+      <w:rPr>
+        <w:rFonts w:ascii="Wingdings" w:hAnsi="Wingdings" w:hint="default"/>
+        <w:sz w:val="20"/>
+      </w:rPr>
     </w:lvl>
     <w:lvl w:ilvl="5" w:tentative="1">
       <w:start w:val="1"/>
-      <w:numFmt w:val="decimal"/>
-      <w:lvlText w:val="%6."/>
+      <w:numFmt w:val="bullet"/>
+      <w:lvlText w:val=""/>
       <w:lvlJc w:val="left"/>
       <w:pPr>
         <w:tabs>
@@ -7404,11 +9578,15 @@
         </w:tabs>
         <w:ind w:left="4320" w:hanging="360"/>
       </w:pPr>
+      <w:rPr>
+        <w:rFonts w:ascii="Wingdings" w:hAnsi="Wingdings" w:hint="default"/>
+        <w:sz w:val="20"/>
+      </w:rPr>
     </w:lvl>
     <w:lvl w:ilvl="6" w:tentative="1">
       <w:start w:val="1"/>
-      <w:numFmt w:val="decimal"/>
-      <w:lvlText w:val="%7."/>
+      <w:numFmt w:val="bullet"/>
+      <w:lvlText w:val=""/>
       <w:lvlJc w:val="left"/>
       <w:pPr>
         <w:tabs>
@@ -7416,11 +9594,15 @@
         </w:tabs>
         <w:ind w:left="5040" w:hanging="360"/>
       </w:pPr>
+      <w:rPr>
+        <w:rFonts w:ascii="Wingdings" w:hAnsi="Wingdings" w:hint="default"/>
+        <w:sz w:val="20"/>
+      </w:rPr>
     </w:lvl>
     <w:lvl w:ilvl="7" w:tentative="1">
       <w:start w:val="1"/>
-      <w:numFmt w:val="decimal"/>
-      <w:lvlText w:val="%8."/>
+      <w:numFmt w:val="bullet"/>
+      <w:lvlText w:val=""/>
       <w:lvlJc w:val="left"/>
       <w:pPr>
         <w:tabs>
@@ -7428,11 +9610,15 @@
         </w:tabs>
         <w:ind w:left="5760" w:hanging="360"/>
       </w:pPr>
+      <w:rPr>
+        <w:rFonts w:ascii="Wingdings" w:hAnsi="Wingdings" w:hint="default"/>
+        <w:sz w:val="20"/>
+      </w:rPr>
     </w:lvl>
     <w:lvl w:ilvl="8" w:tentative="1">
       <w:start w:val="1"/>
-      <w:numFmt w:val="decimal"/>
-      <w:lvlText w:val="%9."/>
+      <w:numFmt w:val="bullet"/>
+      <w:lvlText w:val=""/>
       <w:lvlJc w:val="left"/>
       <w:pPr>
         <w:tabs>
@@ -7440,122 +9626,13 @@
         </w:tabs>
         <w:ind w:left="6480" w:hanging="360"/>
       </w:pPr>
+      <w:rPr>
+        <w:rFonts w:ascii="Wingdings" w:hAnsi="Wingdings" w:hint="default"/>
+        <w:sz w:val="20"/>
+      </w:rPr>
     </w:lvl>
   </w:abstractNum>
-  <w:abstractNum w:abstractNumId="8" w15:restartNumberingAfterBreak="0">
-    <w:nsid w:val="4C7A32F3"/>
-    <w:multiLevelType w:val="multilevel"/>
-    <w:tmpl w:val="87E003D6"/>
-    <w:lvl w:ilvl="0">
-      <w:start w:val="1"/>
-      <w:numFmt w:val="decimal"/>
-      <w:lvlText w:val="%1."/>
-      <w:lvlJc w:val="left"/>
-      <w:pPr>
-        <w:tabs>
-          <w:tab w:val="num" w:pos="720"/>
-        </w:tabs>
-        <w:ind w:left="720" w:hanging="360"/>
-      </w:pPr>
-    </w:lvl>
-    <w:lvl w:ilvl="1" w:tentative="1">
-      <w:start w:val="1"/>
-      <w:numFmt w:val="decimal"/>
-      <w:lvlText w:val="%2."/>
-      <w:lvlJc w:val="left"/>
-      <w:pPr>
-        <w:tabs>
-          <w:tab w:val="num" w:pos="1440"/>
-        </w:tabs>
-        <w:ind w:left="1440" w:hanging="360"/>
-      </w:pPr>
-    </w:lvl>
-    <w:lvl w:ilvl="2" w:tentative="1">
-      <w:start w:val="1"/>
-      <w:numFmt w:val="decimal"/>
-      <w:lvlText w:val="%3."/>
-      <w:lvlJc w:val="left"/>
-      <w:pPr>
-        <w:tabs>
-          <w:tab w:val="num" w:pos="2160"/>
-        </w:tabs>
-        <w:ind w:left="2160" w:hanging="360"/>
-      </w:pPr>
-    </w:lvl>
-    <w:lvl w:ilvl="3" w:tentative="1">
-      <w:start w:val="1"/>
-      <w:numFmt w:val="decimal"/>
-      <w:lvlText w:val="%4."/>
-      <w:lvlJc w:val="left"/>
-      <w:pPr>
-        <w:tabs>
-          <w:tab w:val="num" w:pos="2880"/>
-        </w:tabs>
-        <w:ind w:left="2880" w:hanging="360"/>
-      </w:pPr>
-    </w:lvl>
-    <w:lvl w:ilvl="4" w:tentative="1">
-      <w:start w:val="1"/>
-      <w:numFmt w:val="decimal"/>
-      <w:lvlText w:val="%5."/>
-      <w:lvlJc w:val="left"/>
-      <w:pPr>
-        <w:tabs>
-          <w:tab w:val="num" w:pos="3600"/>
-        </w:tabs>
-        <w:ind w:left="3600" w:hanging="360"/>
-      </w:pPr>
-    </w:lvl>
-    <w:lvl w:ilvl="5" w:tentative="1">
-      <w:start w:val="1"/>
-      <w:numFmt w:val="decimal"/>
-      <w:lvlText w:val="%6."/>
-      <w:lvlJc w:val="left"/>
-      <w:pPr>
-        <w:tabs>
-          <w:tab w:val="num" w:pos="4320"/>
-        </w:tabs>
-        <w:ind w:left="4320" w:hanging="360"/>
-      </w:pPr>
-    </w:lvl>
-    <w:lvl w:ilvl="6" w:tentative="1">
-      <w:start w:val="1"/>
-      <w:numFmt w:val="decimal"/>
-      <w:lvlText w:val="%7."/>
-      <w:lvlJc w:val="left"/>
-      <w:pPr>
-        <w:tabs>
-          <w:tab w:val="num" w:pos="5040"/>
-        </w:tabs>
-        <w:ind w:left="5040" w:hanging="360"/>
-      </w:pPr>
-    </w:lvl>
-    <w:lvl w:ilvl="7" w:tentative="1">
-      <w:start w:val="1"/>
-      <w:numFmt w:val="decimal"/>
-      <w:lvlText w:val="%8."/>
-      <w:lvlJc w:val="left"/>
-      <w:pPr>
-        <w:tabs>
-          <w:tab w:val="num" w:pos="5760"/>
-        </w:tabs>
-        <w:ind w:left="5760" w:hanging="360"/>
-      </w:pPr>
-    </w:lvl>
-    <w:lvl w:ilvl="8" w:tentative="1">
-      <w:start w:val="1"/>
-      <w:numFmt w:val="decimal"/>
-      <w:lvlText w:val="%9."/>
-      <w:lvlJc w:val="left"/>
-      <w:pPr>
-        <w:tabs>
-          <w:tab w:val="num" w:pos="6480"/>
-        </w:tabs>
-        <w:ind w:left="6480" w:hanging="360"/>
-      </w:pPr>
-    </w:lvl>
-  </w:abstractNum>
-  <w:abstractNum w:abstractNumId="9" w15:restartNumberingAfterBreak="0">
+  <w:abstractNum w:abstractNumId="20" w15:restartNumberingAfterBreak="0">
     <w:nsid w:val="4E747BD8"/>
     <w:multiLevelType w:val="multilevel"/>
     <w:tmpl w:val="C09230F2"/>
@@ -7677,10 +9754,10 @@
       </w:pPr>
     </w:lvl>
   </w:abstractNum>
-  <w:abstractNum w:abstractNumId="10" w15:restartNumberingAfterBreak="0">
-    <w:nsid w:val="519B7C08"/>
+  <w:abstractNum w:abstractNumId="21" w15:restartNumberingAfterBreak="0">
+    <w:nsid w:val="53B81162"/>
     <w:multiLevelType w:val="multilevel"/>
-    <w:tmpl w:val="3C5C0AB4"/>
+    <w:tmpl w:val="456EEA68"/>
     <w:lvl w:ilvl="0">
       <w:start w:val="1"/>
       <w:numFmt w:val="decimal"/>
@@ -7790,7 +9867,120 @@
       </w:pPr>
     </w:lvl>
   </w:abstractNum>
-  <w:abstractNum w:abstractNumId="11" w15:restartNumberingAfterBreak="0">
+  <w:abstractNum w:abstractNumId="22" w15:restartNumberingAfterBreak="0">
+    <w:nsid w:val="5AC86664"/>
+    <w:multiLevelType w:val="hybridMultilevel"/>
+    <w:tmpl w:val="9F38D51E"/>
+    <w:lvl w:ilvl="0" w:tplc="040C0001">
+      <w:start w:val="1"/>
+      <w:numFmt w:val="bullet"/>
+      <w:lvlText w:val=""/>
+      <w:lvlJc w:val="left"/>
+      <w:pPr>
+        <w:ind w:left="1080" w:hanging="360"/>
+      </w:pPr>
+      <w:rPr>
+        <w:rFonts w:ascii="Symbol" w:hAnsi="Symbol" w:hint="default"/>
+      </w:rPr>
+    </w:lvl>
+    <w:lvl w:ilvl="1" w:tplc="040C0003" w:tentative="1">
+      <w:start w:val="1"/>
+      <w:numFmt w:val="bullet"/>
+      <w:lvlText w:val="o"/>
+      <w:lvlJc w:val="left"/>
+      <w:pPr>
+        <w:ind w:left="1800" w:hanging="360"/>
+      </w:pPr>
+      <w:rPr>
+        <w:rFonts w:ascii="Courier New" w:hAnsi="Courier New" w:cs="Courier New" w:hint="default"/>
+      </w:rPr>
+    </w:lvl>
+    <w:lvl w:ilvl="2" w:tplc="040C0005" w:tentative="1">
+      <w:start w:val="1"/>
+      <w:numFmt w:val="bullet"/>
+      <w:lvlText w:val=""/>
+      <w:lvlJc w:val="left"/>
+      <w:pPr>
+        <w:ind w:left="2520" w:hanging="360"/>
+      </w:pPr>
+      <w:rPr>
+        <w:rFonts w:ascii="Wingdings" w:hAnsi="Wingdings" w:hint="default"/>
+      </w:rPr>
+    </w:lvl>
+    <w:lvl w:ilvl="3" w:tplc="040C0001" w:tentative="1">
+      <w:start w:val="1"/>
+      <w:numFmt w:val="bullet"/>
+      <w:lvlText w:val=""/>
+      <w:lvlJc w:val="left"/>
+      <w:pPr>
+        <w:ind w:left="3240" w:hanging="360"/>
+      </w:pPr>
+      <w:rPr>
+        <w:rFonts w:ascii="Symbol" w:hAnsi="Symbol" w:hint="default"/>
+      </w:rPr>
+    </w:lvl>
+    <w:lvl w:ilvl="4" w:tplc="040C0003" w:tentative="1">
+      <w:start w:val="1"/>
+      <w:numFmt w:val="bullet"/>
+      <w:lvlText w:val="o"/>
+      <w:lvlJc w:val="left"/>
+      <w:pPr>
+        <w:ind w:left="3960" w:hanging="360"/>
+      </w:pPr>
+      <w:rPr>
+        <w:rFonts w:ascii="Courier New" w:hAnsi="Courier New" w:cs="Courier New" w:hint="default"/>
+      </w:rPr>
+    </w:lvl>
+    <w:lvl w:ilvl="5" w:tplc="040C0005" w:tentative="1">
+      <w:start w:val="1"/>
+      <w:numFmt w:val="bullet"/>
+      <w:lvlText w:val=""/>
+      <w:lvlJc w:val="left"/>
+      <w:pPr>
+        <w:ind w:left="4680" w:hanging="360"/>
+      </w:pPr>
+      <w:rPr>
+        <w:rFonts w:ascii="Wingdings" w:hAnsi="Wingdings" w:hint="default"/>
+      </w:rPr>
+    </w:lvl>
+    <w:lvl w:ilvl="6" w:tplc="040C0001" w:tentative="1">
+      <w:start w:val="1"/>
+      <w:numFmt w:val="bullet"/>
+      <w:lvlText w:val=""/>
+      <w:lvlJc w:val="left"/>
+      <w:pPr>
+        <w:ind w:left="5400" w:hanging="360"/>
+      </w:pPr>
+      <w:rPr>
+        <w:rFonts w:ascii="Symbol" w:hAnsi="Symbol" w:hint="default"/>
+      </w:rPr>
+    </w:lvl>
+    <w:lvl w:ilvl="7" w:tplc="040C0003" w:tentative="1">
+      <w:start w:val="1"/>
+      <w:numFmt w:val="bullet"/>
+      <w:lvlText w:val="o"/>
+      <w:lvlJc w:val="left"/>
+      <w:pPr>
+        <w:ind w:left="6120" w:hanging="360"/>
+      </w:pPr>
+      <w:rPr>
+        <w:rFonts w:ascii="Courier New" w:hAnsi="Courier New" w:cs="Courier New" w:hint="default"/>
+      </w:rPr>
+    </w:lvl>
+    <w:lvl w:ilvl="8" w:tplc="040C0005" w:tentative="1">
+      <w:start w:val="1"/>
+      <w:numFmt w:val="bullet"/>
+      <w:lvlText w:val=""/>
+      <w:lvlJc w:val="left"/>
+      <w:pPr>
+        <w:ind w:left="6840" w:hanging="360"/>
+      </w:pPr>
+      <w:rPr>
+        <w:rFonts w:ascii="Wingdings" w:hAnsi="Wingdings" w:hint="default"/>
+      </w:rPr>
+    </w:lvl>
+  </w:abstractNum>
+  <w:abstractNum w:abstractNumId="23" w15:restartNumberingAfterBreak="0">
     <w:nsid w:val="5B5E7B82"/>
     <w:multiLevelType w:val="hybridMultilevel"/>
     <w:tmpl w:val="1938C460"/>
@@ -7879,12 +10069,310 @@
       </w:pPr>
     </w:lvl>
   </w:abstractNum>
-  <w:abstractNum w:abstractNumId="12" w15:restartNumberingAfterBreak="0">
-    <w:nsid w:val="7329312B"/>
+  <w:abstractNum w:abstractNumId="24" w15:restartNumberingAfterBreak="0">
+    <w:nsid w:val="641E2D0D"/>
     <w:multiLevelType w:val="multilevel"/>
-    <w:tmpl w:val="F05C9F4E"/>
+    <w:tmpl w:val="F3B4F526"/>
     <w:lvl w:ilvl="0">
-      <w:start w:val="4"/>
+      <w:start w:val="1"/>
+      <w:numFmt w:val="bullet"/>
+      <w:lvlText w:val=""/>
+      <w:lvlJc w:val="left"/>
+      <w:pPr>
+        <w:tabs>
+          <w:tab w:val="num" w:pos="720"/>
+        </w:tabs>
+        <w:ind w:left="720" w:hanging="360"/>
+      </w:pPr>
+      <w:rPr>
+        <w:rFonts w:ascii="Symbol" w:hAnsi="Symbol" w:hint="default"/>
+        <w:sz w:val="20"/>
+      </w:rPr>
+    </w:lvl>
+    <w:lvl w:ilvl="1" w:tentative="1">
+      <w:start w:val="1"/>
+      <w:numFmt w:val="bullet"/>
+      <w:lvlText w:val="o"/>
+      <w:lvlJc w:val="left"/>
+      <w:pPr>
+        <w:tabs>
+          <w:tab w:val="num" w:pos="1440"/>
+        </w:tabs>
+        <w:ind w:left="1440" w:hanging="360"/>
+      </w:pPr>
+      <w:rPr>
+        <w:rFonts w:ascii="Courier New" w:hAnsi="Courier New" w:hint="default"/>
+        <w:sz w:val="20"/>
+      </w:rPr>
+    </w:lvl>
+    <w:lvl w:ilvl="2" w:tentative="1">
+      <w:start w:val="1"/>
+      <w:numFmt w:val="bullet"/>
+      <w:lvlText w:val=""/>
+      <w:lvlJc w:val="left"/>
+      <w:pPr>
+        <w:tabs>
+          <w:tab w:val="num" w:pos="2160"/>
+        </w:tabs>
+        <w:ind w:left="2160" w:hanging="360"/>
+      </w:pPr>
+      <w:rPr>
+        <w:rFonts w:ascii="Wingdings" w:hAnsi="Wingdings" w:hint="default"/>
+        <w:sz w:val="20"/>
+      </w:rPr>
+    </w:lvl>
+    <w:lvl w:ilvl="3" w:tentative="1">
+      <w:start w:val="1"/>
+      <w:numFmt w:val="bullet"/>
+      <w:lvlText w:val=""/>
+      <w:lvlJc w:val="left"/>
+      <w:pPr>
+        <w:tabs>
+          <w:tab w:val="num" w:pos="2880"/>
+        </w:tabs>
+        <w:ind w:left="2880" w:hanging="360"/>
+      </w:pPr>
+      <w:rPr>
+        <w:rFonts w:ascii="Wingdings" w:hAnsi="Wingdings" w:hint="default"/>
+        <w:sz w:val="20"/>
+      </w:rPr>
+    </w:lvl>
+    <w:lvl w:ilvl="4" w:tentative="1">
+      <w:start w:val="1"/>
+      <w:numFmt w:val="bullet"/>
+      <w:lvlText w:val=""/>
+      <w:lvlJc w:val="left"/>
+      <w:pPr>
+        <w:tabs>
+          <w:tab w:val="num" w:pos="3600"/>
+        </w:tabs>
+        <w:ind w:left="3600" w:hanging="360"/>
+      </w:pPr>
+      <w:rPr>
+        <w:rFonts w:ascii="Wingdings" w:hAnsi="Wingdings" w:hint="default"/>
+        <w:sz w:val="20"/>
+      </w:rPr>
+    </w:lvl>
+    <w:lvl w:ilvl="5" w:tentative="1">
+      <w:start w:val="1"/>
+      <w:numFmt w:val="bullet"/>
+      <w:lvlText w:val=""/>
+      <w:lvlJc w:val="left"/>
+      <w:pPr>
+        <w:tabs>
+          <w:tab w:val="num" w:pos="4320"/>
+        </w:tabs>
+        <w:ind w:left="4320" w:hanging="360"/>
+      </w:pPr>
+      <w:rPr>
+        <w:rFonts w:ascii="Wingdings" w:hAnsi="Wingdings" w:hint="default"/>
+        <w:sz w:val="20"/>
+      </w:rPr>
+    </w:lvl>
+    <w:lvl w:ilvl="6" w:tentative="1">
+      <w:start w:val="1"/>
+      <w:numFmt w:val="bullet"/>
+      <w:lvlText w:val=""/>
+      <w:lvlJc w:val="left"/>
+      <w:pPr>
+        <w:tabs>
+          <w:tab w:val="num" w:pos="5040"/>
+        </w:tabs>
+        <w:ind w:left="5040" w:hanging="360"/>
+      </w:pPr>
+      <w:rPr>
+        <w:rFonts w:ascii="Wingdings" w:hAnsi="Wingdings" w:hint="default"/>
+        <w:sz w:val="20"/>
+      </w:rPr>
+    </w:lvl>
+    <w:lvl w:ilvl="7" w:tentative="1">
+      <w:start w:val="1"/>
+      <w:numFmt w:val="bullet"/>
+      <w:lvlText w:val=""/>
+      <w:lvlJc w:val="left"/>
+      <w:pPr>
+        <w:tabs>
+          <w:tab w:val="num" w:pos="5760"/>
+        </w:tabs>
+        <w:ind w:left="5760" w:hanging="360"/>
+      </w:pPr>
+      <w:rPr>
+        <w:rFonts w:ascii="Wingdings" w:hAnsi="Wingdings" w:hint="default"/>
+        <w:sz w:val="20"/>
+      </w:rPr>
+    </w:lvl>
+    <w:lvl w:ilvl="8" w:tentative="1">
+      <w:start w:val="1"/>
+      <w:numFmt w:val="bullet"/>
+      <w:lvlText w:val=""/>
+      <w:lvlJc w:val="left"/>
+      <w:pPr>
+        <w:tabs>
+          <w:tab w:val="num" w:pos="6480"/>
+        </w:tabs>
+        <w:ind w:left="6480" w:hanging="360"/>
+      </w:pPr>
+      <w:rPr>
+        <w:rFonts w:ascii="Wingdings" w:hAnsi="Wingdings" w:hint="default"/>
+        <w:sz w:val="20"/>
+      </w:rPr>
+    </w:lvl>
+  </w:abstractNum>
+  <w:abstractNum w:abstractNumId="25" w15:restartNumberingAfterBreak="0">
+    <w:nsid w:val="68C816CC"/>
+    <w:multiLevelType w:val="multilevel"/>
+    <w:tmpl w:val="907668A8"/>
+    <w:lvl w:ilvl="0">
+      <w:start w:val="1"/>
+      <w:numFmt w:val="bullet"/>
+      <w:lvlText w:val=""/>
+      <w:lvlJc w:val="left"/>
+      <w:pPr>
+        <w:tabs>
+          <w:tab w:val="num" w:pos="720"/>
+        </w:tabs>
+        <w:ind w:left="720" w:hanging="360"/>
+      </w:pPr>
+      <w:rPr>
+        <w:rFonts w:ascii="Symbol" w:hAnsi="Symbol" w:hint="default"/>
+        <w:sz w:val="20"/>
+      </w:rPr>
+    </w:lvl>
+    <w:lvl w:ilvl="1" w:tentative="1">
+      <w:start w:val="1"/>
+      <w:numFmt w:val="bullet"/>
+      <w:lvlText w:val="o"/>
+      <w:lvlJc w:val="left"/>
+      <w:pPr>
+        <w:tabs>
+          <w:tab w:val="num" w:pos="1440"/>
+        </w:tabs>
+        <w:ind w:left="1440" w:hanging="360"/>
+      </w:pPr>
+      <w:rPr>
+        <w:rFonts w:ascii="Courier New" w:hAnsi="Courier New" w:hint="default"/>
+        <w:sz w:val="20"/>
+      </w:rPr>
+    </w:lvl>
+    <w:lvl w:ilvl="2" w:tentative="1">
+      <w:start w:val="1"/>
+      <w:numFmt w:val="bullet"/>
+      <w:lvlText w:val=""/>
+      <w:lvlJc w:val="left"/>
+      <w:pPr>
+        <w:tabs>
+          <w:tab w:val="num" w:pos="2160"/>
+        </w:tabs>
+        <w:ind w:left="2160" w:hanging="360"/>
+      </w:pPr>
+      <w:rPr>
+        <w:rFonts w:ascii="Wingdings" w:hAnsi="Wingdings" w:hint="default"/>
+        <w:sz w:val="20"/>
+      </w:rPr>
+    </w:lvl>
+    <w:lvl w:ilvl="3" w:tentative="1">
+      <w:start w:val="1"/>
+      <w:numFmt w:val="bullet"/>
+      <w:lvlText w:val=""/>
+      <w:lvlJc w:val="left"/>
+      <w:pPr>
+        <w:tabs>
+          <w:tab w:val="num" w:pos="2880"/>
+        </w:tabs>
+        <w:ind w:left="2880" w:hanging="360"/>
+      </w:pPr>
+      <w:rPr>
+        <w:rFonts w:ascii="Wingdings" w:hAnsi="Wingdings" w:hint="default"/>
+        <w:sz w:val="20"/>
+      </w:rPr>
+    </w:lvl>
+    <w:lvl w:ilvl="4" w:tentative="1">
+      <w:start w:val="1"/>
+      <w:numFmt w:val="bullet"/>
+      <w:lvlText w:val=""/>
+      <w:lvlJc w:val="left"/>
+      <w:pPr>
+        <w:tabs>
+          <w:tab w:val="num" w:pos="3600"/>
+        </w:tabs>
+        <w:ind w:left="3600" w:hanging="360"/>
+      </w:pPr>
+      <w:rPr>
+        <w:rFonts w:ascii="Wingdings" w:hAnsi="Wingdings" w:hint="default"/>
+        <w:sz w:val="20"/>
+      </w:rPr>
+    </w:lvl>
+    <w:lvl w:ilvl="5" w:tentative="1">
+      <w:start w:val="1"/>
+      <w:numFmt w:val="bullet"/>
+      <w:lvlText w:val=""/>
+      <w:lvlJc w:val="left"/>
+      <w:pPr>
+        <w:tabs>
+          <w:tab w:val="num" w:pos="4320"/>
+        </w:tabs>
+        <w:ind w:left="4320" w:hanging="360"/>
+      </w:pPr>
+      <w:rPr>
+        <w:rFonts w:ascii="Wingdings" w:hAnsi="Wingdings" w:hint="default"/>
+        <w:sz w:val="20"/>
+      </w:rPr>
+    </w:lvl>
+    <w:lvl w:ilvl="6" w:tentative="1">
+      <w:start w:val="1"/>
+      <w:numFmt w:val="bullet"/>
+      <w:lvlText w:val=""/>
+      <w:lvlJc w:val="left"/>
+      <w:pPr>
+        <w:tabs>
+          <w:tab w:val="num" w:pos="5040"/>
+        </w:tabs>
+        <w:ind w:left="5040" w:hanging="360"/>
+      </w:pPr>
+      <w:rPr>
+        <w:rFonts w:ascii="Wingdings" w:hAnsi="Wingdings" w:hint="default"/>
+        <w:sz w:val="20"/>
+      </w:rPr>
+    </w:lvl>
+    <w:lvl w:ilvl="7" w:tentative="1">
+      <w:start w:val="1"/>
+      <w:numFmt w:val="bullet"/>
+      <w:lvlText w:val=""/>
+      <w:lvlJc w:val="left"/>
+      <w:pPr>
+        <w:tabs>
+          <w:tab w:val="num" w:pos="5760"/>
+        </w:tabs>
+        <w:ind w:left="5760" w:hanging="360"/>
+      </w:pPr>
+      <w:rPr>
+        <w:rFonts w:ascii="Wingdings" w:hAnsi="Wingdings" w:hint="default"/>
+        <w:sz w:val="20"/>
+      </w:rPr>
+    </w:lvl>
+    <w:lvl w:ilvl="8" w:tentative="1">
+      <w:start w:val="1"/>
+      <w:numFmt w:val="bullet"/>
+      <w:lvlText w:val=""/>
+      <w:lvlJc w:val="left"/>
+      <w:pPr>
+        <w:tabs>
+          <w:tab w:val="num" w:pos="6480"/>
+        </w:tabs>
+        <w:ind w:left="6480" w:hanging="360"/>
+      </w:pPr>
+      <w:rPr>
+        <w:rFonts w:ascii="Wingdings" w:hAnsi="Wingdings" w:hint="default"/>
+        <w:sz w:val="20"/>
+      </w:rPr>
+    </w:lvl>
+  </w:abstractNum>
+  <w:abstractNum w:abstractNumId="26" w15:restartNumberingAfterBreak="0">
+    <w:nsid w:val="6CA370CB"/>
+    <w:multiLevelType w:val="multilevel"/>
+    <w:tmpl w:val="D0000B76"/>
+    <w:lvl w:ilvl="0">
+      <w:start w:val="1"/>
       <w:numFmt w:val="decimal"/>
       <w:lvlText w:val="%1."/>
       <w:lvlJc w:val="left"/>
@@ -7992,7 +10480,382 @@
       </w:pPr>
     </w:lvl>
   </w:abstractNum>
-  <w:abstractNum w:abstractNumId="13" w15:restartNumberingAfterBreak="0">
+  <w:abstractNum w:abstractNumId="27" w15:restartNumberingAfterBreak="0">
+    <w:nsid w:val="72D70137"/>
+    <w:multiLevelType w:val="hybridMultilevel"/>
+    <w:tmpl w:val="7234BE22"/>
+    <w:lvl w:ilvl="0" w:tplc="040C0001">
+      <w:start w:val="1"/>
+      <w:numFmt w:val="bullet"/>
+      <w:lvlText w:val=""/>
+      <w:lvlJc w:val="left"/>
+      <w:pPr>
+        <w:ind w:left="1080" w:hanging="360"/>
+      </w:pPr>
+      <w:rPr>
+        <w:rFonts w:ascii="Symbol" w:hAnsi="Symbol" w:hint="default"/>
+      </w:rPr>
+    </w:lvl>
+    <w:lvl w:ilvl="1" w:tplc="040C0003" w:tentative="1">
+      <w:start w:val="1"/>
+      <w:numFmt w:val="bullet"/>
+      <w:lvlText w:val="o"/>
+      <w:lvlJc w:val="left"/>
+      <w:pPr>
+        <w:ind w:left="1800" w:hanging="360"/>
+      </w:pPr>
+      <w:rPr>
+        <w:rFonts w:ascii="Courier New" w:hAnsi="Courier New" w:cs="Courier New" w:hint="default"/>
+      </w:rPr>
+    </w:lvl>
+    <w:lvl w:ilvl="2" w:tplc="040C0005" w:tentative="1">
+      <w:start w:val="1"/>
+      <w:numFmt w:val="bullet"/>
+      <w:lvlText w:val=""/>
+      <w:lvlJc w:val="left"/>
+      <w:pPr>
+        <w:ind w:left="2520" w:hanging="360"/>
+      </w:pPr>
+      <w:rPr>
+        <w:rFonts w:ascii="Wingdings" w:hAnsi="Wingdings" w:hint="default"/>
+      </w:rPr>
+    </w:lvl>
+    <w:lvl w:ilvl="3" w:tplc="040C0001" w:tentative="1">
+      <w:start w:val="1"/>
+      <w:numFmt w:val="bullet"/>
+      <w:lvlText w:val=""/>
+      <w:lvlJc w:val="left"/>
+      <w:pPr>
+        <w:ind w:left="3240" w:hanging="360"/>
+      </w:pPr>
+      <w:rPr>
+        <w:rFonts w:ascii="Symbol" w:hAnsi="Symbol" w:hint="default"/>
+      </w:rPr>
+    </w:lvl>
+    <w:lvl w:ilvl="4" w:tplc="040C0003" w:tentative="1">
+      <w:start w:val="1"/>
+      <w:numFmt w:val="bullet"/>
+      <w:lvlText w:val="o"/>
+      <w:lvlJc w:val="left"/>
+      <w:pPr>
+        <w:ind w:left="3960" w:hanging="360"/>
+      </w:pPr>
+      <w:rPr>
+        <w:rFonts w:ascii="Courier New" w:hAnsi="Courier New" w:cs="Courier New" w:hint="default"/>
+      </w:rPr>
+    </w:lvl>
+    <w:lvl w:ilvl="5" w:tplc="040C0005" w:tentative="1">
+      <w:start w:val="1"/>
+      <w:numFmt w:val="bullet"/>
+      <w:lvlText w:val=""/>
+      <w:lvlJc w:val="left"/>
+      <w:pPr>
+        <w:ind w:left="4680" w:hanging="360"/>
+      </w:pPr>
+      <w:rPr>
+        <w:rFonts w:ascii="Wingdings" w:hAnsi="Wingdings" w:hint="default"/>
+      </w:rPr>
+    </w:lvl>
+    <w:lvl w:ilvl="6" w:tplc="040C0001" w:tentative="1">
+      <w:start w:val="1"/>
+      <w:numFmt w:val="bullet"/>
+      <w:lvlText w:val=""/>
+      <w:lvlJc w:val="left"/>
+      <w:pPr>
+        <w:ind w:left="5400" w:hanging="360"/>
+      </w:pPr>
+      <w:rPr>
+        <w:rFonts w:ascii="Symbol" w:hAnsi="Symbol" w:hint="default"/>
+      </w:rPr>
+    </w:lvl>
+    <w:lvl w:ilvl="7" w:tplc="040C0003" w:tentative="1">
+      <w:start w:val="1"/>
+      <w:numFmt w:val="bullet"/>
+      <w:lvlText w:val="o"/>
+      <w:lvlJc w:val="left"/>
+      <w:pPr>
+        <w:ind w:left="6120" w:hanging="360"/>
+      </w:pPr>
+      <w:rPr>
+        <w:rFonts w:ascii="Courier New" w:hAnsi="Courier New" w:cs="Courier New" w:hint="default"/>
+      </w:rPr>
+    </w:lvl>
+    <w:lvl w:ilvl="8" w:tplc="040C0005" w:tentative="1">
+      <w:start w:val="1"/>
+      <w:numFmt w:val="bullet"/>
+      <w:lvlText w:val=""/>
+      <w:lvlJc w:val="left"/>
+      <w:pPr>
+        <w:ind w:left="6840" w:hanging="360"/>
+      </w:pPr>
+      <w:rPr>
+        <w:rFonts w:ascii="Wingdings" w:hAnsi="Wingdings" w:hint="default"/>
+      </w:rPr>
+    </w:lvl>
+  </w:abstractNum>
+  <w:abstractNum w:abstractNumId="28" w15:restartNumberingAfterBreak="0">
+    <w:nsid w:val="75661C1F"/>
+    <w:multiLevelType w:val="multilevel"/>
+    <w:tmpl w:val="EA627172"/>
+    <w:lvl w:ilvl="0">
+      <w:start w:val="1"/>
+      <w:numFmt w:val="bullet"/>
+      <w:lvlText w:val=""/>
+      <w:lvlJc w:val="left"/>
+      <w:pPr>
+        <w:tabs>
+          <w:tab w:val="num" w:pos="720"/>
+        </w:tabs>
+        <w:ind w:left="720" w:hanging="360"/>
+      </w:pPr>
+      <w:rPr>
+        <w:rFonts w:ascii="Symbol" w:hAnsi="Symbol" w:hint="default"/>
+        <w:sz w:val="20"/>
+      </w:rPr>
+    </w:lvl>
+    <w:lvl w:ilvl="1" w:tentative="1">
+      <w:start w:val="1"/>
+      <w:numFmt w:val="bullet"/>
+      <w:lvlText w:val="o"/>
+      <w:lvlJc w:val="left"/>
+      <w:pPr>
+        <w:tabs>
+          <w:tab w:val="num" w:pos="1440"/>
+        </w:tabs>
+        <w:ind w:left="1440" w:hanging="360"/>
+      </w:pPr>
+      <w:rPr>
+        <w:rFonts w:ascii="Courier New" w:hAnsi="Courier New" w:hint="default"/>
+        <w:sz w:val="20"/>
+      </w:rPr>
+    </w:lvl>
+    <w:lvl w:ilvl="2" w:tentative="1">
+      <w:start w:val="1"/>
+      <w:numFmt w:val="bullet"/>
+      <w:lvlText w:val=""/>
+      <w:lvlJc w:val="left"/>
+      <w:pPr>
+        <w:tabs>
+          <w:tab w:val="num" w:pos="2160"/>
+        </w:tabs>
+        <w:ind w:left="2160" w:hanging="360"/>
+      </w:pPr>
+      <w:rPr>
+        <w:rFonts w:ascii="Wingdings" w:hAnsi="Wingdings" w:hint="default"/>
+        <w:sz w:val="20"/>
+      </w:rPr>
+    </w:lvl>
+    <w:lvl w:ilvl="3" w:tentative="1">
+      <w:start w:val="1"/>
+      <w:numFmt w:val="bullet"/>
+      <w:lvlText w:val=""/>
+      <w:lvlJc w:val="left"/>
+      <w:pPr>
+        <w:tabs>
+          <w:tab w:val="num" w:pos="2880"/>
+        </w:tabs>
+        <w:ind w:left="2880" w:hanging="360"/>
+      </w:pPr>
+      <w:rPr>
+        <w:rFonts w:ascii="Wingdings" w:hAnsi="Wingdings" w:hint="default"/>
+        <w:sz w:val="20"/>
+      </w:rPr>
+    </w:lvl>
+    <w:lvl w:ilvl="4" w:tentative="1">
+      <w:start w:val="1"/>
+      <w:numFmt w:val="bullet"/>
+      <w:lvlText w:val=""/>
+      <w:lvlJc w:val="left"/>
+      <w:pPr>
+        <w:tabs>
+          <w:tab w:val="num" w:pos="3600"/>
+        </w:tabs>
+        <w:ind w:left="3600" w:hanging="360"/>
+      </w:pPr>
+      <w:rPr>
+        <w:rFonts w:ascii="Wingdings" w:hAnsi="Wingdings" w:hint="default"/>
+        <w:sz w:val="20"/>
+      </w:rPr>
+    </w:lvl>
+    <w:lvl w:ilvl="5" w:tentative="1">
+      <w:start w:val="1"/>
+      <w:numFmt w:val="bullet"/>
+      <w:lvlText w:val=""/>
+      <w:lvlJc w:val="left"/>
+      <w:pPr>
+        <w:tabs>
+          <w:tab w:val="num" w:pos="4320"/>
+        </w:tabs>
+        <w:ind w:left="4320" w:hanging="360"/>
+      </w:pPr>
+      <w:rPr>
+        <w:rFonts w:ascii="Wingdings" w:hAnsi="Wingdings" w:hint="default"/>
+        <w:sz w:val="20"/>
+      </w:rPr>
+    </w:lvl>
+    <w:lvl w:ilvl="6" w:tentative="1">
+      <w:start w:val="1"/>
+      <w:numFmt w:val="bullet"/>
+      <w:lvlText w:val=""/>
+      <w:lvlJc w:val="left"/>
+      <w:pPr>
+        <w:tabs>
+          <w:tab w:val="num" w:pos="5040"/>
+        </w:tabs>
+        <w:ind w:left="5040" w:hanging="360"/>
+      </w:pPr>
+      <w:rPr>
+        <w:rFonts w:ascii="Wingdings" w:hAnsi="Wingdings" w:hint="default"/>
+        <w:sz w:val="20"/>
+      </w:rPr>
+    </w:lvl>
+    <w:lvl w:ilvl="7" w:tentative="1">
+      <w:start w:val="1"/>
+      <w:numFmt w:val="bullet"/>
+      <w:lvlText w:val=""/>
+      <w:lvlJc w:val="left"/>
+      <w:pPr>
+        <w:tabs>
+          <w:tab w:val="num" w:pos="5760"/>
+        </w:tabs>
+        <w:ind w:left="5760" w:hanging="360"/>
+      </w:pPr>
+      <w:rPr>
+        <w:rFonts w:ascii="Wingdings" w:hAnsi="Wingdings" w:hint="default"/>
+        <w:sz w:val="20"/>
+      </w:rPr>
+    </w:lvl>
+    <w:lvl w:ilvl="8" w:tentative="1">
+      <w:start w:val="1"/>
+      <w:numFmt w:val="bullet"/>
+      <w:lvlText w:val=""/>
+      <w:lvlJc w:val="left"/>
+      <w:pPr>
+        <w:tabs>
+          <w:tab w:val="num" w:pos="6480"/>
+        </w:tabs>
+        <w:ind w:left="6480" w:hanging="360"/>
+      </w:pPr>
+      <w:rPr>
+        <w:rFonts w:ascii="Wingdings" w:hAnsi="Wingdings" w:hint="default"/>
+        <w:sz w:val="20"/>
+      </w:rPr>
+    </w:lvl>
+  </w:abstractNum>
+  <w:abstractNum w:abstractNumId="29" w15:restartNumberingAfterBreak="0">
+    <w:nsid w:val="759820A3"/>
+    <w:multiLevelType w:val="hybridMultilevel"/>
+    <w:tmpl w:val="AE602490"/>
+    <w:lvl w:ilvl="0" w:tplc="040C0001">
+      <w:start w:val="1"/>
+      <w:numFmt w:val="bullet"/>
+      <w:lvlText w:val=""/>
+      <w:lvlJc w:val="left"/>
+      <w:pPr>
+        <w:ind w:left="1080" w:hanging="360"/>
+      </w:pPr>
+      <w:rPr>
+        <w:rFonts w:ascii="Symbol" w:hAnsi="Symbol" w:hint="default"/>
+      </w:rPr>
+    </w:lvl>
+    <w:lvl w:ilvl="1" w:tplc="040C0003" w:tentative="1">
+      <w:start w:val="1"/>
+      <w:numFmt w:val="bullet"/>
+      <w:lvlText w:val="o"/>
+      <w:lvlJc w:val="left"/>
+      <w:pPr>
+        <w:ind w:left="1800" w:hanging="360"/>
+      </w:pPr>
+      <w:rPr>
+        <w:rFonts w:ascii="Courier New" w:hAnsi="Courier New" w:cs="Courier New" w:hint="default"/>
+      </w:rPr>
+    </w:lvl>
+    <w:lvl w:ilvl="2" w:tplc="040C0005" w:tentative="1">
+      <w:start w:val="1"/>
+      <w:numFmt w:val="bullet"/>
+      <w:lvlText w:val=""/>
+      <w:lvlJc w:val="left"/>
+      <w:pPr>
+        <w:ind w:left="2520" w:hanging="360"/>
+      </w:pPr>
+      <w:rPr>
+        <w:rFonts w:ascii="Wingdings" w:hAnsi="Wingdings" w:hint="default"/>
+      </w:rPr>
+    </w:lvl>
+    <w:lvl w:ilvl="3" w:tplc="040C0001" w:tentative="1">
+      <w:start w:val="1"/>
+      <w:numFmt w:val="bullet"/>
+      <w:lvlText w:val=""/>
+      <w:lvlJc w:val="left"/>
+      <w:pPr>
+        <w:ind w:left="3240" w:hanging="360"/>
+      </w:pPr>
+      <w:rPr>
+        <w:rFonts w:ascii="Symbol" w:hAnsi="Symbol" w:hint="default"/>
+      </w:rPr>
+    </w:lvl>
+    <w:lvl w:ilvl="4" w:tplc="040C0003" w:tentative="1">
+      <w:start w:val="1"/>
+      <w:numFmt w:val="bullet"/>
+      <w:lvlText w:val="o"/>
+      <w:lvlJc w:val="left"/>
+      <w:pPr>
+        <w:ind w:left="3960" w:hanging="360"/>
+      </w:pPr>
+      <w:rPr>
+        <w:rFonts w:ascii="Courier New" w:hAnsi="Courier New" w:cs="Courier New" w:hint="default"/>
+      </w:rPr>
+    </w:lvl>
+    <w:lvl w:ilvl="5" w:tplc="040C0005" w:tentative="1">
+      <w:start w:val="1"/>
+      <w:numFmt w:val="bullet"/>
+      <w:lvlText w:val=""/>
+      <w:lvlJc w:val="left"/>
+      <w:pPr>
+        <w:ind w:left="4680" w:hanging="360"/>
+      </w:pPr>
+      <w:rPr>
+        <w:rFonts w:ascii="Wingdings" w:hAnsi="Wingdings" w:hint="default"/>
+      </w:rPr>
+    </w:lvl>
+    <w:lvl w:ilvl="6" w:tplc="040C0001" w:tentative="1">
+      <w:start w:val="1"/>
+      <w:numFmt w:val="bullet"/>
+      <w:lvlText w:val=""/>
+      <w:lvlJc w:val="left"/>
+      <w:pPr>
+        <w:ind w:left="5400" w:hanging="360"/>
+      </w:pPr>
+      <w:rPr>
+        <w:rFonts w:ascii="Symbol" w:hAnsi="Symbol" w:hint="default"/>
+      </w:rPr>
+    </w:lvl>
+    <w:lvl w:ilvl="7" w:tplc="040C0003" w:tentative="1">
+      <w:start w:val="1"/>
+      <w:numFmt w:val="bullet"/>
+      <w:lvlText w:val="o"/>
+      <w:lvlJc w:val="left"/>
+      <w:pPr>
+        <w:ind w:left="6120" w:hanging="360"/>
+      </w:pPr>
+      <w:rPr>
+        <w:rFonts w:ascii="Courier New" w:hAnsi="Courier New" w:cs="Courier New" w:hint="default"/>
+      </w:rPr>
+    </w:lvl>
+    <w:lvl w:ilvl="8" w:tplc="040C0005" w:tentative="1">
+      <w:start w:val="1"/>
+      <w:numFmt w:val="bullet"/>
+      <w:lvlText w:val=""/>
+      <w:lvlJc w:val="left"/>
+      <w:pPr>
+        <w:ind w:left="6840" w:hanging="360"/>
+      </w:pPr>
+      <w:rPr>
+        <w:rFonts w:ascii="Wingdings" w:hAnsi="Wingdings" w:hint="default"/>
+      </w:rPr>
+    </w:lvl>
+  </w:abstractNum>
+  <w:abstractNum w:abstractNumId="30" w15:restartNumberingAfterBreak="0">
     <w:nsid w:val="76CC419A"/>
     <w:multiLevelType w:val="hybridMultilevel"/>
     <w:tmpl w:val="EBCEDFC4"/>
@@ -8079,46 +10942,97 @@
     </w:lvl>
   </w:abstractNum>
   <w:num w:numId="1" w16cid:durableId="28377106">
-    <w:abstractNumId w:val="4"/>
+    <w:abstractNumId w:val="8"/>
   </w:num>
   <w:num w:numId="2" w16cid:durableId="1310011409">
+    <w:abstractNumId w:val="7"/>
+  </w:num>
+  <w:num w:numId="3" w16cid:durableId="1561399941">
+    <w:abstractNumId w:val="20"/>
+  </w:num>
+  <w:num w:numId="4" w16cid:durableId="1487940934">
+    <w:abstractNumId w:val="5"/>
+  </w:num>
+  <w:num w:numId="5" w16cid:durableId="40907158">
+    <w:abstractNumId w:val="30"/>
+  </w:num>
+  <w:num w:numId="6" w16cid:durableId="874274932">
+    <w:abstractNumId w:val="23"/>
+  </w:num>
+  <w:num w:numId="7" w16cid:durableId="1374423739">
+    <w:abstractNumId w:val="13"/>
+  </w:num>
+  <w:num w:numId="8" w16cid:durableId="1507087767">
+    <w:abstractNumId w:val="17"/>
+  </w:num>
+  <w:num w:numId="9" w16cid:durableId="102846149">
+    <w:abstractNumId w:val="15"/>
+  </w:num>
+  <w:num w:numId="10" w16cid:durableId="370036279">
+    <w:abstractNumId w:val="11"/>
+  </w:num>
+  <w:num w:numId="11" w16cid:durableId="934021065">
+    <w:abstractNumId w:val="24"/>
+  </w:num>
+  <w:num w:numId="12" w16cid:durableId="706293000">
+    <w:abstractNumId w:val="19"/>
+  </w:num>
+  <w:num w:numId="13" w16cid:durableId="32468881">
+    <w:abstractNumId w:val="26"/>
+  </w:num>
+  <w:num w:numId="14" w16cid:durableId="1596398005">
+    <w:abstractNumId w:val="28"/>
+  </w:num>
+  <w:num w:numId="15" w16cid:durableId="451827117">
+    <w:abstractNumId w:val="21"/>
+  </w:num>
+  <w:num w:numId="16" w16cid:durableId="1918399207">
+    <w:abstractNumId w:val="10"/>
+  </w:num>
+  <w:num w:numId="17" w16cid:durableId="823854257">
+    <w:abstractNumId w:val="25"/>
+  </w:num>
+  <w:num w:numId="18" w16cid:durableId="773864464">
+    <w:abstractNumId w:val="9"/>
+  </w:num>
+  <w:num w:numId="19" w16cid:durableId="702558061">
+    <w:abstractNumId w:val="18"/>
+  </w:num>
+  <w:num w:numId="20" w16cid:durableId="211429588">
+    <w:abstractNumId w:val="6"/>
+  </w:num>
+  <w:num w:numId="21" w16cid:durableId="1644509167">
+    <w:abstractNumId w:val="2"/>
+  </w:num>
+  <w:num w:numId="22" w16cid:durableId="313072118">
+    <w:abstractNumId w:val="12"/>
+  </w:num>
+  <w:num w:numId="23" w16cid:durableId="12994574">
+    <w:abstractNumId w:val="1"/>
+  </w:num>
+  <w:num w:numId="24" w16cid:durableId="831606264">
+    <w:abstractNumId w:val="29"/>
+  </w:num>
+  <w:num w:numId="25" w16cid:durableId="1422066637">
     <w:abstractNumId w:val="3"/>
   </w:num>
-  <w:num w:numId="3" w16cid:durableId="1561399941">
-    <w:abstractNumId w:val="9"/>
+  <w:num w:numId="26" w16cid:durableId="1808010845">
+    <w:abstractNumId w:val="16"/>
   </w:num>
-  <w:num w:numId="4" w16cid:durableId="1487940934">
-    <w:abstractNumId w:val="1"/>
+  <w:num w:numId="27" w16cid:durableId="1578709366">
+    <w:abstractNumId w:val="14"/>
   </w:num>
-  <w:num w:numId="5" w16cid:durableId="40907158">
-    <w:abstractNumId w:val="13"/>
+  <w:num w:numId="28" w16cid:durableId="117261335">
+    <w:abstractNumId w:val="27"/>
   </w:num>
-  <w:num w:numId="6" w16cid:durableId="874274932">
-    <w:abstractNumId w:val="11"/>
-  </w:num>
-  <w:num w:numId="7" w16cid:durableId="1208377316">
-    <w:abstractNumId w:val="2"/>
-  </w:num>
-  <w:num w:numId="8" w16cid:durableId="1295063374">
-    <w:abstractNumId w:val="8"/>
-  </w:num>
-  <w:num w:numId="9" w16cid:durableId="914508267">
+  <w:num w:numId="29" w16cid:durableId="1098405553">
     <w:abstractNumId w:val="0"/>
   </w:num>
-  <w:num w:numId="10" w16cid:durableId="2112972872">
-    <w:abstractNumId w:val="12"/>
+  <w:num w:numId="30" w16cid:durableId="1409376854">
+    <w:abstractNumId w:val="22"/>
   </w:num>
-  <w:num w:numId="11" w16cid:durableId="1509056538">
-    <w:abstractNumId w:val="7"/>
-  </w:num>
-  <w:num w:numId="12" w16cid:durableId="49815084">
-    <w:abstractNumId w:val="10"/>
-  </w:num>
-  <w:num w:numId="13" w16cid:durableId="1281032323">
-    <w:abstractNumId w:val="5"/>
-  </w:num>
-  <w:num w:numId="14" w16cid:durableId="920679870">
-    <w:abstractNumId w:val="6"/>
+  <w:num w:numId="31" w16cid:durableId="1591231238">
+    <w:abstractNumId w:val="4"/>
   </w:num>
 </w:numbering>
 </file>
@@ -8525,27 +11439,6 @@
       <w:spacing w:after="160" w:line="259" w:lineRule="auto"/>
     </w:pPr>
   </w:style>
-  <w:style w:type="paragraph" w:styleId="Titre1">
-    <w:name w:val="heading 1"/>
-    <w:basedOn w:val="Normal"/>
-    <w:next w:val="Normal"/>
-    <w:link w:val="Titre1Car"/>
-    <w:uiPriority w:val="9"/>
-    <w:qFormat/>
-    <w:rsid w:val="004165DA"/>
-    <w:pPr>
-      <w:keepNext/>
-      <w:keepLines/>
-      <w:spacing w:before="240" w:after="0"/>
-      <w:outlineLvl w:val="0"/>
-    </w:pPr>
-    <w:rPr>
-      <w:rFonts w:asciiTheme="majorHAnsi" w:eastAsiaTheme="majorEastAsia" w:hAnsiTheme="majorHAnsi" w:cstheme="majorBidi"/>
-      <w:color w:val="2F5496" w:themeColor="accent1" w:themeShade="BF"/>
-      <w:sz w:val="32"/>
-      <w:szCs w:val="32"/>
-    </w:rPr>
-  </w:style>
   <w:style w:type="paragraph" w:styleId="Titre3">
     <w:name w:val="heading 3"/>
     <w:basedOn w:val="Normal"/>
@@ -8555,7 +11448,7 @@
     <w:semiHidden/>
     <w:unhideWhenUsed/>
     <w:qFormat/>
-    <w:rsid w:val="004165DA"/>
+    <w:rsid w:val="00470361"/>
     <w:pPr>
       <w:keepNext/>
       <w:keepLines/>
@@ -8809,17 +11702,18 @@
       <w:lang w:val="fr-CD" w:eastAsia="fr-FR"/>
     </w:rPr>
   </w:style>
-  <w:style w:type="character" w:customStyle="1" w:styleId="Titre1Car">
-    <w:name w:val="Titre 1 Car"/>
+  <w:style w:type="character" w:customStyle="1" w:styleId="Titre3Car">
+    <w:name w:val="Titre 3 Car"/>
     <w:basedOn w:val="Policepardfaut"/>
-    <w:link w:val="Titre1"/>
+    <w:link w:val="Titre3"/>
     <w:uiPriority w:val="9"/>
-    <w:rsid w:val="004165DA"/>
+    <w:semiHidden/>
+    <w:rsid w:val="00470361"/>
     <w:rPr>
       <w:rFonts w:asciiTheme="majorHAnsi" w:eastAsiaTheme="majorEastAsia" w:hAnsiTheme="majorHAnsi" w:cstheme="majorBidi"/>
-      <w:color w:val="2F5496" w:themeColor="accent1" w:themeShade="BF"/>
-      <w:sz w:val="32"/>
-      <w:szCs w:val="32"/>
+      <w:color w:val="1F3763" w:themeColor="accent1" w:themeShade="7F"/>
+      <w:sz w:val="24"/>
+      <w:szCs w:val="24"/>
     </w:rPr>
   </w:style>
   <w:style w:type="character" w:styleId="lev">
@@ -8827,24 +11721,21 @@
     <w:basedOn w:val="Policepardfaut"/>
     <w:uiPriority w:val="22"/>
     <w:qFormat/>
-    <w:rsid w:val="004165DA"/>
+    <w:rsid w:val="00470361"/>
     <w:rPr>
       <w:b/>
       <w:bCs/>
     </w:rPr>
   </w:style>
-  <w:style w:type="character" w:customStyle="1" w:styleId="Titre3Car">
-    <w:name w:val="Titre 3 Car"/>
+  <w:style w:type="character" w:styleId="Accentuation">
+    <w:name w:val="Emphasis"/>
     <w:basedOn w:val="Policepardfaut"/>
-    <w:link w:val="Titre3"/>
-    <w:uiPriority w:val="9"/>
-    <w:semiHidden/>
-    <w:rsid w:val="004165DA"/>
+    <w:uiPriority w:val="20"/>
+    <w:qFormat/>
+    <w:rsid w:val="0077479F"/>
     <w:rPr>
-      <w:rFonts w:asciiTheme="majorHAnsi" w:eastAsiaTheme="majorEastAsia" w:hAnsiTheme="majorHAnsi" w:cstheme="majorBidi"/>
-      <w:color w:val="1F3763" w:themeColor="accent1" w:themeShade="7F"/>
-      <w:sz w:val="24"/>
-      <w:szCs w:val="24"/>
+      <w:i/>
+      <w:iCs/>
     </w:rPr>
   </w:style>
 </w:styles>
